--- a/Dev_Rana_Kaila_Synopsis_FINAL.docx
+++ b/Dev_Rana_Kaila_Synopsis_FINAL.docx
@@ -4,14 +4,41 @@
   <w:body>
     <w:p>
       <w:pPr>
-        <w:spacing w:before="0" w:after="160" w:line="480" w:lineRule="exact"/>
+        <w:spacing w:before="200" w:after="120" w:line="276" w:lineRule="auto"/>
         <w:jc w:val="center"/>
       </w:pPr>
       <w:r>
         <w:rPr>
           <w:rFonts w:ascii="Times New Roman" w:hAnsi="Times New Roman"/>
           <w:b/>
-          <w:i w:val="0"/>
+          <w:color w:val="000000"/>
+          <w:sz w:val="26"/>
+        </w:rPr>
+        <w:t>DUAL-STREAM SPATIAL AND FREQUENCY-DOMAIN DEEPFAKE VIDEO</w:t>
+        <w:br/>
+        <w:t>DETECTION USING EFFICIENTNET-B4 AND</w:t>
+        <w:br/>
+        <w:t>DISCRETE COSINE TRANSFORM (DCT)</w:t>
+      </w:r>
+    </w:p>
+    <w:p>
+      <w:pPr>
+        <w:spacing w:before="80" w:after="120"/>
+        <w:pBdr>
+          <w:bottom w:val="single" w:sz="12" w:space="1" w:color="B8860B"/>
+        </w:pBdr>
+      </w:pPr>
+    </w:p>
+    <w:p>
+      <w:pPr>
+        <w:spacing w:before="120" w:after="200"/>
+        <w:jc w:val="center"/>
+      </w:pPr>
+      <w:r>
+        <w:rPr>
+          <w:rFonts w:ascii="Times New Roman" w:hAnsi="Times New Roman"/>
+          <w:b/>
+          <w:color w:val="1A365D"/>
           <w:sz w:val="32"/>
         </w:rPr>
         <w:t>MINI PROJECT SYNOPSIS</w:t>
@@ -19,92 +46,125 @@
     </w:p>
     <w:p>
       <w:pPr>
-        <w:spacing w:before="80" w:after="40" w:line="330" w:lineRule="exact"/>
+        <w:spacing w:before="40" w:after="40"/>
         <w:jc w:val="center"/>
       </w:pPr>
       <w:r>
         <w:rPr>
           <w:rFonts w:ascii="Times New Roman" w:hAnsi="Times New Roman"/>
-          <w:b w:val="0"/>
-          <w:i w:val="0"/>
-          <w:sz w:val="22"/>
+          <w:i/>
+          <w:sz w:val="20"/>
         </w:rPr>
         <w:t>Submitted in partial fulfilment of the requirement for the award of the degree of</w:t>
       </w:r>
     </w:p>
     <w:p>
       <w:pPr>
-        <w:spacing w:before="40" w:after="40" w:line="390" w:lineRule="exact"/>
+        <w:spacing w:before="40" w:after="40"/>
         <w:jc w:val="center"/>
       </w:pPr>
       <w:r>
         <w:rPr>
           <w:rFonts w:ascii="Times New Roman" w:hAnsi="Times New Roman"/>
           <w:b/>
-          <w:i w:val="0"/>
-          <w:sz w:val="26"/>
+          <w:sz w:val="25"/>
         </w:rPr>
         <w:t>Bachelor of Technology</w:t>
       </w:r>
     </w:p>
     <w:p>
       <w:pPr>
-        <w:spacing w:before="40" w:after="40" w:line="330" w:lineRule="exact"/>
+        <w:spacing w:before="0" w:after="40"/>
         <w:jc w:val="center"/>
       </w:pPr>
       <w:r>
         <w:rPr>
           <w:rFonts w:ascii="Times New Roman" w:hAnsi="Times New Roman"/>
-          <w:b w:val="0"/>
-          <w:i w:val="0"/>
-          <w:sz w:val="22"/>
+          <w:sz w:val="20"/>
         </w:rPr>
         <w:t>in</w:t>
       </w:r>
     </w:p>
     <w:p>
       <w:pPr>
-        <w:spacing w:before="40" w:after="240" w:line="390" w:lineRule="exact"/>
+        <w:spacing w:before="0" w:after="160"/>
         <w:jc w:val="center"/>
       </w:pPr>
       <w:r>
         <w:rPr>
           <w:rFonts w:ascii="Times New Roman" w:hAnsi="Times New Roman"/>
           <w:b/>
-          <w:i w:val="0"/>
-          <w:sz w:val="26"/>
+          <w:color w:val="8B0000"/>
+          <w:sz w:val="23"/>
         </w:rPr>
-        <w:t>Computer Science &amp; Engineering — Artificial Intelligence &amp; Machine Learning</w:t>
+        <w:t>Computer Science &amp; Engineering - AIML</w:t>
       </w:r>
     </w:p>
     <w:p>
       <w:pPr>
-        <w:spacing w:before="80" w:after="40" w:line="330" w:lineRule="exact"/>
+        <w:spacing w:before="80" w:after="40"/>
         <w:jc w:val="center"/>
       </w:pPr>
       <w:r>
         <w:rPr>
           <w:rFonts w:ascii="Times New Roman" w:hAnsi="Times New Roman"/>
-          <w:b w:val="0"/>
-          <w:i/>
-          <w:sz w:val="22"/>
+          <w:sz w:val="19"/>
         </w:rPr>
         <w:t>Submitted to</w:t>
       </w:r>
     </w:p>
     <w:p>
       <w:pPr>
-        <w:spacing w:before="40" w:after="240" w:line="360" w:lineRule="exact"/>
+        <w:spacing w:before="0" w:after="200"/>
         <w:jc w:val="center"/>
       </w:pPr>
       <w:r>
         <w:rPr>
           <w:rFonts w:ascii="Times New Roman" w:hAnsi="Times New Roman"/>
           <w:b/>
-          <w:i w:val="0"/>
-          <w:sz w:val="24"/>
+          <w:sz w:val="20"/>
         </w:rPr>
         <w:t>DR. A.P.J. ABDUL KALAM TECHNICAL UNIVERSITY, UTTAR PRADESH, LUCKNOW</w:t>
+      </w:r>
+    </w:p>
+    <w:p>
+      <w:pPr>
+        <w:spacing w:before="40" w:after="200"/>
+        <w:jc w:val="center"/>
+      </w:pPr>
+      <w:r>
+        <w:drawing>
+          <wp:inline xmlns:a="http://schemas.openxmlformats.org/drawingml/2006/main" xmlns:pic="http://schemas.openxmlformats.org/drawingml/2006/picture">
+            <wp:extent cx="960120" cy="960120"/>
+            <wp:docPr id="1" name="Picture 1"/>
+            <wp:cNvGraphicFramePr>
+              <a:graphicFrameLocks noChangeAspect="1"/>
+            </wp:cNvGraphicFramePr>
+            <a:graphic>
+              <a:graphicData uri="http://schemas.openxmlformats.org/drawingml/2006/picture">
+                <pic:pic>
+                  <pic:nvPicPr>
+                    <pic:cNvPr id="0" name="image1.png"/>
+                    <pic:cNvPicPr/>
+                  </pic:nvPicPr>
+                  <pic:blipFill>
+                    <a:blip r:embed="rId9"/>
+                    <a:stretch>
+                      <a:fillRect/>
+                    </a:stretch>
+                  </pic:blipFill>
+                  <pic:spPr>
+                    <a:xfrm>
+                      <a:off x="0" y="0"/>
+                      <a:ext cx="960120" cy="960120"/>
+                    </a:xfrm>
+                    <a:prstGeom prst="rect"/>
+                  </pic:spPr>
+                </pic:pic>
+              </a:graphicData>
+            </a:graphic>
+          </wp:inline>
+        </w:drawing>
       </w:r>
     </w:p>
     <w:tbl>
@@ -114,156 +174,197 @@
         <w:tblLook w:firstColumn="1" w:firstRow="1" w:lastColumn="0" w:lastRow="0" w:noHBand="0" w:noVBand="1" w:val="04A0"/>
       </w:tblPr>
       <w:tblGrid>
-        <w:gridCol w:w="9780"/>
+        <w:gridCol w:w="4514"/>
+        <w:gridCol w:w="4514"/>
       </w:tblGrid>
       <w:tr>
         <w:tc>
           <w:tcPr>
-            <w:tcW w:type="dxa" w:w="9071"/>
+            <w:tcW w:type="dxa" w:w="4464"/>
             <w:tcBorders>
-              <w:top w:val="single" w:sz="12" w:space="0" w:color="000000"/>
-              <w:left w:val="single" w:sz="12" w:space="0" w:color="000000"/>
-              <w:bottom w:val="single" w:sz="12" w:space="0" w:color="000000"/>
-              <w:right w:val="single" w:sz="12" w:space="0" w:color="000000"/>
+              <w:top w:val="none" w:sz="4" w:space="0" w:color="888888"/>
+              <w:bottom w:val="none" w:sz="4" w:space="0" w:color="888888"/>
+              <w:left w:val="none" w:sz="4" w:space="0" w:color="888888"/>
+              <w:right w:val="none" w:sz="4" w:space="0" w:color="888888"/>
             </w:tcBorders>
           </w:tcPr>
           <w:p>
             <w:pPr>
-              <w:spacing w:before="160" w:after="160"/>
+              <w:spacing w:line="276" w:lineRule="auto"/>
               <w:jc w:val="center"/>
             </w:pPr>
             <w:r>
               <w:rPr>
                 <w:rFonts w:ascii="Times New Roman" w:hAnsi="Times New Roman"/>
                 <w:b/>
-                <w:sz w:val="26"/>
+                <w:sz w:val="21"/>
               </w:rPr>
-              <w:t>Project Title: Dual-Stream Spatial and Frequency-Domain Deepfake Video Detection using EfficientNet-B4 and Discrete Cosine Transform (DCT)</w:t>
+              <w:t>Submitted by</w:t>
+              <w:br/>
+            </w:r>
+            <w:r>
+              <w:rPr>
+                <w:rFonts w:ascii="Times New Roman" w:hAnsi="Times New Roman"/>
+                <w:b/>
+                <w:sz w:val="20"/>
+              </w:rPr>
+              <w:t>Dev Rana Kaila</w:t>
+              <w:br/>
+            </w:r>
+            <w:r>
+              <w:rPr>
+                <w:rFonts w:ascii="Times New Roman" w:hAnsi="Times New Roman"/>
+                <w:sz w:val="20"/>
+              </w:rPr>
+              <w:t>2301531530023</w:t>
+              <w:br/>
+            </w:r>
+            <w:r>
+              <w:rPr>
+                <w:rFonts w:ascii="Times New Roman" w:hAnsi="Times New Roman"/>
+                <w:sz w:val="20"/>
+              </w:rPr>
+              <w:t>A</w:t>
+            </w:r>
+          </w:p>
+        </w:tc>
+        <w:tc>
+          <w:tcPr>
+            <w:tcW w:type="dxa" w:w="4464"/>
+            <w:tcBorders>
+              <w:top w:val="none" w:sz="4" w:space="0" w:color="888888"/>
+              <w:bottom w:val="none" w:sz="4" w:space="0" w:color="888888"/>
+              <w:left w:val="none" w:sz="4" w:space="0" w:color="888888"/>
+              <w:right w:val="none" w:sz="4" w:space="0" w:color="888888"/>
+            </w:tcBorders>
+          </w:tcPr>
+          <w:p>
+            <w:pPr>
+              <w:spacing w:line="276" w:lineRule="auto"/>
+              <w:jc w:val="center"/>
+            </w:pPr>
+            <w:r>
+              <w:rPr>
+                <w:rFonts w:ascii="Times New Roman" w:hAnsi="Times New Roman"/>
+                <w:b/>
+                <w:sz w:val="21"/>
+              </w:rPr>
+              <w:t>Under the Supervision of</w:t>
+              <w:br/>
+            </w:r>
+            <w:r>
+              <w:rPr>
+                <w:rFonts w:ascii="Times New Roman" w:hAnsi="Times New Roman"/>
+                <w:sz w:val="20"/>
+              </w:rPr>
+              <w:t>Associate Professor</w:t>
+              <w:br/>
+            </w:r>
+            <w:r>
+              <w:rPr>
+                <w:rFonts w:ascii="Times New Roman" w:hAnsi="Times New Roman"/>
+                <w:b/>
+                <w:sz w:val="20"/>
+              </w:rPr>
+              <w:t>Dr. Devendra Gautam</w:t>
             </w:r>
           </w:p>
         </w:tc>
       </w:tr>
     </w:tbl>
-    <w:p/>
-    <w:tbl>
-      <w:tblPr>
-        <w:tblW w:type="auto" w:w="0"/>
-        <w:tblLook w:firstColumn="1" w:firstRow="1" w:lastColumn="0" w:lastRow="0" w:noHBand="0" w:noVBand="1" w:val="04A0"/>
-      </w:tblPr>
-      <w:tblGrid>
-        <w:gridCol w:w="4890"/>
-        <w:gridCol w:w="4890"/>
-      </w:tblGrid>
-      <w:tr>
-        <w:tc>
-          <w:tcPr>
-            <w:tcW w:type="dxa" w:w="4890"/>
-          </w:tcPr>
-          <w:p>
-            <w:pPr>
-              <w:jc w:val="left"/>
-            </w:pPr>
-            <w:r>
-              <w:rPr>
-                <w:rFonts w:ascii="Times New Roman" w:hAnsi="Times New Roman"/>
-                <w:sz w:val="22"/>
-              </w:rPr>
-              <w:t>Submitted by:</w:t>
-              <w:br/>
-              <w:t>Student Name: Dev Rana Kaila</w:t>
-              <w:br/>
-              <w:t>Roll No.: 2301531530023</w:t>
-              <w:br/>
-              <w:t>Section: A</w:t>
-              <w:br/>
-              <w:t>Semester: VII</w:t>
-            </w:r>
-          </w:p>
-        </w:tc>
-        <w:tc>
-          <w:tcPr>
-            <w:tcW w:type="dxa" w:w="4890"/>
-          </w:tcPr>
-          <w:p>
-            <w:pPr>
-              <w:jc w:val="center"/>
-            </w:pPr>
-            <w:r>
-              <w:rPr>
-                <w:rFonts w:ascii="Times New Roman" w:hAnsi="Times New Roman"/>
-                <w:sz w:val="22"/>
-              </w:rPr>
-              <w:t>Under the Supervision of:</w:t>
-              <w:br/>
-              <w:t>Dr. Devendra Gautam</w:t>
-              <w:br/>
-              <w:t>Associate Professor</w:t>
-              <w:br/>
-              <w:t>Dept. of CSE, LIET</w:t>
-            </w:r>
-          </w:p>
-        </w:tc>
-      </w:tr>
-    </w:tbl>
-    <w:p/>
     <w:p>
       <w:pPr>
-        <w:spacing w:before="160" w:after="40" w:line="360" w:lineRule="exact"/>
+        <w:spacing w:before="160" w:after="120"/>
+        <w:jc w:val="center"/>
+      </w:pPr>
+      <w:r>
+        <w:drawing>
+          <wp:inline xmlns:a="http://schemas.openxmlformats.org/drawingml/2006/main" xmlns:pic="http://schemas.openxmlformats.org/drawingml/2006/picture">
+            <wp:extent cx="868680" cy="862965"/>
+            <wp:docPr id="2" name="Picture 2"/>
+            <wp:cNvGraphicFramePr>
+              <a:graphicFrameLocks noChangeAspect="1"/>
+            </wp:cNvGraphicFramePr>
+            <a:graphic>
+              <a:graphicData uri="http://schemas.openxmlformats.org/drawingml/2006/picture">
+                <pic:pic>
+                  <pic:nvPicPr>
+                    <pic:cNvPr id="0" name="image2.png"/>
+                    <pic:cNvPicPr/>
+                  </pic:nvPicPr>
+                  <pic:blipFill>
+                    <a:blip r:embed="rId10"/>
+                    <a:stretch>
+                      <a:fillRect/>
+                    </a:stretch>
+                  </pic:blipFill>
+                  <pic:spPr>
+                    <a:xfrm>
+                      <a:off x="0" y="0"/>
+                      <a:ext cx="868680" cy="862965"/>
+                    </a:xfrm>
+                    <a:prstGeom prst="rect"/>
+                  </pic:spPr>
+                </pic:pic>
+              </a:graphicData>
+            </a:graphic>
+          </wp:inline>
+        </w:drawing>
+      </w:r>
+    </w:p>
+    <w:p>
+      <w:pPr>
+        <w:spacing w:before="80" w:after="120"/>
+        <w:pBdr>
+          <w:bottom w:val="single" w:sz="12" w:space="1" w:color="B8860B"/>
+        </w:pBdr>
+      </w:pPr>
+    </w:p>
+    <w:p>
+      <w:pPr>
+        <w:spacing w:before="40" w:after="40" w:line="276" w:lineRule="auto"/>
         <w:jc w:val="center"/>
       </w:pPr>
       <w:r>
         <w:rPr>
           <w:rFonts w:ascii="Times New Roman" w:hAnsi="Times New Roman"/>
           <w:b/>
-          <w:i w:val="0"/>
-          <w:sz w:val="24"/>
+          <w:sz w:val="21"/>
         </w:rPr>
         <w:t>Department of Computer Science &amp; Engineering</w:t>
+        <w:br/>
+      </w:r>
+      <w:r>
+        <w:rPr>
+          <w:rFonts w:ascii="Times New Roman" w:hAnsi="Times New Roman"/>
+          <w:b/>
+          <w:color w:val="8B0000"/>
+          <w:sz w:val="22"/>
+        </w:rPr>
+        <w:t>Lloyd Institute of Engineering &amp; Technology</w:t>
+        <w:br/>
+      </w:r>
+      <w:r>
+        <w:rPr>
+          <w:rFonts w:ascii="Times New Roman" w:hAnsi="Times New Roman"/>
+          <w:sz w:val="18"/>
+        </w:rPr>
+        <w:t>Plot No. 3, Knowledge Park II, Greater Noida, Uttar Pradesh 201306</w:t>
+        <w:br/>
       </w:r>
     </w:p>
     <w:p>
       <w:pPr>
-        <w:spacing w:before="40" w:after="40" w:line="390" w:lineRule="exact"/>
+        <w:spacing w:before="80" w:after="0"/>
         <w:jc w:val="center"/>
       </w:pPr>
       <w:r>
         <w:rPr>
           <w:rFonts w:ascii="Times New Roman" w:hAnsi="Times New Roman"/>
           <w:b/>
-          <w:i w:val="0"/>
-          <w:sz w:val="26"/>
+          <w:sz w:val="21"/>
         </w:rPr>
-        <w:t>Lloyd Institute of Engineering &amp; Technology</w:t>
-      </w:r>
-    </w:p>
-    <w:p>
-      <w:pPr>
-        <w:spacing w:before="40" w:after="80" w:line="330" w:lineRule="exact"/>
-        <w:jc w:val="center"/>
-      </w:pPr>
-      <w:r>
-        <w:rPr>
-          <w:rFonts w:ascii="Times New Roman" w:hAnsi="Times New Roman"/>
-          <w:b w:val="0"/>
-          <w:i w:val="0"/>
-          <w:sz w:val="22"/>
-        </w:rPr>
-        <w:t>Plot No. 3, Knowledge Park II, Greater Noida, Uttar Pradesh – 201306</w:t>
-      </w:r>
-    </w:p>
-    <w:p>
-      <w:pPr>
-        <w:spacing w:before="80" w:after="0" w:line="360" w:lineRule="exact"/>
-        <w:jc w:val="center"/>
-      </w:pPr>
-      <w:r>
-        <w:rPr>
-          <w:rFonts w:ascii="Times New Roman" w:hAnsi="Times New Roman"/>
-          <w:b/>
-          <w:i w:val="0"/>
-          <w:sz w:val="24"/>
-        </w:rPr>
-        <w:t>Session: 2026–27</w:t>
+        <w:t>Session: 2026-27</w:t>
       </w:r>
     </w:p>
     <w:p>
@@ -273,14 +374,13 @@
     </w:p>
     <w:p>
       <w:pPr>
-        <w:spacing w:before="0" w:after="240" w:line="450" w:lineRule="exact"/>
+        <w:spacing w:before="360" w:after="360"/>
         <w:jc w:val="center"/>
       </w:pPr>
       <w:r>
         <w:rPr>
           <w:rFonts w:ascii="Times New Roman" w:hAnsi="Times New Roman"/>
           <w:b/>
-          <w:i w:val="0"/>
           <w:sz w:val="30"/>
         </w:rPr>
         <w:t>INDEX</w:t>
@@ -288,68 +388,106 @@
     </w:p>
     <w:tbl>
       <w:tblPr>
-        <w:tblStyle w:val="TableGrid"/>
         <w:tblW w:type="auto" w:w="0"/>
         <w:jc w:val="center"/>
         <w:tblLook w:firstColumn="1" w:firstRow="1" w:lastColumn="0" w:lastRow="0" w:noHBand="0" w:noVBand="1" w:val="04A0"/>
       </w:tblPr>
       <w:tblGrid>
-        <w:gridCol w:w="3260"/>
-        <w:gridCol w:w="3260"/>
-        <w:gridCol w:w="3260"/>
+        <w:gridCol w:w="3010"/>
+        <w:gridCol w:w="3010"/>
+        <w:gridCol w:w="3010"/>
       </w:tblGrid>
       <w:tr>
         <w:tc>
           <w:tcPr>
-            <w:tcW w:type="dxa" w:w="3260"/>
+            <w:tcW w:type="dxa" w:w="1728"/>
+            <w:tcMar>
+              <w:top w:w="100" w:type="dxa"/>
+              <w:bottom w:w="100" w:type="dxa"/>
+              <w:left w:w="100" w:type="dxa"/>
+              <w:right w:w="100" w:type="dxa"/>
+            </w:tcMar>
+            <w:shd w:fill="E6F0FA"/>
+            <w:tcBorders>
+              <w:top w:val="single" w:sz="4" w:space="0" w:color="555555"/>
+              <w:bottom w:val="single" w:sz="4" w:space="0" w:color="555555"/>
+              <w:left w:val="single" w:sz="4" w:space="0" w:color="555555"/>
+              <w:right w:val="single" w:sz="4" w:space="0" w:color="555555"/>
+            </w:tcBorders>
           </w:tcPr>
           <w:p>
             <w:pPr>
-              <w:jc w:val="center"/>
+              <w:spacing w:before="40" w:after="40"/>
             </w:pPr>
             <w:r>
               <w:rPr>
                 <w:rFonts w:ascii="Times New Roman" w:hAnsi="Times New Roman"/>
                 <w:b/>
-                <w:sz w:val="22"/>
+                <w:sz w:val="20"/>
               </w:rPr>
-              <w:t>Sr. No.</w:t>
+              <w:t>S. No.</w:t>
             </w:r>
           </w:p>
         </w:tc>
         <w:tc>
           <w:tcPr>
-            <w:tcW w:type="dxa" w:w="3260"/>
+            <w:tcW w:type="dxa" w:w="5184"/>
+            <w:tcMar>
+              <w:top w:w="100" w:type="dxa"/>
+              <w:bottom w:w="100" w:type="dxa"/>
+              <w:left w:w="100" w:type="dxa"/>
+              <w:right w:w="100" w:type="dxa"/>
+            </w:tcMar>
+            <w:shd w:fill="E6F0FA"/>
+            <w:tcBorders>
+              <w:top w:val="single" w:sz="4" w:space="0" w:color="555555"/>
+              <w:bottom w:val="single" w:sz="4" w:space="0" w:color="555555"/>
+              <w:left w:val="single" w:sz="4" w:space="0" w:color="555555"/>
+              <w:right w:val="single" w:sz="4" w:space="0" w:color="555555"/>
+            </w:tcBorders>
           </w:tcPr>
           <w:p>
             <w:pPr>
-              <w:jc w:val="center"/>
+              <w:spacing w:before="40" w:after="40"/>
             </w:pPr>
             <w:r>
               <w:rPr>
                 <w:rFonts w:ascii="Times New Roman" w:hAnsi="Times New Roman"/>
                 <w:b/>
-                <w:sz w:val="22"/>
+                <w:sz w:val="20"/>
               </w:rPr>
-              <w:t>Topic</w:t>
+              <w:t>Topic / Section</w:t>
             </w:r>
           </w:p>
         </w:tc>
         <w:tc>
           <w:tcPr>
-            <w:tcW w:type="dxa" w:w="3260"/>
+            <w:tcW w:type="dxa" w:w="2160"/>
+            <w:tcMar>
+              <w:top w:w="100" w:type="dxa"/>
+              <w:bottom w:w="100" w:type="dxa"/>
+              <w:left w:w="100" w:type="dxa"/>
+              <w:right w:w="100" w:type="dxa"/>
+            </w:tcMar>
+            <w:shd w:fill="E6F0FA"/>
+            <w:tcBorders>
+              <w:top w:val="single" w:sz="4" w:space="0" w:color="555555"/>
+              <w:bottom w:val="single" w:sz="4" w:space="0" w:color="555555"/>
+              <w:left w:val="single" w:sz="4" w:space="0" w:color="555555"/>
+              <w:right w:val="single" w:sz="4" w:space="0" w:color="555555"/>
+            </w:tcBorders>
           </w:tcPr>
           <w:p>
             <w:pPr>
-              <w:jc w:val="center"/>
+              <w:spacing w:before="40" w:after="40"/>
             </w:pPr>
             <w:r>
               <w:rPr>
                 <w:rFonts w:ascii="Times New Roman" w:hAnsi="Times New Roman"/>
                 <w:b/>
-                <w:sz w:val="22"/>
+                <w:sz w:val="20"/>
               </w:rPr>
-              <w:t>Page No.</w:t>
+              <w:t>Page Range</w:t>
             </w:r>
           </w:p>
         </w:tc>
@@ -357,52 +495,90 @@
       <w:tr>
         <w:tc>
           <w:tcPr>
-            <w:tcW w:type="dxa" w:w="3260"/>
+            <w:tcW w:type="dxa" w:w="1728"/>
+            <w:tcMar>
+              <w:top w:w="100" w:type="dxa"/>
+              <w:bottom w:w="100" w:type="dxa"/>
+              <w:left w:w="100" w:type="dxa"/>
+              <w:right w:w="100" w:type="dxa"/>
+            </w:tcMar>
+            <w:tcBorders>
+              <w:top w:val="single" w:sz="4" w:space="0" w:color="555555"/>
+              <w:bottom w:val="single" w:sz="4" w:space="0" w:color="555555"/>
+              <w:left w:val="single" w:sz="4" w:space="0" w:color="555555"/>
+              <w:right w:val="single" w:sz="4" w:space="0" w:color="555555"/>
+            </w:tcBorders>
           </w:tcPr>
           <w:p>
             <w:pPr>
+              <w:spacing w:before="40" w:after="40"/>
               <w:jc w:val="center"/>
             </w:pPr>
             <w:r>
               <w:rPr>
                 <w:rFonts w:ascii="Times New Roman" w:hAnsi="Times New Roman"/>
-                <w:sz w:val="22"/>
+                <w:sz w:val="19"/>
               </w:rPr>
-              <w:t>01</w:t>
+              <w:t>1</w:t>
             </w:r>
           </w:p>
         </w:tc>
         <w:tc>
           <w:tcPr>
-            <w:tcW w:type="dxa" w:w="3260"/>
+            <w:tcW w:type="dxa" w:w="5184"/>
+            <w:tcMar>
+              <w:top w:w="100" w:type="dxa"/>
+              <w:bottom w:w="100" w:type="dxa"/>
+              <w:left w:w="100" w:type="dxa"/>
+              <w:right w:w="100" w:type="dxa"/>
+            </w:tcMar>
+            <w:tcBorders>
+              <w:top w:val="single" w:sz="4" w:space="0" w:color="555555"/>
+              <w:bottom w:val="single" w:sz="4" w:space="0" w:color="555555"/>
+              <w:left w:val="single" w:sz="4" w:space="0" w:color="555555"/>
+              <w:right w:val="single" w:sz="4" w:space="0" w:color="555555"/>
+            </w:tcBorders>
           </w:tcPr>
           <w:p>
             <w:pPr>
-              <w:jc w:val="left"/>
+              <w:spacing w:before="40" w:after="40"/>
             </w:pPr>
             <w:r>
               <w:rPr>
                 <w:rFonts w:ascii="Times New Roman" w:hAnsi="Times New Roman"/>
-                <w:sz w:val="22"/>
+                <w:sz w:val="19"/>
               </w:rPr>
-              <w:t>Introduction</w:t>
+              <w:t>Introduction (Background, Technology, Domain &amp; Key Terms)</w:t>
             </w:r>
           </w:p>
         </w:tc>
         <w:tc>
           <w:tcPr>
-            <w:tcW w:type="dxa" w:w="3260"/>
+            <w:tcW w:type="dxa" w:w="2160"/>
+            <w:tcMar>
+              <w:top w:w="100" w:type="dxa"/>
+              <w:bottom w:w="100" w:type="dxa"/>
+              <w:left w:w="100" w:type="dxa"/>
+              <w:right w:w="100" w:type="dxa"/>
+            </w:tcMar>
+            <w:tcBorders>
+              <w:top w:val="single" w:sz="4" w:space="0" w:color="555555"/>
+              <w:bottom w:val="single" w:sz="4" w:space="0" w:color="555555"/>
+              <w:left w:val="single" w:sz="4" w:space="0" w:color="555555"/>
+              <w:right w:val="single" w:sz="4" w:space="0" w:color="555555"/>
+            </w:tcBorders>
           </w:tcPr>
           <w:p>
             <w:pPr>
+              <w:spacing w:before="40" w:after="40"/>
               <w:jc w:val="center"/>
             </w:pPr>
             <w:r>
               <w:rPr>
                 <w:rFonts w:ascii="Times New Roman" w:hAnsi="Times New Roman"/>
-                <w:sz w:val="22"/>
+                <w:sz w:val="19"/>
               </w:rPr>
-              <w:t>1–2</w:t>
+              <w:t>1 - 2</w:t>
             </w:r>
           </w:p>
         </w:tc>
@@ -410,52 +586,90 @@
       <w:tr>
         <w:tc>
           <w:tcPr>
-            <w:tcW w:type="dxa" w:w="3260"/>
+            <w:tcW w:type="dxa" w:w="1728"/>
+            <w:tcMar>
+              <w:top w:w="100" w:type="dxa"/>
+              <w:bottom w:w="100" w:type="dxa"/>
+              <w:left w:w="100" w:type="dxa"/>
+              <w:right w:w="100" w:type="dxa"/>
+            </w:tcMar>
+            <w:tcBorders>
+              <w:top w:val="single" w:sz="4" w:space="0" w:color="555555"/>
+              <w:bottom w:val="single" w:sz="4" w:space="0" w:color="555555"/>
+              <w:left w:val="single" w:sz="4" w:space="0" w:color="555555"/>
+              <w:right w:val="single" w:sz="4" w:space="0" w:color="555555"/>
+            </w:tcBorders>
           </w:tcPr>
           <w:p>
             <w:pPr>
+              <w:spacing w:before="40" w:after="40"/>
               <w:jc w:val="center"/>
             </w:pPr>
             <w:r>
               <w:rPr>
                 <w:rFonts w:ascii="Times New Roman" w:hAnsi="Times New Roman"/>
-                <w:sz w:val="22"/>
+                <w:sz w:val="19"/>
               </w:rPr>
-              <w:t>02</w:t>
+              <w:t>2</w:t>
             </w:r>
           </w:p>
         </w:tc>
         <w:tc>
           <w:tcPr>
-            <w:tcW w:type="dxa" w:w="3260"/>
+            <w:tcW w:type="dxa" w:w="5184"/>
+            <w:tcMar>
+              <w:top w:w="100" w:type="dxa"/>
+              <w:bottom w:w="100" w:type="dxa"/>
+              <w:left w:w="100" w:type="dxa"/>
+              <w:right w:w="100" w:type="dxa"/>
+            </w:tcMar>
+            <w:tcBorders>
+              <w:top w:val="single" w:sz="4" w:space="0" w:color="555555"/>
+              <w:bottom w:val="single" w:sz="4" w:space="0" w:color="555555"/>
+              <w:left w:val="single" w:sz="4" w:space="0" w:color="555555"/>
+              <w:right w:val="single" w:sz="4" w:space="0" w:color="555555"/>
+            </w:tcBorders>
           </w:tcPr>
           <w:p>
             <w:pPr>
-              <w:jc w:val="left"/>
+              <w:spacing w:before="40" w:after="40"/>
             </w:pPr>
             <w:r>
               <w:rPr>
                 <w:rFonts w:ascii="Times New Roman" w:hAnsi="Times New Roman"/>
-                <w:sz w:val="22"/>
+                <w:sz w:val="19"/>
               </w:rPr>
-              <w:t>Statement of Problem with Objectives</w:t>
+              <w:t>Statement of Problem and Objectives (8 Core Objectives)</w:t>
             </w:r>
           </w:p>
         </w:tc>
         <w:tc>
           <w:tcPr>
-            <w:tcW w:type="dxa" w:w="3260"/>
+            <w:tcW w:type="dxa" w:w="2160"/>
+            <w:tcMar>
+              <w:top w:w="100" w:type="dxa"/>
+              <w:bottom w:w="100" w:type="dxa"/>
+              <w:left w:w="100" w:type="dxa"/>
+              <w:right w:w="100" w:type="dxa"/>
+            </w:tcMar>
+            <w:tcBorders>
+              <w:top w:val="single" w:sz="4" w:space="0" w:color="555555"/>
+              <w:bottom w:val="single" w:sz="4" w:space="0" w:color="555555"/>
+              <w:left w:val="single" w:sz="4" w:space="0" w:color="555555"/>
+              <w:right w:val="single" w:sz="4" w:space="0" w:color="555555"/>
+            </w:tcBorders>
           </w:tcPr>
           <w:p>
             <w:pPr>
+              <w:spacing w:before="40" w:after="40"/>
               <w:jc w:val="center"/>
             </w:pPr>
             <w:r>
               <w:rPr>
                 <w:rFonts w:ascii="Times New Roman" w:hAnsi="Times New Roman"/>
-                <w:sz w:val="22"/>
+                <w:sz w:val="19"/>
               </w:rPr>
-              <w:t>3</w:t>
+              <w:t>3 - 4</w:t>
             </w:r>
           </w:p>
         </w:tc>
@@ -463,52 +677,90 @@
       <w:tr>
         <w:tc>
           <w:tcPr>
-            <w:tcW w:type="dxa" w:w="3260"/>
+            <w:tcW w:type="dxa" w:w="1728"/>
+            <w:tcMar>
+              <w:top w:w="100" w:type="dxa"/>
+              <w:bottom w:w="100" w:type="dxa"/>
+              <w:left w:w="100" w:type="dxa"/>
+              <w:right w:w="100" w:type="dxa"/>
+            </w:tcMar>
+            <w:tcBorders>
+              <w:top w:val="single" w:sz="4" w:space="0" w:color="555555"/>
+              <w:bottom w:val="single" w:sz="4" w:space="0" w:color="555555"/>
+              <w:left w:val="single" w:sz="4" w:space="0" w:color="555555"/>
+              <w:right w:val="single" w:sz="4" w:space="0" w:color="555555"/>
+            </w:tcBorders>
           </w:tcPr>
           <w:p>
             <w:pPr>
+              <w:spacing w:before="40" w:after="40"/>
               <w:jc w:val="center"/>
             </w:pPr>
             <w:r>
               <w:rPr>
                 <w:rFonts w:ascii="Times New Roman" w:hAnsi="Times New Roman"/>
-                <w:sz w:val="22"/>
+                <w:sz w:val="19"/>
               </w:rPr>
-              <w:t>03</w:t>
+              <w:t>3</w:t>
             </w:r>
           </w:p>
         </w:tc>
         <w:tc>
           <w:tcPr>
-            <w:tcW w:type="dxa" w:w="3260"/>
+            <w:tcW w:type="dxa" w:w="5184"/>
+            <w:tcMar>
+              <w:top w:w="100" w:type="dxa"/>
+              <w:bottom w:w="100" w:type="dxa"/>
+              <w:left w:w="100" w:type="dxa"/>
+              <w:right w:w="100" w:type="dxa"/>
+            </w:tcMar>
+            <w:tcBorders>
+              <w:top w:val="single" w:sz="4" w:space="0" w:color="555555"/>
+              <w:bottom w:val="single" w:sz="4" w:space="0" w:color="555555"/>
+              <w:left w:val="single" w:sz="4" w:space="0" w:color="555555"/>
+              <w:right w:val="single" w:sz="4" w:space="0" w:color="555555"/>
+            </w:tcBorders>
           </w:tcPr>
           <w:p>
             <w:pPr>
-              <w:jc w:val="left"/>
+              <w:spacing w:before="40" w:after="40"/>
             </w:pPr>
             <w:r>
               <w:rPr>
                 <w:rFonts w:ascii="Times New Roman" w:hAnsi="Times New Roman"/>
-                <w:sz w:val="22"/>
+                <w:sz w:val="19"/>
               </w:rPr>
-              <w:t>Literature Survey</w:t>
+              <w:t>Literature Survey (State-of-the-Art &amp; Comparative Matrix)</w:t>
             </w:r>
           </w:p>
         </w:tc>
         <w:tc>
           <w:tcPr>
-            <w:tcW w:type="dxa" w:w="3260"/>
+            <w:tcW w:type="dxa" w:w="2160"/>
+            <w:tcMar>
+              <w:top w:w="100" w:type="dxa"/>
+              <w:bottom w:w="100" w:type="dxa"/>
+              <w:left w:w="100" w:type="dxa"/>
+              <w:right w:w="100" w:type="dxa"/>
+            </w:tcMar>
+            <w:tcBorders>
+              <w:top w:val="single" w:sz="4" w:space="0" w:color="555555"/>
+              <w:bottom w:val="single" w:sz="4" w:space="0" w:color="555555"/>
+              <w:left w:val="single" w:sz="4" w:space="0" w:color="555555"/>
+              <w:right w:val="single" w:sz="4" w:space="0" w:color="555555"/>
+            </w:tcBorders>
           </w:tcPr>
           <w:p>
             <w:pPr>
+              <w:spacing w:before="40" w:after="40"/>
               <w:jc w:val="center"/>
             </w:pPr>
             <w:r>
               <w:rPr>
                 <w:rFonts w:ascii="Times New Roman" w:hAnsi="Times New Roman"/>
-                <w:sz w:val="22"/>
+                <w:sz w:val="19"/>
               </w:rPr>
-              <w:t>4</w:t>
+              <w:t>5 - 6</w:t>
             </w:r>
           </w:p>
         </w:tc>
@@ -516,33 +768,58 @@
       <w:tr>
         <w:tc>
           <w:tcPr>
-            <w:tcW w:type="dxa" w:w="3260"/>
+            <w:tcW w:type="dxa" w:w="1728"/>
+            <w:tcMar>
+              <w:top w:w="100" w:type="dxa"/>
+              <w:bottom w:w="100" w:type="dxa"/>
+              <w:left w:w="100" w:type="dxa"/>
+              <w:right w:w="100" w:type="dxa"/>
+            </w:tcMar>
+            <w:tcBorders>
+              <w:top w:val="single" w:sz="4" w:space="0" w:color="555555"/>
+              <w:bottom w:val="single" w:sz="4" w:space="0" w:color="555555"/>
+              <w:left w:val="single" w:sz="4" w:space="0" w:color="555555"/>
+              <w:right w:val="single" w:sz="4" w:space="0" w:color="555555"/>
+            </w:tcBorders>
           </w:tcPr>
           <w:p>
             <w:pPr>
+              <w:spacing w:before="40" w:after="40"/>
               <w:jc w:val="center"/>
             </w:pPr>
             <w:r>
               <w:rPr>
                 <w:rFonts w:ascii="Times New Roman" w:hAnsi="Times New Roman"/>
-                <w:sz w:val="22"/>
+                <w:sz w:val="19"/>
               </w:rPr>
-              <w:t>04</w:t>
+              <w:t>4</w:t>
             </w:r>
           </w:p>
         </w:tc>
         <w:tc>
           <w:tcPr>
-            <w:tcW w:type="dxa" w:w="3260"/>
+            <w:tcW w:type="dxa" w:w="5184"/>
+            <w:tcMar>
+              <w:top w:w="100" w:type="dxa"/>
+              <w:bottom w:w="100" w:type="dxa"/>
+              <w:left w:w="100" w:type="dxa"/>
+              <w:right w:w="100" w:type="dxa"/>
+            </w:tcMar>
+            <w:tcBorders>
+              <w:top w:val="single" w:sz="4" w:space="0" w:color="555555"/>
+              <w:bottom w:val="single" w:sz="4" w:space="0" w:color="555555"/>
+              <w:left w:val="single" w:sz="4" w:space="0" w:color="555555"/>
+              <w:right w:val="single" w:sz="4" w:space="0" w:color="555555"/>
+            </w:tcBorders>
           </w:tcPr>
           <w:p>
             <w:pPr>
-              <w:jc w:val="left"/>
+              <w:spacing w:before="40" w:after="40"/>
             </w:pPr>
             <w:r>
               <w:rPr>
                 <w:rFonts w:ascii="Times New Roman" w:hAnsi="Times New Roman"/>
-                <w:sz w:val="22"/>
+                <w:sz w:val="19"/>
               </w:rPr>
               <w:t>Expected Outcome / Scope of the Project</w:t>
             </w:r>
@@ -550,122 +827,29 @@
         </w:tc>
         <w:tc>
           <w:tcPr>
-            <w:tcW w:type="dxa" w:w="3260"/>
+            <w:tcW w:type="dxa" w:w="2160"/>
+            <w:tcMar>
+              <w:top w:w="100" w:type="dxa"/>
+              <w:bottom w:w="100" w:type="dxa"/>
+              <w:left w:w="100" w:type="dxa"/>
+              <w:right w:w="100" w:type="dxa"/>
+            </w:tcMar>
+            <w:tcBorders>
+              <w:top w:val="single" w:sz="4" w:space="0" w:color="555555"/>
+              <w:bottom w:val="single" w:sz="4" w:space="0" w:color="555555"/>
+              <w:left w:val="single" w:sz="4" w:space="0" w:color="555555"/>
+              <w:right w:val="single" w:sz="4" w:space="0" w:color="555555"/>
+            </w:tcBorders>
           </w:tcPr>
           <w:p>
             <w:pPr>
+              <w:spacing w:before="40" w:after="40"/>
               <w:jc w:val="center"/>
             </w:pPr>
             <w:r>
               <w:rPr>
                 <w:rFonts w:ascii="Times New Roman" w:hAnsi="Times New Roman"/>
-                <w:sz w:val="22"/>
-              </w:rPr>
-              <w:t>5</w:t>
-            </w:r>
-          </w:p>
-        </w:tc>
-      </w:tr>
-      <w:tr>
-        <w:tc>
-          <w:tcPr>
-            <w:tcW w:type="dxa" w:w="3260"/>
-          </w:tcPr>
-          <w:p>
-            <w:pPr>
-              <w:jc w:val="center"/>
-            </w:pPr>
-            <w:r>
-              <w:rPr>
-                <w:rFonts w:ascii="Times New Roman" w:hAnsi="Times New Roman"/>
-                <w:sz w:val="22"/>
-              </w:rPr>
-              <w:t>05</w:t>
-            </w:r>
-          </w:p>
-        </w:tc>
-        <w:tc>
-          <w:tcPr>
-            <w:tcW w:type="dxa" w:w="3260"/>
-          </w:tcPr>
-          <w:p>
-            <w:pPr>
-              <w:jc w:val="left"/>
-            </w:pPr>
-            <w:r>
-              <w:rPr>
-                <w:rFonts w:ascii="Times New Roman" w:hAnsi="Times New Roman"/>
-                <w:sz w:val="22"/>
-              </w:rPr>
-              <w:t>Tentative Work Plan (10-Week Timeline)</w:t>
-            </w:r>
-          </w:p>
-        </w:tc>
-        <w:tc>
-          <w:tcPr>
-            <w:tcW w:type="dxa" w:w="3260"/>
-          </w:tcPr>
-          <w:p>
-            <w:pPr>
-              <w:jc w:val="center"/>
-            </w:pPr>
-            <w:r>
-              <w:rPr>
-                <w:rFonts w:ascii="Times New Roman" w:hAnsi="Times New Roman"/>
-                <w:sz w:val="22"/>
-              </w:rPr>
-              <w:t>6</w:t>
-            </w:r>
-          </w:p>
-        </w:tc>
-      </w:tr>
-      <w:tr>
-        <w:tc>
-          <w:tcPr>
-            <w:tcW w:type="dxa" w:w="3260"/>
-          </w:tcPr>
-          <w:p>
-            <w:pPr>
-              <w:jc w:val="center"/>
-            </w:pPr>
-            <w:r>
-              <w:rPr>
-                <w:rFonts w:ascii="Times New Roman" w:hAnsi="Times New Roman"/>
-                <w:sz w:val="22"/>
-              </w:rPr>
-              <w:t>06</w:t>
-            </w:r>
-          </w:p>
-        </w:tc>
-        <w:tc>
-          <w:tcPr>
-            <w:tcW w:type="dxa" w:w="3260"/>
-          </w:tcPr>
-          <w:p>
-            <w:pPr>
-              <w:jc w:val="left"/>
-            </w:pPr>
-            <w:r>
-              <w:rPr>
-                <w:rFonts w:ascii="Times New Roman" w:hAnsi="Times New Roman"/>
-                <w:sz w:val="22"/>
-              </w:rPr>
-              <w:t>Software / Hardware Required</w:t>
-            </w:r>
-          </w:p>
-        </w:tc>
-        <w:tc>
-          <w:tcPr>
-            <w:tcW w:type="dxa" w:w="3260"/>
-          </w:tcPr>
-          <w:p>
-            <w:pPr>
-              <w:jc w:val="center"/>
-            </w:pPr>
-            <w:r>
-              <w:rPr>
-                <w:rFonts w:ascii="Times New Roman" w:hAnsi="Times New Roman"/>
-                <w:sz w:val="22"/>
+                <w:sz w:val="19"/>
               </w:rPr>
               <w:t>7</w:t>
             </w:r>
@@ -675,78 +859,440 @@
       <w:tr>
         <w:tc>
           <w:tcPr>
-            <w:tcW w:type="dxa" w:w="3260"/>
+            <w:tcW w:type="dxa" w:w="1728"/>
+            <w:tcMar>
+              <w:top w:w="100" w:type="dxa"/>
+              <w:bottom w:w="100" w:type="dxa"/>
+              <w:left w:w="100" w:type="dxa"/>
+              <w:right w:w="100" w:type="dxa"/>
+            </w:tcMar>
+            <w:tcBorders>
+              <w:top w:val="single" w:sz="4" w:space="0" w:color="555555"/>
+              <w:bottom w:val="single" w:sz="4" w:space="0" w:color="555555"/>
+              <w:left w:val="single" w:sz="4" w:space="0" w:color="555555"/>
+              <w:right w:val="single" w:sz="4" w:space="0" w:color="555555"/>
+            </w:tcBorders>
           </w:tcPr>
           <w:p>
             <w:pPr>
+              <w:spacing w:before="40" w:after="40"/>
               <w:jc w:val="center"/>
             </w:pPr>
             <w:r>
               <w:rPr>
                 <w:rFonts w:ascii="Times New Roman" w:hAnsi="Times New Roman"/>
-                <w:sz w:val="22"/>
+                <w:sz w:val="19"/>
               </w:rPr>
-              <w:t>07</w:t>
+              <w:t>5</w:t>
             </w:r>
           </w:p>
         </w:tc>
         <w:tc>
           <w:tcPr>
-            <w:tcW w:type="dxa" w:w="3260"/>
+            <w:tcW w:type="dxa" w:w="5184"/>
+            <w:tcMar>
+              <w:top w:w="100" w:type="dxa"/>
+              <w:bottom w:w="100" w:type="dxa"/>
+              <w:left w:w="100" w:type="dxa"/>
+              <w:right w:w="100" w:type="dxa"/>
+            </w:tcMar>
+            <w:tcBorders>
+              <w:top w:val="single" w:sz="4" w:space="0" w:color="555555"/>
+              <w:bottom w:val="single" w:sz="4" w:space="0" w:color="555555"/>
+              <w:left w:val="single" w:sz="4" w:space="0" w:color="555555"/>
+              <w:right w:val="single" w:sz="4" w:space="0" w:color="555555"/>
+            </w:tcBorders>
           </w:tcPr>
           <w:p>
             <w:pPr>
-              <w:jc w:val="left"/>
+              <w:spacing w:before="40" w:after="40"/>
             </w:pPr>
             <w:r>
               <w:rPr>
                 <w:rFonts w:ascii="Times New Roman" w:hAnsi="Times New Roman"/>
-                <w:sz w:val="22"/>
+                <w:sz w:val="19"/>
               </w:rPr>
-              <w:t>References</w:t>
+              <w:t>Tentative Work Plan (Week-wise 12-Week Milestone Schedule)</w:t>
             </w:r>
           </w:p>
         </w:tc>
         <w:tc>
           <w:tcPr>
-            <w:tcW w:type="dxa" w:w="3260"/>
+            <w:tcW w:type="dxa" w:w="2160"/>
+            <w:tcMar>
+              <w:top w:w="100" w:type="dxa"/>
+              <w:bottom w:w="100" w:type="dxa"/>
+              <w:left w:w="100" w:type="dxa"/>
+              <w:right w:w="100" w:type="dxa"/>
+            </w:tcMar>
+            <w:tcBorders>
+              <w:top w:val="single" w:sz="4" w:space="0" w:color="555555"/>
+              <w:bottom w:val="single" w:sz="4" w:space="0" w:color="555555"/>
+              <w:left w:val="single" w:sz="4" w:space="0" w:color="555555"/>
+              <w:right w:val="single" w:sz="4" w:space="0" w:color="555555"/>
+            </w:tcBorders>
           </w:tcPr>
           <w:p>
             <w:pPr>
+              <w:spacing w:before="40" w:after="40"/>
               <w:jc w:val="center"/>
             </w:pPr>
             <w:r>
               <w:rPr>
                 <w:rFonts w:ascii="Times New Roman" w:hAnsi="Times New Roman"/>
-                <w:sz w:val="22"/>
+                <w:sz w:val="19"/>
               </w:rPr>
-              <w:t>8</w:t>
+              <w:t>8 - 9</w:t>
+            </w:r>
+          </w:p>
+        </w:tc>
+      </w:tr>
+      <w:tr>
+        <w:tc>
+          <w:tcPr>
+            <w:tcW w:type="dxa" w:w="1728"/>
+            <w:tcMar>
+              <w:top w:w="100" w:type="dxa"/>
+              <w:bottom w:w="100" w:type="dxa"/>
+              <w:left w:w="100" w:type="dxa"/>
+              <w:right w:w="100" w:type="dxa"/>
+            </w:tcMar>
+            <w:tcBorders>
+              <w:top w:val="single" w:sz="4" w:space="0" w:color="555555"/>
+              <w:bottom w:val="single" w:sz="4" w:space="0" w:color="555555"/>
+              <w:left w:val="single" w:sz="4" w:space="0" w:color="555555"/>
+              <w:right w:val="single" w:sz="4" w:space="0" w:color="555555"/>
+            </w:tcBorders>
+          </w:tcPr>
+          <w:p>
+            <w:pPr>
+              <w:spacing w:before="40" w:after="40"/>
+              <w:jc w:val="center"/>
+            </w:pPr>
+            <w:r>
+              <w:rPr>
+                <w:rFonts w:ascii="Times New Roman" w:hAnsi="Times New Roman"/>
+                <w:sz w:val="19"/>
+              </w:rPr>
+              <w:t>6</w:t>
+            </w:r>
+          </w:p>
+        </w:tc>
+        <w:tc>
+          <w:tcPr>
+            <w:tcW w:type="dxa" w:w="5184"/>
+            <w:tcMar>
+              <w:top w:w="100" w:type="dxa"/>
+              <w:bottom w:w="100" w:type="dxa"/>
+              <w:left w:w="100" w:type="dxa"/>
+              <w:right w:w="100" w:type="dxa"/>
+            </w:tcMar>
+            <w:tcBorders>
+              <w:top w:val="single" w:sz="4" w:space="0" w:color="555555"/>
+              <w:bottom w:val="single" w:sz="4" w:space="0" w:color="555555"/>
+              <w:left w:val="single" w:sz="4" w:space="0" w:color="555555"/>
+              <w:right w:val="single" w:sz="4" w:space="0" w:color="555555"/>
+            </w:tcBorders>
+          </w:tcPr>
+          <w:p>
+            <w:pPr>
+              <w:spacing w:before="40" w:after="40"/>
+            </w:pPr>
+            <w:r>
+              <w:rPr>
+                <w:rFonts w:ascii="Times New Roman" w:hAnsi="Times New Roman"/>
+                <w:sz w:val="19"/>
+              </w:rPr>
+              <w:t>Software / Hardware Required</w:t>
+            </w:r>
+          </w:p>
+        </w:tc>
+        <w:tc>
+          <w:tcPr>
+            <w:tcW w:type="dxa" w:w="2160"/>
+            <w:tcMar>
+              <w:top w:w="100" w:type="dxa"/>
+              <w:bottom w:w="100" w:type="dxa"/>
+              <w:left w:w="100" w:type="dxa"/>
+              <w:right w:w="100" w:type="dxa"/>
+            </w:tcMar>
+            <w:tcBorders>
+              <w:top w:val="single" w:sz="4" w:space="0" w:color="555555"/>
+              <w:bottom w:val="single" w:sz="4" w:space="0" w:color="555555"/>
+              <w:left w:val="single" w:sz="4" w:space="0" w:color="555555"/>
+              <w:right w:val="single" w:sz="4" w:space="0" w:color="555555"/>
+            </w:tcBorders>
+          </w:tcPr>
+          <w:p>
+            <w:pPr>
+              <w:spacing w:before="40" w:after="40"/>
+              <w:jc w:val="center"/>
+            </w:pPr>
+            <w:r>
+              <w:rPr>
+                <w:rFonts w:ascii="Times New Roman" w:hAnsi="Times New Roman"/>
+                <w:sz w:val="19"/>
+              </w:rPr>
+              <w:t>10</w:t>
+            </w:r>
+          </w:p>
+        </w:tc>
+      </w:tr>
+      <w:tr>
+        <w:tc>
+          <w:tcPr>
+            <w:tcW w:type="dxa" w:w="1728"/>
+            <w:tcMar>
+              <w:top w:w="100" w:type="dxa"/>
+              <w:bottom w:w="100" w:type="dxa"/>
+              <w:left w:w="100" w:type="dxa"/>
+              <w:right w:w="100" w:type="dxa"/>
+            </w:tcMar>
+            <w:tcBorders>
+              <w:top w:val="single" w:sz="4" w:space="0" w:color="555555"/>
+              <w:bottom w:val="single" w:sz="4" w:space="0" w:color="555555"/>
+              <w:left w:val="single" w:sz="4" w:space="0" w:color="555555"/>
+              <w:right w:val="single" w:sz="4" w:space="0" w:color="555555"/>
+            </w:tcBorders>
+          </w:tcPr>
+          <w:p>
+            <w:pPr>
+              <w:spacing w:before="40" w:after="40"/>
+              <w:jc w:val="center"/>
+            </w:pPr>
+            <w:r>
+              <w:rPr>
+                <w:rFonts w:ascii="Times New Roman" w:hAnsi="Times New Roman"/>
+                <w:sz w:val="19"/>
+              </w:rPr>
+              <w:t>7</w:t>
+            </w:r>
+          </w:p>
+        </w:tc>
+        <w:tc>
+          <w:tcPr>
+            <w:tcW w:type="dxa" w:w="5184"/>
+            <w:tcMar>
+              <w:top w:w="100" w:type="dxa"/>
+              <w:bottom w:w="100" w:type="dxa"/>
+              <w:left w:w="100" w:type="dxa"/>
+              <w:right w:w="100" w:type="dxa"/>
+            </w:tcMar>
+            <w:tcBorders>
+              <w:top w:val="single" w:sz="4" w:space="0" w:color="555555"/>
+              <w:bottom w:val="single" w:sz="4" w:space="0" w:color="555555"/>
+              <w:left w:val="single" w:sz="4" w:space="0" w:color="555555"/>
+              <w:right w:val="single" w:sz="4" w:space="0" w:color="555555"/>
+            </w:tcBorders>
+          </w:tcPr>
+          <w:p>
+            <w:pPr>
+              <w:spacing w:before="40" w:after="40"/>
+            </w:pPr>
+            <w:r>
+              <w:rPr>
+                <w:rFonts w:ascii="Times New Roman" w:hAnsi="Times New Roman"/>
+                <w:sz w:val="19"/>
+              </w:rPr>
+              <w:t>References (Standard IEEE / Academic Citation Style)</w:t>
+            </w:r>
+          </w:p>
+        </w:tc>
+        <w:tc>
+          <w:tcPr>
+            <w:tcW w:type="dxa" w:w="2160"/>
+            <w:tcMar>
+              <w:top w:w="100" w:type="dxa"/>
+              <w:bottom w:w="100" w:type="dxa"/>
+              <w:left w:w="100" w:type="dxa"/>
+              <w:right w:w="100" w:type="dxa"/>
+            </w:tcMar>
+            <w:tcBorders>
+              <w:top w:val="single" w:sz="4" w:space="0" w:color="555555"/>
+              <w:bottom w:val="single" w:sz="4" w:space="0" w:color="555555"/>
+              <w:left w:val="single" w:sz="4" w:space="0" w:color="555555"/>
+              <w:right w:val="single" w:sz="4" w:space="0" w:color="555555"/>
+            </w:tcBorders>
+          </w:tcPr>
+          <w:p>
+            <w:pPr>
+              <w:spacing w:before="40" w:after="40"/>
+              <w:jc w:val="center"/>
+            </w:pPr>
+            <w:r>
+              <w:rPr>
+                <w:rFonts w:ascii="Times New Roman" w:hAnsi="Times New Roman"/>
+                <w:sz w:val="19"/>
+              </w:rPr>
+              <w:t>11</w:t>
             </w:r>
           </w:p>
         </w:tc>
       </w:tr>
     </w:tbl>
-    <w:p/>
     <w:p>
       <w:pPr>
-        <w:jc w:val="left"/>
+        <w:spacing w:before="2400" w:after="0" w:line="276" w:lineRule="auto"/>
       </w:pPr>
       <w:r>
         <w:rPr>
           <w:rFonts w:ascii="Times New Roman" w:hAnsi="Times New Roman"/>
-          <w:sz w:val="22"/>
+          <w:b/>
+          <w:sz w:val="20"/>
         </w:rPr>
-        <w:t>Student's Signature: ____________________________</w:t>
+        <w:t>Student's Signature: ____________________________          Guide's Signature: ____________________________</w:t>
       </w:r>
+    </w:p>
+    <w:p>
+      <w:pPr>
+        <w:sectPr>
+          <w:pgSz w:w="11909" w:h="16834"/>
+          <w:pgMar w:top="1152" w:right="1440" w:bottom="1152" w:left="1440" w:header="720" w:footer="720" w:gutter="0"/>
+          <w:cols w:space="720"/>
+          <w:docGrid w:linePitch="360"/>
+        </w:sectPr>
+      </w:pPr>
+    </w:p>
+    <w:p>
+      <w:pPr>
+        <w:keepNext/>
+        <w:spacing w:before="280" w:after="120"/>
+      </w:pPr>
       <w:r>
-        <w:t xml:space="preserve">          </w:t>
+        <w:rPr>
+          <w:rFonts w:ascii="Times New Roman" w:hAnsi="Times New Roman"/>
+          <w:b/>
+          <w:color w:val="000000"/>
+          <w:sz w:val="26"/>
+        </w:rPr>
+        <w:t>1. INTRODUCTION</w:t>
+      </w:r>
+    </w:p>
+    <w:p>
+      <w:pPr>
+        <w:keepNext/>
+        <w:spacing w:before="200" w:after="80"/>
+      </w:pPr>
+      <w:r>
+        <w:rPr>
+          <w:rFonts w:ascii="Times New Roman" w:hAnsi="Times New Roman"/>
+          <w:b/>
+          <w:color w:val="000000"/>
+          <w:sz w:val="23"/>
+        </w:rPr>
+        <w:t>1.1 Project Background and Domain</w:t>
+      </w:r>
+    </w:p>
+    <w:p>
+      <w:pPr>
+        <w:spacing w:before="0" w:after="120" w:line="276" w:lineRule="auto"/>
+        <w:jc w:val="both"/>
+      </w:pPr>
+      <w:r>
+        <w:rPr>
+          <w:rFonts w:ascii="Times New Roman" w:hAnsi="Times New Roman"/>
+          <w:sz w:val="21"/>
+        </w:rPr>
+        <w:t>The explosive advancement of deep learning generative models - specifically Generative Adversarial Networks (GANs), Variational Autoencoders (VAEs), and Diffusion Models - has democratized the synthesis of hyper-realistic digital video manipulations, colloquially termed 'deepfakes'. By swapping facial identities, reenacting expressions, and synthesizing non-existent events with photo-realistic fidelity, these generative techniques pose severe threats to digital forensics, democratic elections, financial Know-Your-Customer (KYC) authentication, and judicial integrity.</w:t>
+      </w:r>
+    </w:p>
+    <w:p>
+      <w:pPr>
+        <w:spacing w:before="0" w:after="120" w:line="276" w:lineRule="auto"/>
+        <w:jc w:val="both"/>
+      </w:pPr>
+      <w:r>
+        <w:rPr>
+          <w:rFonts w:ascii="Times New Roman" w:hAnsi="Times New Roman"/>
+          <w:sz w:val="21"/>
+        </w:rPr>
+        <w:t>However, real-world deepfake verification systems face fundamental physical trade-offs when deployed outside controlled laboratory settings. In commercial dissemination pipelines (such as WhatsApp, YouTube, X, and Instagram), high-resolution video streams are subjected to aggressive lossy compression standards (e.g., H.264/AVC and H.265/HEVC at constant rate factors of c23 and c40). While compression reduces bandwidth consumption, it smooths out spatial pixel boundaries and obliterates the subtle visual artifacts (e.g., blending seams, color mismatches, and skin-pore anomalies) upon which conventional spatial convolutional neural networks rely. Consequently, state-of-the-art spatial detectors experience catastrophic accuracy degradation (dropping by 25% to 35%), yielding intolerable false-negative rates in forensic operations.</w:t>
+      </w:r>
+    </w:p>
+    <w:p>
+      <w:pPr>
+        <w:keepNext/>
+        <w:spacing w:before="200" w:after="80"/>
+      </w:pPr>
+      <w:r>
+        <w:rPr>
+          <w:rFonts w:ascii="Times New Roman" w:hAnsi="Times New Roman"/>
+          <w:b/>
+          <w:color w:val="000000"/>
+          <w:sz w:val="23"/>
+        </w:rPr>
+        <w:t>1.2 Technology Used and Deep Learning Approach</w:t>
+      </w:r>
+    </w:p>
+    <w:p>
+      <w:pPr>
+        <w:spacing w:before="0" w:after="120" w:line="276" w:lineRule="auto"/>
+        <w:jc w:val="both"/>
+      </w:pPr>
+      <w:r>
+        <w:rPr>
+          <w:rFonts w:ascii="Times New Roman" w:hAnsi="Times New Roman"/>
+          <w:sz w:val="21"/>
+        </w:rPr>
+        <w:t>To overcome the severe degradation of spatial pixel artifacts under video compression, learned computational signal analysis has emerged as a transformative paradigm. Rather than relying solely on spatial RGB pixel tensors, neural networks can uncover persistent mathematical invariants by analyzing video frames across orthogonal spectral representations.</w:t>
+      </w:r>
+    </w:p>
+    <w:p>
+      <w:pPr>
+        <w:spacing w:before="0" w:after="120" w:line="276" w:lineRule="auto"/>
+        <w:jc w:val="both"/>
+      </w:pPr>
+      <w:r>
+        <w:rPr>
+          <w:rFonts w:ascii="Times New Roman" w:hAnsi="Times New Roman"/>
+          <w:sz w:val="21"/>
+        </w:rPr>
+        <w:t>This project develops a state-of-the-art forensic detection framework entitled DeepGuard AI. The architecture operates end-to-end to simultaneously solve two major computer vision challenges: (1) extracting fine-grained semantic visual anomalies across facial crops via a compound-scaled EfficientNet-B4 spatial convolutional backbone (19.3M parameters), and (2) capturing periodic frequency-domain grid discrepancies left by generative upsampling operations (transposed convolutions) via 2D Discrete Cosine Transform Type-II (2D-DCT-II) paired with a 4-stage depthwise separable Spectral-CNN (2.8M parameters). The network leverages an Attention-Gated Bilinear Fusion mechanism to dynamically balance spatial versus frequency confidence, shifting trust toward the frequency stream under heavy lossy compression.</w:t>
+      </w:r>
+    </w:p>
+    <w:p>
+      <w:pPr>
+        <w:keepNext/>
+        <w:spacing w:before="200" w:after="80"/>
+      </w:pPr>
+      <w:r>
+        <w:rPr>
+          <w:rFonts w:ascii="Times New Roman" w:hAnsi="Times New Roman"/>
+          <w:b/>
+          <w:color w:val="000000"/>
+          <w:sz w:val="23"/>
+        </w:rPr>
+        <w:t>1.3 Important Technical Terms</w:t>
+      </w:r>
+    </w:p>
+    <w:p>
+      <w:pPr>
+        <w:spacing w:before="0" w:after="80" w:line="276" w:lineRule="auto"/>
+        <w:ind w:left="360"/>
+        <w:jc w:val="both"/>
+      </w:pPr>
+      <w:r>
+        <w:rPr>
+          <w:rFonts w:ascii="Times New Roman" w:hAnsi="Times New Roman"/>
+          <w:b/>
+          <w:sz w:val="21"/>
+        </w:rPr>
+        <w:t xml:space="preserve">•  </w:t>
       </w:r>
       <w:r>
         <w:rPr>
           <w:rFonts w:ascii="Times New Roman" w:hAnsi="Times New Roman"/>
-          <w:sz w:val="22"/>
+          <w:b/>
+          <w:sz w:val="21"/>
         </w:rPr>
-        <w:t>Guide's Signature: ____________________________</w:t>
+        <w:t xml:space="preserve">Deepfake Video Synthesis: </w:t>
+      </w:r>
+      <w:r>
+        <w:rPr>
+          <w:rFonts w:ascii="Times New Roman" w:hAnsi="Times New Roman"/>
+          <w:sz w:val="21"/>
+        </w:rPr>
+        <w:t>The automated computational generation, replacement, or reenactment of human facial attributes, identities, and expressions using deep generative neural networks.</w:t>
       </w:r>
     </w:p>
     <w:p>
@@ -756,203 +1302,272 @@
     </w:p>
     <w:p>
       <w:pPr>
-        <w:spacing w:before="240" w:after="120" w:line="450" w:lineRule="exact"/>
-        <w:jc w:val="left"/>
+        <w:spacing w:before="0" w:after="80" w:line="276" w:lineRule="auto"/>
+        <w:ind w:left="360"/>
+        <w:jc w:val="both"/>
       </w:pPr>
       <w:r>
         <w:rPr>
           <w:rFonts w:ascii="Times New Roman" w:hAnsi="Times New Roman"/>
           <w:b/>
-          <w:i w:val="0"/>
-          <w:sz w:val="30"/>
+          <w:sz w:val="21"/>
         </w:rPr>
-        <w:t>1. Introduction</w:t>
+        <w:t xml:space="preserve">•  </w:t>
+      </w:r>
+      <w:r>
+        <w:rPr>
+          <w:rFonts w:ascii="Times New Roman" w:hAnsi="Times New Roman"/>
+          <w:b/>
+          <w:sz w:val="21"/>
+        </w:rPr>
+        <w:t xml:space="preserve">Spatial-Domain Feature Extraction: </w:t>
+      </w:r>
+      <w:r>
+        <w:rPr>
+          <w:rFonts w:ascii="Times New Roman" w:hAnsi="Times New Roman"/>
+          <w:sz w:val="21"/>
+        </w:rPr>
+        <w:t>The analysis of raw RGB image matrices to detect local pixel incoherencies, edge disparities, facial landmark jitter, and unnatural texture boundaries.</w:t>
       </w:r>
     </w:p>
     <w:p>
       <w:pPr>
-        <w:spacing w:before="40" w:after="80" w:line="330" w:lineRule="exact"/>
+        <w:spacing w:before="0" w:after="80" w:line="276" w:lineRule="auto"/>
+        <w:ind w:left="360"/>
         <w:jc w:val="both"/>
       </w:pPr>
       <w:r>
         <w:rPr>
           <w:rFonts w:ascii="Times New Roman" w:hAnsi="Times New Roman"/>
-          <w:b w:val="0"/>
-          <w:i w:val="0"/>
-          <w:sz w:val="22"/>
+          <w:b/>
+          <w:sz w:val="21"/>
         </w:rPr>
-        <w:t>Deepfake technology refers to the use of deep learning — particularly Generative Adversarial Networks (GANs) and Variational Autoencoders (VAEs) — to synthesize hyper-realistic video content in which a person's face is digitally replaced or manipulated. The term "deepfake" combines "deep learning" and "fake," and these AI-generated videos have become increasingly indistinguishable from authentic recordings, posing severe threats to digital identity verification, political integrity, and financial security.</w:t>
+        <w:t xml:space="preserve">•  </w:t>
+      </w:r>
+      <w:r>
+        <w:rPr>
+          <w:rFonts w:ascii="Times New Roman" w:hAnsi="Times New Roman"/>
+          <w:b/>
+          <w:sz w:val="21"/>
+        </w:rPr>
+        <w:t xml:space="preserve">Discrete Cosine Transform (2D-DCT-II): </w:t>
+      </w:r>
+      <w:r>
+        <w:rPr>
+          <w:rFonts w:ascii="Times New Roman" w:hAnsi="Times New Roman"/>
+          <w:sz w:val="21"/>
+        </w:rPr>
+        <w:t>A mathematical signal transformation that decomposes a spatial image into a finite sum of orthogonal cosine oscillations, concentrating spatial energy into compact low-, mid-, and high-frequency spectral coefficients.</w:t>
       </w:r>
     </w:p>
     <w:p>
       <w:pPr>
-        <w:spacing w:before="40" w:after="80" w:line="330" w:lineRule="exact"/>
+        <w:spacing w:before="0" w:after="80" w:line="276" w:lineRule="auto"/>
+        <w:ind w:left="360"/>
         <w:jc w:val="both"/>
       </w:pPr>
       <w:r>
         <w:rPr>
           <w:rFonts w:ascii="Times New Roman" w:hAnsi="Times New Roman"/>
-          <w:b w:val="0"/>
-          <w:i w:val="0"/>
-          <w:sz w:val="22"/>
+          <w:b/>
+          <w:sz w:val="21"/>
         </w:rPr>
-        <w:t>The proposed project, DeepGuard AI, addresses this problem by developing a Dual-Stream Spatial and Frequency-Domain Deepfake Video Detection System. Unlike conventional detectors that rely solely on pixel-level (spatial) analysis, our system simultaneously analyzes facial images in two complementary domains: (1) the spatial domain using an EfficientNet-B4 convolutional backbone, and (2) the frequency domain using a 2D Discrete Cosine Transform (DCT) spectral pipeline. The outputs of both streams are fused using an attention-gated mechanism to produce a final authenticity verdict, accompanied by Grad-CAM visual explanations and an interactive Streamlit web dashboard.</w:t>
+        <w:t xml:space="preserve">•  </w:t>
+      </w:r>
+      <w:r>
+        <w:rPr>
+          <w:rFonts w:ascii="Times New Roman" w:hAnsi="Times New Roman"/>
+          <w:b/>
+          <w:sz w:val="21"/>
+        </w:rPr>
+        <w:t xml:space="preserve">Log Power Spectrum: </w:t>
+      </w:r>
+      <w:r>
+        <w:rPr>
+          <w:rFonts w:ascii="Times New Roman" w:hAnsi="Times New Roman"/>
+          <w:sz w:val="21"/>
+        </w:rPr>
+        <w:t>A logarithmic spectral representation S(u,v) = log(1 + |D(u,v)|^2) designed to amplify high-frequency textural variance and expose periodic grid artifacts characteristic of GAN upsampling.</w:t>
       </w:r>
     </w:p>
     <w:p>
       <w:pPr>
-        <w:spacing w:before="200" w:after="80" w:line="390" w:lineRule="exact"/>
-        <w:jc w:val="left"/>
+        <w:spacing w:before="0" w:after="80" w:line="276" w:lineRule="auto"/>
+        <w:ind w:left="360"/>
+        <w:jc w:val="both"/>
       </w:pPr>
       <w:r>
         <w:rPr>
           <w:rFonts w:ascii="Times New Roman" w:hAnsi="Times New Roman"/>
           <w:b/>
-          <w:i w:val="0"/>
-          <w:sz w:val="26"/>
+          <w:sz w:val="21"/>
         </w:rPr>
-        <w:t>Technology Domain</w:t>
+        <w:t xml:space="preserve">•  </w:t>
+      </w:r>
+      <w:r>
+        <w:rPr>
+          <w:rFonts w:ascii="Times New Roman" w:hAnsi="Times New Roman"/>
+          <w:b/>
+          <w:sz w:val="21"/>
+        </w:rPr>
+        <w:t xml:space="preserve">Transposed Convolution Artifacts: </w:t>
+      </w:r>
+      <w:r>
+        <w:rPr>
+          <w:rFonts w:ascii="Times New Roman" w:hAnsi="Times New Roman"/>
+          <w:sz w:val="21"/>
+        </w:rPr>
+        <w:t>Periodic, high-frequency checkerboard grid patterns inadvertently introduced into synthetic images by deconvolutional and transposed convolutional upsampling layers.</w:t>
       </w:r>
     </w:p>
     <w:p>
       <w:pPr>
-        <w:spacing w:before="40" w:after="80" w:line="330" w:lineRule="exact"/>
+        <w:spacing w:before="0" w:after="80" w:line="276" w:lineRule="auto"/>
+        <w:ind w:left="360"/>
         <w:jc w:val="both"/>
       </w:pPr>
       <w:r>
         <w:rPr>
           <w:rFonts w:ascii="Times New Roman" w:hAnsi="Times New Roman"/>
-          <w:b w:val="0"/>
-          <w:i w:val="0"/>
-          <w:sz w:val="22"/>
+          <w:b/>
+          <w:sz w:val="21"/>
         </w:rPr>
-        <w:t>This project falls under the domains of Computer Vision, Deep Learning, and Digital Forensics. It leverages state-of-the-art neural network architectures, signal processing mathematics, and explainable AI to address a real-world cybersecurity problem.</w:t>
+        <w:t xml:space="preserve">•  </w:t>
+      </w:r>
+      <w:r>
+        <w:rPr>
+          <w:rFonts w:ascii="Times New Roman" w:hAnsi="Times New Roman"/>
+          <w:b/>
+          <w:sz w:val="21"/>
+        </w:rPr>
+        <w:t xml:space="preserve">Attention-Gated Bilinear Fusion: </w:t>
+      </w:r>
+      <w:r>
+        <w:rPr>
+          <w:rFonts w:ascii="Times New Roman" w:hAnsi="Times New Roman"/>
+          <w:sz w:val="21"/>
+        </w:rPr>
+        <w:t>A parameter-efficient cross-domain gating mechanism that computes a dynamic scalar gating factor alpha in [0, 1] to adaptively weight spatial and frequency feature vectors based on video degradation.</w:t>
       </w:r>
     </w:p>
     <w:p>
       <w:pPr>
-        <w:spacing w:before="200" w:after="80" w:line="390" w:lineRule="exact"/>
-        <w:jc w:val="left"/>
+        <w:spacing w:before="0" w:after="80" w:line="276" w:lineRule="auto"/>
+        <w:ind w:left="360"/>
+        <w:jc w:val="both"/>
       </w:pPr>
       <w:r>
         <w:rPr>
           <w:rFonts w:ascii="Times New Roman" w:hAnsi="Times New Roman"/>
           <w:b/>
-          <w:i w:val="0"/>
-          <w:sz w:val="26"/>
+          <w:sz w:val="21"/>
         </w:rPr>
-        <w:t>Key Technical Terms</w:t>
+        <w:t xml:space="preserve">•  </w:t>
+      </w:r>
+      <w:r>
+        <w:rPr>
+          <w:rFonts w:ascii="Times New Roman" w:hAnsi="Times New Roman"/>
+          <w:b/>
+          <w:sz w:val="21"/>
+        </w:rPr>
+        <w:t xml:space="preserve">Depthwise Separable Convolution: </w:t>
+      </w:r>
+      <w:r>
+        <w:rPr>
+          <w:rFonts w:ascii="Times New Roman" w:hAnsi="Times New Roman"/>
+          <w:sz w:val="21"/>
+        </w:rPr>
+        <w:t>A factorized spatial filtering operation that splits standard convolution into a depthwise spatial filter and a pointwise (1×1) projection, reducing computational complexity and Multiply-Accumulate (MAC) operations.</w:t>
       </w:r>
     </w:p>
     <w:p>
       <w:pPr>
-        <w:spacing w:before="40" w:after="60" w:line="330" w:lineRule="exact"/>
-        <w:ind w:left="454"/>
+        <w:spacing w:before="0" w:after="80" w:line="276" w:lineRule="auto"/>
+        <w:ind w:left="360"/>
         <w:jc w:val="both"/>
       </w:pPr>
       <w:r>
         <w:rPr>
           <w:rFonts w:ascii="Times New Roman" w:hAnsi="Times New Roman"/>
-          <w:b w:val="0"/>
-          <w:i w:val="0"/>
-          <w:sz w:val="22"/>
+          <w:b/>
+          <w:sz w:val="21"/>
         </w:rPr>
-        <w:t>• Deepfake: An AI-generated video in which a person's facial appearance is manipulated or replaced using neural network models.</w:t>
+        <w:t xml:space="preserve">•  </w:t>
+      </w:r>
+      <w:r>
+        <w:rPr>
+          <w:rFonts w:ascii="Times New Roman" w:hAnsi="Times New Roman"/>
+          <w:b/>
+          <w:sz w:val="21"/>
+        </w:rPr>
+        <w:t xml:space="preserve">Grad-CAM (Gradient-weighted Class Activation Mapping): </w:t>
+      </w:r>
+      <w:r>
+        <w:rPr>
+          <w:rFonts w:ascii="Times New Roman" w:hAnsi="Times New Roman"/>
+          <w:sz w:val="21"/>
+        </w:rPr>
+        <w:t>An Explainable AI (XAI) methodology that visualizes the gradients of a target prediction flowing into the final convolutional feature maps, producing coarse localization heatmaps highlighting manipulated facial regions.</w:t>
       </w:r>
     </w:p>
     <w:p>
       <w:pPr>
-        <w:spacing w:before="40" w:after="60" w:line="330" w:lineRule="exact"/>
-        <w:ind w:left="454"/>
+        <w:spacing w:before="0" w:after="80" w:line="276" w:lineRule="auto"/>
+        <w:ind w:left="360"/>
         <w:jc w:val="both"/>
       </w:pPr>
       <w:r>
         <w:rPr>
           <w:rFonts w:ascii="Times New Roman" w:hAnsi="Times New Roman"/>
-          <w:b w:val="0"/>
-          <w:i w:val="0"/>
-          <w:sz w:val="22"/>
+          <w:b/>
+          <w:sz w:val="21"/>
         </w:rPr>
-        <w:t>• GAN (Generative Adversarial Network): A neural network framework consisting of a generator (that creates fake images) and a discriminator (that identifies fakes), trained adversarially.</w:t>
+        <w:t xml:space="preserve">•  </w:t>
+      </w:r>
+      <w:r>
+        <w:rPr>
+          <w:rFonts w:ascii="Times New Roman" w:hAnsi="Times New Roman"/>
+          <w:b/>
+          <w:sz w:val="21"/>
+        </w:rPr>
+        <w:t xml:space="preserve">AUC-ROC (Area Under the Receiver Operating Characteristic Curve): </w:t>
+      </w:r>
+      <w:r>
+        <w:rPr>
+          <w:rFonts w:ascii="Times New Roman" w:hAnsi="Times New Roman"/>
+          <w:sz w:val="21"/>
+        </w:rPr>
+        <w:t>A standard threshold-independent classification metric evaluating the trade-off between True Positive Rate (Sensitivity) and False Positive Rate across all decision boundaries.</w:t>
       </w:r>
     </w:p>
     <w:p>
       <w:pPr>
-        <w:spacing w:before="40" w:after="60" w:line="330" w:lineRule="exact"/>
-        <w:ind w:left="454"/>
+        <w:spacing w:before="0" w:after="80" w:line="276" w:lineRule="auto"/>
+        <w:ind w:left="360"/>
         <w:jc w:val="both"/>
       </w:pPr>
       <w:r>
         <w:rPr>
           <w:rFonts w:ascii="Times New Roman" w:hAnsi="Times New Roman"/>
-          <w:b w:val="0"/>
-          <w:i w:val="0"/>
-          <w:sz w:val="22"/>
+          <w:b/>
+          <w:sz w:val="21"/>
         </w:rPr>
-        <w:t>• 2D-DCT (Discrete Cosine Transform): A mathematical transformation that converts an image from the spatial pixel domain into frequency components, revealing hidden periodic artifacts left by GAN upsampling.</w:t>
+        <w:t xml:space="preserve">•  </w:t>
       </w:r>
-    </w:p>
-    <w:p>
-      <w:pPr>
-        <w:spacing w:before="40" w:after="60" w:line="330" w:lineRule="exact"/>
-        <w:ind w:left="454"/>
-        <w:jc w:val="both"/>
-      </w:pPr>
       <w:r>
         <w:rPr>
           <w:rFonts w:ascii="Times New Roman" w:hAnsi="Times New Roman"/>
-          <w:b w:val="0"/>
-          <w:i w:val="0"/>
-          <w:sz w:val="22"/>
+          <w:b/>
+          <w:sz w:val="21"/>
         </w:rPr>
-        <w:t>• EfficientNet-B4: A compact, high-accuracy convolutional neural network by Google that uses compound scaling of depth, width, and resolution for optimal performance-to-size ratio.</w:t>
+        <w:t xml:space="preserve">Temporal Consistency Analysis: </w:t>
       </w:r>
-    </w:p>
-    <w:p>
-      <w:pPr>
-        <w:spacing w:before="40" w:after="60" w:line="330" w:lineRule="exact"/>
-        <w:ind w:left="454"/>
-        <w:jc w:val="both"/>
-      </w:pPr>
       <w:r>
         <w:rPr>
           <w:rFonts w:ascii="Times New Roman" w:hAnsi="Times New Roman"/>
-          <w:b w:val="0"/>
-          <w:i w:val="0"/>
-          <w:sz w:val="22"/>
+          <w:sz w:val="21"/>
         </w:rPr>
-        <w:t>• Grad-CAM (Gradient-weighted Class Activation Map): An explainability technique that generates a visual heatmap showing which facial regions the neural network focused on when making its classification decision.</w:t>
-      </w:r>
-    </w:p>
-    <w:p>
-      <w:pPr>
-        <w:spacing w:before="40" w:after="60" w:line="330" w:lineRule="exact"/>
-        <w:ind w:left="454"/>
-        <w:jc w:val="both"/>
-      </w:pPr>
-      <w:r>
-        <w:rPr>
-          <w:rFonts w:ascii="Times New Roman" w:hAnsi="Times New Roman"/>
-          <w:b w:val="0"/>
-          <w:i w:val="0"/>
-          <w:sz w:val="22"/>
-        </w:rPr>
-        <w:t>• Attention-Gated Fusion: A learnable mechanism that dynamically assigns weights to spatial and frequency features based on their discriminative relevance for a given input.</w:t>
-      </w:r>
-    </w:p>
-    <w:p>
-      <w:pPr>
-        <w:spacing w:before="40" w:after="80" w:line="330" w:lineRule="exact"/>
-        <w:jc w:val="both"/>
-      </w:pPr>
-      <w:r>
-        <w:rPr>
-          <w:rFonts w:ascii="Times New Roman" w:hAnsi="Times New Roman"/>
-          <w:b w:val="0"/>
-          <w:i w:val="0"/>
-          <w:sz w:val="22"/>
-        </w:rPr>
-        <w:t>The system is trained and evaluated on standard benchmark datasets — FaceForensics++ (FF++) and Celeb-DF v2 — and deployed via a Streamlit web interface, enabling forensic examiners, security researchers, and verification platforms to upload videos and receive real-time detection results with visual evidence.</w:t>
+        <w:t>The evaluation of frame-by-frame prediction trajectories across consecutive video sequences to detect transient flickers, splicing discontinuities, and facial bounding jitter.</w:t>
       </w:r>
     </w:p>
     <w:p>
@@ -962,222 +1577,219 @@
     </w:p>
     <w:p>
       <w:pPr>
-        <w:spacing w:before="240" w:after="120" w:line="450" w:lineRule="exact"/>
-        <w:jc w:val="left"/>
+        <w:keepNext/>
+        <w:spacing w:before="280" w:after="120"/>
       </w:pPr>
       <w:r>
         <w:rPr>
           <w:rFonts w:ascii="Times New Roman" w:hAnsi="Times New Roman"/>
           <w:b/>
-          <w:i w:val="0"/>
-          <w:sz w:val="30"/>
+          <w:color w:val="000000"/>
+          <w:sz w:val="26"/>
         </w:rPr>
-        <w:t>2. Statement of Problem and Objectives</w:t>
+        <w:t>2. STATEMENT OF PROBLEM AND OBJECTIVES</w:t>
       </w:r>
     </w:p>
     <w:p>
       <w:pPr>
-        <w:spacing w:before="200" w:after="80" w:line="390" w:lineRule="exact"/>
-        <w:jc w:val="left"/>
+        <w:keepNext/>
+        <w:spacing w:before="200" w:after="80"/>
       </w:pPr>
       <w:r>
         <w:rPr>
           <w:rFonts w:ascii="Times New Roman" w:hAnsi="Times New Roman"/>
           <w:b/>
-          <w:i w:val="0"/>
-          <w:sz w:val="26"/>
+          <w:color w:val="000000"/>
+          <w:sz w:val="23"/>
         </w:rPr>
-        <w:t>2.1 Statement of Problem</w:t>
+        <w:t>2.1 Problem Statement</w:t>
       </w:r>
     </w:p>
     <w:p>
       <w:pPr>
-        <w:spacing w:before="40" w:after="80" w:line="330" w:lineRule="exact"/>
+        <w:spacing w:before="0" w:after="120" w:line="276" w:lineRule="auto"/>
         <w:jc w:val="both"/>
       </w:pPr>
       <w:r>
         <w:rPr>
           <w:rFonts w:ascii="Times New Roman" w:hAnsi="Times New Roman"/>
-          <w:b w:val="0"/>
-          <w:i w:val="0"/>
-          <w:sz w:val="22"/>
+          <w:sz w:val="21"/>
         </w:rPr>
-        <w:t>The exponential proliferation of AI-generated deepfake videos poses critical threats across multiple sectors: digital banking KYC bypass, political disinformation, and judicial evidence manipulation. Existing deepfake detection systems exhibit the following major limitations:</w:t>
+        <w:t>In digital media forensics, FinTech identity onboarding, and judicial verification, automated video authenticity inspection systems operate under strict physical latency and transmission constraints. Video content transmitted across social messaging channels and digital networks is subjected to heavy lossy compression standards (H.264/H.265 at CRF 23 and CRF 40). These lossy compression codecs selectively discard subtle high-frequency spatial gradients, destroying the edge and skin-texture artifacts that standard RGB convolutional detectors rely upon. Consequently, unimodal spatial CNNs suffer severe accuracy drops (falling from 98% on uncompressed captures to below 65% on c40 media).</w:t>
       </w:r>
     </w:p>
     <w:p>
       <w:pPr>
-        <w:spacing w:before="40" w:after="60" w:line="330" w:lineRule="exact"/>
-        <w:ind w:left="454"/>
+        <w:spacing w:before="0" w:after="120" w:line="276" w:lineRule="auto"/>
         <w:jc w:val="both"/>
       </w:pPr>
       <w:r>
         <w:rPr>
           <w:rFonts w:ascii="Times New Roman" w:hAnsi="Times New Roman"/>
-          <w:b w:val="0"/>
-          <w:i w:val="0"/>
-          <w:sz w:val="22"/>
+          <w:sz w:val="21"/>
         </w:rPr>
-        <w:t>• Spatial-Only Vulnerability: Conventional RGB-based CNN detectors (e.g., XceptionNet, MesoNet) achieve high accuracy on uncompressed videos but lose 20–35% accuracy when videos are compressed by platforms like WhatsApp or YouTube (H.264 codec), because compression destroys subtle pixel-level manipulation artifacts.</w:t>
+        <w:t>Concurrently, generative neural networks introduce periodic spectral grid anomalies in the frequency domain as a mathematical byproduct of transposed convolutional upsampling. While these spectral fingerprints persist even after severe lossy compression, existing detectors operate in isolation, failing to unify spatial semantics with spectral invariants. Furthermore, contemporary models act as opaque 'black-boxes' devoid of localized visual explanations and suffer from high computational latency (&gt;200 ms/frame), rendering them unviable for real-time edge forensic triage.</w:t>
       </w:r>
     </w:p>
     <w:p>
       <w:pPr>
-        <w:spacing w:before="40" w:after="60" w:line="330" w:lineRule="exact"/>
-        <w:ind w:left="454"/>
+        <w:spacing w:before="0" w:after="120" w:line="276" w:lineRule="auto"/>
         <w:jc w:val="both"/>
       </w:pPr>
       <w:r>
         <w:rPr>
           <w:rFonts w:ascii="Times New Roman" w:hAnsi="Times New Roman"/>
-          <w:b w:val="0"/>
-          <w:i w:val="0"/>
-          <w:sz w:val="22"/>
+          <w:sz w:val="21"/>
         </w:rPr>
-        <w:t>• Lack of Frequency-Domain Analysis: No mainstream detection system exploits the systematic spectral fingerprints that GAN upsampling operations leave in the frequency domain — fingerprints that remain detectable even after heavy compression.</w:t>
+        <w:t>Therefore, the core problem addressed in this project is to develop and validate a lightweight, robust, dual-stream deep learning pipeline capable of joint spatial-semantic and frequency-spectral analysis - maintaining high detection accuracy across uncompressed, lightly compressed (c23), and heavily compressed (c40) video streams, while providing interpretable Grad-CAM visual heatmaps, sub-50ms inference latency, and certified PDF forensic reports.</w:t>
       </w:r>
     </w:p>
     <w:p>
       <w:pPr>
-        <w:spacing w:before="40" w:after="60" w:line="330" w:lineRule="exact"/>
-        <w:ind w:left="454"/>
+        <w:keepNext/>
+        <w:spacing w:before="200" w:after="80"/>
+      </w:pPr>
+      <w:r>
+        <w:rPr>
+          <w:rFonts w:ascii="Times New Roman" w:hAnsi="Times New Roman"/>
+          <w:b/>
+          <w:color w:val="000000"/>
+          <w:sz w:val="23"/>
+        </w:rPr>
+        <w:t>2.2 Project Objectives</w:t>
+      </w:r>
+    </w:p>
+    <w:p>
+      <w:pPr>
+        <w:spacing w:before="0" w:after="120" w:line="276" w:lineRule="auto"/>
         <w:jc w:val="both"/>
       </w:pPr>
       <w:r>
         <w:rPr>
           <w:rFonts w:ascii="Times New Roman" w:hAnsi="Times New Roman"/>
-          <w:b w:val="0"/>
-          <w:i w:val="0"/>
-          <w:sz w:val="22"/>
+          <w:sz w:val="21"/>
         </w:rPr>
-        <w:t>• Forensic Opacity: Most deployed systems output only a probability score without any explanation of which facial regions triggered the detection, making them inadmissible in legal and regulatory contexts.</w:t>
+        <w:t>To systematically solve the problem statement, the project is structured around the following concrete objectives:</w:t>
       </w:r>
     </w:p>
     <w:p>
       <w:pPr>
-        <w:spacing w:before="40" w:after="60" w:line="330" w:lineRule="exact"/>
-        <w:ind w:left="454"/>
+        <w:spacing w:before="0" w:after="80" w:line="276" w:lineRule="auto"/>
+        <w:ind w:left="360"/>
         <w:jc w:val="both"/>
       </w:pPr>
       <w:r>
         <w:rPr>
           <w:rFonts w:ascii="Times New Roman" w:hAnsi="Times New Roman"/>
-          <w:b w:val="0"/>
-          <w:i w:val="0"/>
-          <w:sz w:val="22"/>
+          <w:b/>
+          <w:sz w:val="21"/>
         </w:rPr>
-        <w:t>• Deployment Gap: Research-grade detection systems exist only as command-line scripts with no user-friendly interface for non-expert forensic examiners or banking officers.</w:t>
+        <w:t xml:space="preserve">•  </w:t>
+      </w:r>
+      <w:r>
+        <w:rPr>
+          <w:rFonts w:ascii="Times New Roman" w:hAnsi="Times New Roman"/>
+          <w:b/>
+          <w:sz w:val="21"/>
+        </w:rPr>
+        <w:t xml:space="preserve">Objective 1  -  Multi-Stream Ingestion &amp; Facial Landmark Tracking: </w:t>
+      </w:r>
+      <w:r>
+        <w:rPr>
+          <w:rFonts w:ascii="Times New Roman" w:hAnsi="Times New Roman"/>
+          <w:sz w:val="21"/>
+        </w:rPr>
+        <w:t>Design and implement a robust video demuxing pipeline utilizing uniform temporal sampling (5 FPS) and multi-task cascaded convolutional networks (MTCNN) with 25% boundary expansion for normalized 380×380 face crops.</w:t>
       </w:r>
     </w:p>
     <w:p>
       <w:pPr>
-        <w:spacing w:before="200" w:after="80" w:line="390" w:lineRule="exact"/>
-        <w:jc w:val="left"/>
+        <w:spacing w:before="0" w:after="80" w:line="276" w:lineRule="auto"/>
+        <w:ind w:left="360"/>
+        <w:jc w:val="both"/>
       </w:pPr>
       <w:r>
         <w:rPr>
           <w:rFonts w:ascii="Times New Roman" w:hAnsi="Times New Roman"/>
           <w:b/>
-          <w:i w:val="0"/>
-          <w:sz w:val="26"/>
+          <w:sz w:val="21"/>
         </w:rPr>
-        <w:t>2.2 Objectives</w:t>
+        <w:t xml:space="preserve">•  </w:t>
+      </w:r>
+      <w:r>
+        <w:rPr>
+          <w:rFonts w:ascii="Times New Roman" w:hAnsi="Times New Roman"/>
+          <w:b/>
+          <w:sz w:val="21"/>
+        </w:rPr>
+        <w:t xml:space="preserve">Objective 2  -  Spatial Semantic Feature Extraction: </w:t>
+      </w:r>
+      <w:r>
+        <w:rPr>
+          <w:rFonts w:ascii="Times New Roman" w:hAnsi="Times New Roman"/>
+          <w:sz w:val="21"/>
+        </w:rPr>
+        <w:t>Engineer a spatial representation pipeline using a compound-scaled EfficientNet-B4 backbone (19.3M parameters) to extract 1792-dimensional embeddings capturing facial boundaries, blending inconsistencies, and textural irregularities.</w:t>
       </w:r>
     </w:p>
     <w:p>
       <w:pPr>
-        <w:spacing w:before="40" w:after="60" w:line="330" w:lineRule="exact"/>
-        <w:ind w:left="454"/>
+        <w:spacing w:before="0" w:after="80" w:line="276" w:lineRule="auto"/>
+        <w:ind w:left="360"/>
         <w:jc w:val="both"/>
       </w:pPr>
       <w:r>
         <w:rPr>
           <w:rFonts w:ascii="Times New Roman" w:hAnsi="Times New Roman"/>
-          <w:b w:val="0"/>
-          <w:i w:val="0"/>
-          <w:sz w:val="22"/>
+          <w:b/>
+          <w:sz w:val="21"/>
         </w:rPr>
-        <w:t>1. To implement automated facial region extraction from continuous video streams using MTCNN face detection with 15% contextual boundary margins.</w:t>
+        <w:t xml:space="preserve">•  </w:t>
+      </w:r>
+      <w:r>
+        <w:rPr>
+          <w:rFonts w:ascii="Times New Roman" w:hAnsi="Times New Roman"/>
+          <w:b/>
+          <w:sz w:val="21"/>
+        </w:rPr>
+        <w:t xml:space="preserve">Objective 3  -  2D-DCT-II Mathematical Spectral Decomposition: </w:t>
+      </w:r>
+      <w:r>
+        <w:rPr>
+          <w:rFonts w:ascii="Times New Roman" w:hAnsi="Times New Roman"/>
+          <w:sz w:val="21"/>
+        </w:rPr>
+        <w:t>Formulate an optimized mathematical transform module computing full-frame 2D Discrete Cosine Transform (DCT-II) and logarithmic power spectrum S(u,v) = log(1 + |D(u,v)|^2) to isolate periodic GAN upsampling grid fingerprints.</w:t>
       </w:r>
     </w:p>
     <w:p>
       <w:pPr>
-        <w:spacing w:before="40" w:after="60" w:line="330" w:lineRule="exact"/>
-        <w:ind w:left="454"/>
+        <w:spacing w:before="0" w:after="80" w:line="276" w:lineRule="auto"/>
+        <w:ind w:left="360"/>
         <w:jc w:val="both"/>
       </w:pPr>
       <w:r>
         <w:rPr>
           <w:rFonts w:ascii="Times New Roman" w:hAnsi="Times New Roman"/>
-          <w:b w:val="0"/>
-          <w:i w:val="0"/>
-          <w:sz w:val="22"/>
+          <w:b/>
+          <w:sz w:val="21"/>
         </w:rPr>
-        <w:t>2. To design and implement a dual-stream deep learning architecture that processes facial images concurrently in the spatial domain (EfficientNet-B4) and the frequency domain (2D-DCT + Spectral CNN).</w:t>
+        <w:t xml:space="preserve">•  </w:t>
       </w:r>
-    </w:p>
-    <w:p>
-      <w:pPr>
-        <w:spacing w:before="40" w:after="60" w:line="330" w:lineRule="exact"/>
-        <w:ind w:left="454"/>
-        <w:jc w:val="both"/>
-      </w:pPr>
       <w:r>
         <w:rPr>
           <w:rFonts w:ascii="Times New Roman" w:hAnsi="Times New Roman"/>
-          <w:b w:val="0"/>
-          <w:i w:val="0"/>
-          <w:sz w:val="22"/>
+          <w:b/>
+          <w:sz w:val="21"/>
         </w:rPr>
-        <w:t>3. To formulate and implement the Radial Azimuthal DCT Spectrum A(r) = (1/|S_r|) Σ|F(u,v)| to extract rotationally invariant GAN upsampling fingerprints from frequency maps.</w:t>
+        <w:t xml:space="preserve">Objective 4  -  Lightweight Spectral-CNN Architecture: </w:t>
       </w:r>
-    </w:p>
-    <w:p>
-      <w:pPr>
-        <w:spacing w:before="40" w:after="60" w:line="330" w:lineRule="exact"/>
-        <w:ind w:left="454"/>
-        <w:jc w:val="both"/>
-      </w:pPr>
       <w:r>
         <w:rPr>
           <w:rFonts w:ascii="Times New Roman" w:hAnsi="Times New Roman"/>
-          <w:b w:val="0"/>
-          <w:i w:val="0"/>
-          <w:sz w:val="22"/>
+          <w:sz w:val="21"/>
         </w:rPr>
-        <w:t>4. To train and rigorously evaluate the dual-stream model on FaceForensics++ (c23 and c40 compression tiers) and Celeb-DF v2 datasets, targeting AUC-ROC ≥ 0.968 and detection accuracy ≥ 94% under compression.</w:t>
-      </w:r>
-    </w:p>
-    <w:p>
-      <w:pPr>
-        <w:spacing w:before="40" w:after="60" w:line="330" w:lineRule="exact"/>
-        <w:ind w:left="454"/>
-        <w:jc w:val="both"/>
-      </w:pPr>
-      <w:r>
-        <w:rPr>
-          <w:rFonts w:ascii="Times New Roman" w:hAnsi="Times New Roman"/>
-          <w:b w:val="0"/>
-          <w:i w:val="0"/>
-          <w:sz w:val="22"/>
-        </w:rPr>
-        <w:t>5. To implement Gradient-weighted Class Activation Mapping (Grad-CAM) for forensic explainability, generating spatial heatmaps that visually indicate which facial regions triggered the detection verdict.</w:t>
-      </w:r>
-    </w:p>
-    <w:p>
-      <w:pPr>
-        <w:spacing w:before="40" w:after="60" w:line="330" w:lineRule="exact"/>
-        <w:ind w:left="454"/>
-        <w:jc w:val="both"/>
-      </w:pPr>
-      <w:r>
-        <w:rPr>
-          <w:rFonts w:ascii="Times New Roman" w:hAnsi="Times New Roman"/>
-          <w:b w:val="0"/>
-          <w:i w:val="0"/>
-          <w:sz w:val="22"/>
-        </w:rPr>
-        <w:t>6. To develop and deploy an interactive forensic web dashboard using Streamlit with real-time video upload, frame-by-frame analysis, confidence gauge visualization, and DCT spectrum display.</w:t>
+        <w:t>Design and train a 4-stage depthwise separable Spectral Convolutional Neural Network (2.8M parameters) operating on spectral inputs to output 512-dimensional frequency representation vectors.</w:t>
       </w:r>
     </w:p>
     <w:p>
@@ -1187,160 +1799,122 @@
     </w:p>
     <w:p>
       <w:pPr>
-        <w:spacing w:before="240" w:after="120" w:line="450" w:lineRule="exact"/>
-        <w:jc w:val="left"/>
+        <w:spacing w:before="0" w:after="80" w:line="276" w:lineRule="auto"/>
+        <w:ind w:left="360"/>
+        <w:jc w:val="both"/>
       </w:pPr>
       <w:r>
         <w:rPr>
           <w:rFonts w:ascii="Times New Roman" w:hAnsi="Times New Roman"/>
           <w:b/>
-          <w:i w:val="0"/>
-          <w:sz w:val="30"/>
+          <w:sz w:val="21"/>
         </w:rPr>
-        <w:t>3. Literature Survey</w:t>
+        <w:t xml:space="preserve">•  </w:t>
+      </w:r>
+      <w:r>
+        <w:rPr>
+          <w:rFonts w:ascii="Times New Roman" w:hAnsi="Times New Roman"/>
+          <w:b/>
+          <w:sz w:val="21"/>
+        </w:rPr>
+        <w:t xml:space="preserve">Objective 5  -  Attention-Gated Bilinear Fusion: </w:t>
+      </w:r>
+      <w:r>
+        <w:rPr>
+          <w:rFonts w:ascii="Times New Roman" w:hAnsi="Times New Roman"/>
+          <w:sz w:val="21"/>
+        </w:rPr>
+        <w:t>Formulate a parameter-efficient cross-domain gating mechanism that dynamically computes a scalar gating weight alpha in [0, 1], automatically shifting fusion trust toward the frequency stream under heavy video compression.</w:t>
       </w:r>
     </w:p>
     <w:p>
       <w:pPr>
-        <w:spacing w:before="40" w:after="80" w:line="330" w:lineRule="exact"/>
+        <w:spacing w:before="0" w:after="80" w:line="276" w:lineRule="auto"/>
+        <w:ind w:left="360"/>
         <w:jc w:val="both"/>
       </w:pPr>
       <w:r>
         <w:rPr>
           <w:rFonts w:ascii="Times New Roman" w:hAnsi="Times New Roman"/>
-          <w:b w:val="0"/>
-          <w:i w:val="0"/>
-          <w:sz w:val="22"/>
+          <w:b/>
+          <w:sz w:val="21"/>
         </w:rPr>
-        <w:t>A systematic review of prior work identifies both the progress and critical gaps in deepfake detection research:</w:t>
+        <w:t xml:space="preserve">•  </w:t>
+      </w:r>
+      <w:r>
+        <w:rPr>
+          <w:rFonts w:ascii="Times New Roman" w:hAnsi="Times New Roman"/>
+          <w:b/>
+          <w:sz w:val="21"/>
+        </w:rPr>
+        <w:t xml:space="preserve">Objective 6  -  Synchronized Dual-Branch Grad-CAM Visual Explainability: </w:t>
+      </w:r>
+      <w:r>
+        <w:rPr>
+          <w:rFonts w:ascii="Times New Roman" w:hAnsi="Times New Roman"/>
+          <w:sz w:val="21"/>
+        </w:rPr>
+        <w:t>Implement a gradient-weighted class activation mapping (Grad-CAM) module that concurrently visualizes spatial facial manipulation regions and spectral frequency anomaly clusters to ensure court-admissible forensic interpretability.</w:t>
       </w:r>
     </w:p>
     <w:p>
       <w:pPr>
-        <w:spacing w:before="40" w:after="60" w:line="330" w:lineRule="exact"/>
-        <w:ind w:left="454"/>
+        <w:spacing w:before="0" w:after="80" w:line="276" w:lineRule="auto"/>
+        <w:ind w:left="360"/>
         <w:jc w:val="both"/>
       </w:pPr>
       <w:r>
         <w:rPr>
           <w:rFonts w:ascii="Times New Roman" w:hAnsi="Times New Roman"/>
-          <w:b w:val="0"/>
-          <w:i w:val="0"/>
-          <w:sz w:val="22"/>
+          <w:b/>
+          <w:sz w:val="21"/>
         </w:rPr>
-        <w:t>• Rossler et al. (2019) — FaceForensics++: Introduced the FaceForensics++ benchmark with 5,000 videos across four manipulation methods. Evaluated XceptionNet as baseline, achieving 98.5% on raw but only 89.3% on c23-compressed videos, demonstrating the compression vulnerability of spatial-only detectors.</w:t>
+        <w:t xml:space="preserve">•  </w:t>
+      </w:r>
+      <w:r>
+        <w:rPr>
+          <w:rFonts w:ascii="Times New Roman" w:hAnsi="Times New Roman"/>
+          <w:b/>
+          <w:sz w:val="21"/>
+        </w:rPr>
+        <w:t xml:space="preserve">Objective 7  -  Empirical Benchmarking Across Compression Tiers: </w:t>
+      </w:r>
+      <w:r>
+        <w:rPr>
+          <w:rFonts w:ascii="Times New Roman" w:hAnsi="Times New Roman"/>
+          <w:sz w:val="21"/>
+        </w:rPr>
+        <w:t>Execute rigorous quantitative validation on the standard FaceForensics++ benchmark across Raw, Light Compression (c23), and Heavy Compression (c40) tiers, and demonstrate cross-dataset generalization on the challenging Celeb-DF v2 dataset.</w:t>
       </w:r>
     </w:p>
     <w:p>
       <w:pPr>
-        <w:spacing w:before="40" w:after="60" w:line="330" w:lineRule="exact"/>
-        <w:ind w:left="454"/>
+        <w:spacing w:before="0" w:after="80" w:line="276" w:lineRule="auto"/>
+        <w:ind w:left="360"/>
         <w:jc w:val="both"/>
       </w:pPr>
       <w:r>
         <w:rPr>
           <w:rFonts w:ascii="Times New Roman" w:hAnsi="Times New Roman"/>
-          <w:b w:val="0"/>
-          <w:i w:val="0"/>
-          <w:sz w:val="22"/>
+          <w:b/>
+          <w:sz w:val="21"/>
         </w:rPr>
-        <w:t>• Frank et al. (2020) — Frequency Analysis: Demonstrated that GAN-generated images exhibit systematic spectral discrepancies in the Fourier domain. This foundational work established that frequency-domain fingerprints of GAN upsampling persist even after compression — the core theoretical basis of our frequency stream.</w:t>
+        <w:t xml:space="preserve">•  </w:t>
       </w:r>
-    </w:p>
-    <w:p>
-      <w:pPr>
-        <w:spacing w:before="40" w:after="60" w:line="330" w:lineRule="exact"/>
-        <w:ind w:left="454"/>
-        <w:jc w:val="both"/>
-      </w:pPr>
       <w:r>
         <w:rPr>
           <w:rFonts w:ascii="Times New Roman" w:hAnsi="Times New Roman"/>
-          <w:b w:val="0"/>
-          <w:i w:val="0"/>
-          <w:sz w:val="22"/>
+          <w:b/>
+          <w:sz w:val="21"/>
         </w:rPr>
-        <w:t>• Qian et al. (2020) — F3-Net: Proposed the Frequency in Face Forgery Network using DCT-based frequency-aware clues. Achieved 90.4% on c23-compressed FF++, outperforming spatial-only methods, but lacks spatial semantic features and explainability.</w:t>
+        <w:t xml:space="preserve">Objective 8  -  Real-Time Web Deployment &amp; Forensic Archival: </w:t>
       </w:r>
-    </w:p>
-    <w:p>
-      <w:pPr>
-        <w:spacing w:before="40" w:after="60" w:line="330" w:lineRule="exact"/>
-        <w:ind w:left="454"/>
-        <w:jc w:val="both"/>
-      </w:pPr>
       <w:r>
         <w:rPr>
           <w:rFonts w:ascii="Times New Roman" w:hAnsi="Times New Roman"/>
-          <w:b w:val="0"/>
-          <w:i w:val="0"/>
-          <w:sz w:val="22"/>
+          <w:sz w:val="21"/>
         </w:rPr>
-        <w:t>• Afchar et al. (2018) — MesoNet: Designed a compact mesoscopic CNN (MesoNet-4) for real-time detection. Lightweight but limited representational capacity, failing on modern high-resolution deepfakes (70.5% on c23).</w:t>
-      </w:r>
-    </w:p>
-    <w:p>
-      <w:pPr>
-        <w:spacing w:before="40" w:after="60" w:line="330" w:lineRule="exact"/>
-        <w:ind w:left="454"/>
-        <w:jc w:val="both"/>
-      </w:pPr>
-      <w:r>
-        <w:rPr>
-          <w:rFonts w:ascii="Times New Roman" w:hAnsi="Times New Roman"/>
-          <w:b w:val="0"/>
-          <w:i w:val="0"/>
-          <w:sz w:val="22"/>
-        </w:rPr>
-        <w:t>• Li et al. (2020) — Celeb-DF: Introduced the Celeb-DF v2 dataset with 5,639 high-quality celebrity deepfakes exhibiting minimal visual artifacts. Revealed that models trained on FF++ generalize poorly to cross-dataset evaluation.</w:t>
-      </w:r>
-    </w:p>
-    <w:p>
-      <w:pPr>
-        <w:spacing w:before="40" w:after="60" w:line="330" w:lineRule="exact"/>
-        <w:ind w:left="454"/>
-        <w:jc w:val="both"/>
-      </w:pPr>
-      <w:r>
-        <w:rPr>
-          <w:rFonts w:ascii="Times New Roman" w:hAnsi="Times New Roman"/>
-          <w:b w:val="0"/>
-          <w:i w:val="0"/>
-          <w:sz w:val="22"/>
-        </w:rPr>
-        <w:t>• Tan &amp; Le (2019) — EfficientNet: Proposed compound scaling of CNN depth, width, and resolution. EfficientNet-B4 achieves ImageNet accuracy competitive with larger models at 3× fewer parameters, making it ideal as our spatial backbone.</w:t>
-      </w:r>
-    </w:p>
-    <w:p>
-      <w:pPr>
-        <w:spacing w:before="40" w:after="60" w:line="330" w:lineRule="exact"/>
-        <w:ind w:left="454"/>
-        <w:jc w:val="both"/>
-      </w:pPr>
-      <w:r>
-        <w:rPr>
-          <w:rFonts w:ascii="Times New Roman" w:hAnsi="Times New Roman"/>
-          <w:b w:val="0"/>
-          <w:i w:val="0"/>
-          <w:sz w:val="22"/>
-        </w:rPr>
-        <w:t>• Selvaraju et al. (2020) — Grad-CAM: Introduced gradient-weighted class activation mapping for visual explanations from CNNs. Applied in our system to identify facial regions that trigger deepfake classification, enabling forensic transparency.</w:t>
-      </w:r>
-    </w:p>
-    <w:p>
-      <w:pPr>
-        <w:spacing w:before="40" w:after="60" w:line="330" w:lineRule="exact"/>
-        <w:ind w:left="454"/>
-        <w:jc w:val="both"/>
-      </w:pPr>
-      <w:r>
-        <w:rPr>
-          <w:rFonts w:ascii="Times New Roman" w:hAnsi="Times New Roman"/>
-          <w:b w:val="0"/>
-          <w:i w:val="0"/>
-          <w:sz w:val="22"/>
-        </w:rPr>
-        <w:t>• Durall et al. (2020) — Spectral Analysis of GANs: Showed that CNN-based generative models fail to reproduce natural image spectral distributions, with upsampling operations introducing periodic checkerboard artifacts in DCT spectra — directly exploited in our frequency stream.</w:t>
+        <w:t>Develop an interactive Streamlit forensic verification portal delivering sub-50ms inference latency, animated authenticity gauges, 30-frame temporal consistency curves, and automated certified PDF forensic reports with SHA-256 cryptographic verification.</w:t>
       </w:r>
     </w:p>
     <w:p>
@@ -1350,356 +1924,363 @@
     </w:p>
     <w:p>
       <w:pPr>
-        <w:spacing w:before="240" w:after="120" w:line="450" w:lineRule="exact"/>
-        <w:jc w:val="left"/>
+        <w:keepNext/>
+        <w:spacing w:before="280" w:after="120"/>
       </w:pPr>
       <w:r>
         <w:rPr>
           <w:rFonts w:ascii="Times New Roman" w:hAnsi="Times New Roman"/>
           <w:b/>
-          <w:i w:val="0"/>
-          <w:sz w:val="30"/>
+          <w:color w:val="000000"/>
+          <w:sz w:val="26"/>
         </w:rPr>
-        <w:t>4. Expected Outcome / Scope of the Project</w:t>
+        <w:t>3. LITERATURE SURVEY</w:t>
       </w:r>
     </w:p>
     <w:p>
       <w:pPr>
-        <w:spacing w:before="200" w:after="80" w:line="390" w:lineRule="exact"/>
-        <w:jc w:val="left"/>
+        <w:spacing w:before="0" w:after="120" w:line="276" w:lineRule="auto"/>
+        <w:jc w:val="both"/>
+      </w:pPr>
+      <w:r>
+        <w:rPr>
+          <w:rFonts w:ascii="Times New Roman" w:hAnsi="Times New Roman"/>
+          <w:sz w:val="21"/>
+        </w:rPr>
+        <w:t>Deepfake detection has evolved through distinct technological epochs - from hand-crafted biological inconsistency detectors (such as eye-blinking and head-pose analysis) to pure spatial convolutional networks, and recently toward frequency-domain signal processing. The following peer-reviewed foundational works represent the core literature informing this project:</w:t>
+      </w:r>
+    </w:p>
+    <w:p>
+      <w:pPr>
+        <w:spacing w:before="0" w:after="80" w:line="276" w:lineRule="auto"/>
+        <w:ind w:left="360"/>
+        <w:jc w:val="both"/>
       </w:pPr>
       <w:r>
         <w:rPr>
           <w:rFonts w:ascii="Times New Roman" w:hAnsi="Times New Roman"/>
           <w:b/>
-          <w:i w:val="0"/>
-          <w:sz w:val="26"/>
+          <w:sz w:val="21"/>
         </w:rPr>
-        <w:t>4.1 Expected Outcomes</w:t>
+        <w:t xml:space="preserve">•  </w:t>
+      </w:r>
+      <w:r>
+        <w:rPr>
+          <w:rFonts w:ascii="Times New Roman" w:hAnsi="Times New Roman"/>
+          <w:b/>
+          <w:sz w:val="21"/>
+        </w:rPr>
+        <w:t xml:space="preserve">Rössler et al. (2019) - FaceForensics++ [IEEE ICCV]: </w:t>
+      </w:r>
+      <w:r>
+        <w:rPr>
+          <w:rFonts w:ascii="Times New Roman" w:hAnsi="Times New Roman"/>
+          <w:sz w:val="21"/>
+        </w:rPr>
+        <w:t>Established the gold-standard forensic benchmark of 1.8M frames across four manipulation algorithms (Deepfakes, Face2Face, FaceSwap, NeuralTextures). The authors demonstrated that while spatial CNNs (XceptionNet) achieve 99% accuracy on raw video, their performance plummets by over 30% under c40 social media compression.</w:t>
       </w:r>
     </w:p>
     <w:p>
       <w:pPr>
-        <w:spacing w:before="40" w:after="60" w:line="330" w:lineRule="exact"/>
-        <w:ind w:left="454"/>
+        <w:spacing w:before="0" w:after="80" w:line="276" w:lineRule="auto"/>
+        <w:ind w:left="360"/>
         <w:jc w:val="both"/>
       </w:pPr>
       <w:r>
         <w:rPr>
           <w:rFonts w:ascii="Times New Roman" w:hAnsi="Times New Roman"/>
-          <w:b w:val="0"/>
-          <w:i w:val="0"/>
-          <w:sz w:val="22"/>
+          <w:b/>
+          <w:sz w:val="21"/>
         </w:rPr>
-        <w:t>1. A trained PyTorch model (DualStreamNet) achieving ≥ 98.9% detection accuracy on uncompressed FaceForensics++ and ≥ 94.2% on c23-compressed videos, significantly outperforming spatial-only baselines.</w:t>
+        <w:t xml:space="preserve">•  </w:t>
+      </w:r>
+      <w:r>
+        <w:rPr>
+          <w:rFonts w:ascii="Times New Roman" w:hAnsi="Times New Roman"/>
+          <w:b/>
+          <w:sz w:val="21"/>
+        </w:rPr>
+        <w:t xml:space="preserve">Frank et al. (2020) - Frequency Analysis for Deepfake Recognition [PMLR ICML]: </w:t>
+      </w:r>
+      <w:r>
+        <w:rPr>
+          <w:rFonts w:ascii="Times New Roman" w:hAnsi="Times New Roman"/>
+          <w:sz w:val="21"/>
+        </w:rPr>
+        <w:t>Proved that generative models (GANs, Autoencoders) employ transposed convolutions and bilinear interpolation during upsampling, which introduce persistent, periodic frequency grid discrepancies that remain detectable via 2D-DCT transforms even when spatial pixels are degraded.</w:t>
       </w:r>
     </w:p>
     <w:p>
       <w:pPr>
-        <w:spacing w:before="40" w:after="60" w:line="330" w:lineRule="exact"/>
-        <w:ind w:left="454"/>
+        <w:spacing w:before="0" w:after="80" w:line="276" w:lineRule="auto"/>
+        <w:ind w:left="360"/>
         <w:jc w:val="both"/>
       </w:pPr>
       <w:r>
         <w:rPr>
           <w:rFonts w:ascii="Times New Roman" w:hAnsi="Times New Roman"/>
-          <w:b w:val="0"/>
-          <w:i w:val="0"/>
-          <w:sz w:val="22"/>
+          <w:b/>
+          <w:sz w:val="21"/>
         </w:rPr>
-        <w:t>2. A functional Streamlit web dashboard allowing upload of video files, automatic face extraction, real-time per-frame classification with confidence scores, DCT spectrum visualization, and Grad-CAM heatmap generation.</w:t>
+        <w:t xml:space="preserve">•  </w:t>
+      </w:r>
+      <w:r>
+        <w:rPr>
+          <w:rFonts w:ascii="Times New Roman" w:hAnsi="Times New Roman"/>
+          <w:b/>
+          <w:sz w:val="21"/>
+        </w:rPr>
+        <w:t xml:space="preserve">Qian et al. (2020) - Thinking in Frequency (F3-Net) [IEEE ECCV]: </w:t>
+      </w:r>
+      <w:r>
+        <w:rPr>
+          <w:rFonts w:ascii="Times New Roman" w:hAnsi="Times New Roman"/>
+          <w:sz w:val="21"/>
+        </w:rPr>
+        <w:t>Demonstrated that dual-frequency decomposition (Frequency-Aware Decomposition and Local Frequency Statistics) provides remarkable cross-dataset robustness and compression resistance by isolating low- and high-frequency discrepancies.</w:t>
       </w:r>
     </w:p>
     <w:p>
       <w:pPr>
-        <w:spacing w:before="40" w:after="60" w:line="330" w:lineRule="exact"/>
-        <w:ind w:left="454"/>
+        <w:spacing w:before="0" w:after="80" w:line="276" w:lineRule="auto"/>
+        <w:ind w:left="360"/>
         <w:jc w:val="both"/>
       </w:pPr>
       <w:r>
         <w:rPr>
           <w:rFonts w:ascii="Times New Roman" w:hAnsi="Times New Roman"/>
-          <w:b w:val="0"/>
-          <w:i w:val="0"/>
-          <w:sz w:val="22"/>
+          <w:b/>
+          <w:sz w:val="21"/>
         </w:rPr>
-        <w:t>3. Grad-CAM explainability heatmaps that visually identify the specific facial regions (eyes, jaw boundary, skin texture) that the model flags as manipulated — suitable for forensic report generation.</w:t>
+        <w:t xml:space="preserve">•  </w:t>
+      </w:r>
+      <w:r>
+        <w:rPr>
+          <w:rFonts w:ascii="Times New Roman" w:hAnsi="Times New Roman"/>
+          <w:b/>
+          <w:sz w:val="21"/>
+        </w:rPr>
+        <w:t xml:space="preserve">Afchar et al. (2018) - MesoNet [IEEE WIFS]: </w:t>
+      </w:r>
+      <w:r>
+        <w:rPr>
+          <w:rFonts w:ascii="Times New Roman" w:hAnsi="Times New Roman"/>
+          <w:sz w:val="21"/>
+        </w:rPr>
+        <w:t>Proposed compact mesoscopic neural architectures (Meso-4 and MesoInception-4) targeting microscopic image degradation. While computationally efficient, shallow networks fail to generalize across diverse GAN generator families.</w:t>
       </w:r>
     </w:p>
     <w:p>
       <w:pPr>
-        <w:spacing w:before="40" w:after="60" w:line="330" w:lineRule="exact"/>
-        <w:ind w:left="454"/>
+        <w:spacing w:before="0" w:after="80" w:line="276" w:lineRule="auto"/>
+        <w:ind w:left="360"/>
         <w:jc w:val="both"/>
       </w:pPr>
       <w:r>
         <w:rPr>
           <w:rFonts w:ascii="Times New Roman" w:hAnsi="Times New Roman"/>
-          <w:b w:val="0"/>
-          <w:i w:val="0"/>
-          <w:sz w:val="22"/>
+          <w:b/>
+          <w:sz w:val="21"/>
         </w:rPr>
-        <w:t>4. A complete modular Python codebase covering preprocessing, dual-stream inference, training pipeline, and evaluation scripts, uploaded to a public GitHub repository.</w:t>
+        <w:t xml:space="preserve">•  </w:t>
+      </w:r>
+      <w:r>
+        <w:rPr>
+          <w:rFonts w:ascii="Times New Roman" w:hAnsi="Times New Roman"/>
+          <w:b/>
+          <w:sz w:val="21"/>
+        </w:rPr>
+        <w:t xml:space="preserve">Selvaraju et al. (2017) - Grad-CAM [IEEE ICCV]: </w:t>
+      </w:r>
+      <w:r>
+        <w:rPr>
+          <w:rFonts w:ascii="Times New Roman" w:hAnsi="Times New Roman"/>
+          <w:sz w:val="21"/>
+        </w:rPr>
+        <w:t>Established gradient-weighted visual explanations for deep networks by projecting target gradients back onto final convolutional activation maps, providing necessary visual evidence for high-stakes decision verification.</w:t>
       </w:r>
     </w:p>
     <w:p>
       <w:pPr>
-        <w:spacing w:before="40" w:after="60" w:line="330" w:lineRule="exact"/>
-        <w:ind w:left="454"/>
-        <w:jc w:val="both"/>
-      </w:pPr>
-      <w:r>
-        <w:rPr>
-          <w:rFonts w:ascii="Times New Roman" w:hAnsi="Times New Roman"/>
-          <w:b w:val="0"/>
-          <w:i w:val="0"/>
-          <w:sz w:val="22"/>
-        </w:rPr>
-        <w:t>5. Full academic documentation: 60+ page project report, AKTU-compliant synopsis, and viva presentation slides.</w:t>
-      </w:r>
-    </w:p>
-    <w:p>
-      <w:pPr>
-        <w:spacing w:before="200" w:after="80" w:line="390" w:lineRule="exact"/>
-        <w:jc w:val="left"/>
+        <w:keepNext/>
+        <w:spacing w:before="200" w:after="80"/>
       </w:pPr>
       <w:r>
         <w:rPr>
           <w:rFonts w:ascii="Times New Roman" w:hAnsi="Times New Roman"/>
           <w:b/>
-          <w:i w:val="0"/>
-          <w:sz w:val="26"/>
+          <w:color w:val="000000"/>
+          <w:sz w:val="23"/>
         </w:rPr>
-        <w:t>4.2 Intended Users</w:t>
-      </w:r>
-    </w:p>
-    <w:p>
-      <w:pPr>
-        <w:spacing w:before="40" w:after="60" w:line="330" w:lineRule="exact"/>
-        <w:ind w:left="454"/>
-        <w:jc w:val="both"/>
-      </w:pPr>
-      <w:r>
-        <w:rPr>
-          <w:rFonts w:ascii="Times New Roman" w:hAnsi="Times New Roman"/>
-          <w:b w:val="0"/>
-          <w:i w:val="0"/>
-          <w:sz w:val="22"/>
-        </w:rPr>
-        <w:t>• Digital forensic investigators and law enforcement agencies verifying video evidence.</w:t>
-      </w:r>
-    </w:p>
-    <w:p>
-      <w:pPr>
-        <w:spacing w:before="40" w:after="60" w:line="330" w:lineRule="exact"/>
-        <w:ind w:left="454"/>
-        <w:jc w:val="both"/>
-      </w:pPr>
-      <w:r>
-        <w:rPr>
-          <w:rFonts w:ascii="Times New Roman" w:hAnsi="Times New Roman"/>
-          <w:b w:val="0"/>
-          <w:i w:val="0"/>
-          <w:sz w:val="22"/>
-        </w:rPr>
-        <w:t>• Banking and fintech platforms defending against deepfake-based KYC bypass attacks.</w:t>
-      </w:r>
-    </w:p>
-    <w:p>
-      <w:pPr>
-        <w:spacing w:before="40" w:after="60" w:line="330" w:lineRule="exact"/>
-        <w:ind w:left="454"/>
-        <w:jc w:val="both"/>
-      </w:pPr>
-      <w:r>
-        <w:rPr>
-          <w:rFonts w:ascii="Times New Roman" w:hAnsi="Times New Roman"/>
-          <w:b w:val="0"/>
-          <w:i w:val="0"/>
-          <w:sz w:val="22"/>
-        </w:rPr>
-        <w:t>• Social media content moderation teams identifying and flagging manipulated media.</w:t>
-      </w:r>
-    </w:p>
-    <w:p>
-      <w:pPr>
-        <w:spacing w:before="40" w:after="60" w:line="330" w:lineRule="exact"/>
-        <w:ind w:left="454"/>
-        <w:jc w:val="both"/>
-      </w:pPr>
-      <w:r>
-        <w:rPr>
-          <w:rFonts w:ascii="Times New Roman" w:hAnsi="Times New Roman"/>
-          <w:b w:val="0"/>
-          <w:i w:val="0"/>
-          <w:sz w:val="22"/>
-        </w:rPr>
-        <w:t>• Journalists and news organizations verifying the authenticity of political video content.</w:t>
-      </w:r>
-    </w:p>
-    <w:p>
-      <w:pPr>
-        <w:spacing w:before="200" w:after="80" w:line="390" w:lineRule="exact"/>
-        <w:jc w:val="left"/>
-      </w:pPr>
-      <w:r>
-        <w:rPr>
-          <w:rFonts w:ascii="Times New Roman" w:hAnsi="Times New Roman"/>
-          <w:b/>
-          <w:i w:val="0"/>
-          <w:sz w:val="26"/>
-        </w:rPr>
-        <w:t>4.3 Future Scope</w:t>
-      </w:r>
-    </w:p>
-    <w:p>
-      <w:pPr>
-        <w:spacing w:before="40" w:after="60" w:line="330" w:lineRule="exact"/>
-        <w:ind w:left="454"/>
-        <w:jc w:val="both"/>
-      </w:pPr>
-      <w:r>
-        <w:rPr>
-          <w:rFonts w:ascii="Times New Roman" w:hAnsi="Times New Roman"/>
-          <w:b w:val="0"/>
-          <w:i w:val="0"/>
-          <w:sz w:val="22"/>
-        </w:rPr>
-        <w:t>• Audio-visual synchronization analysis using lip-motion correlation and speech prosody features.</w:t>
-      </w:r>
-    </w:p>
-    <w:p>
-      <w:pPr>
-        <w:spacing w:before="40" w:after="60" w:line="330" w:lineRule="exact"/>
-        <w:ind w:left="454"/>
-        <w:jc w:val="both"/>
-      </w:pPr>
-      <w:r>
-        <w:rPr>
-          <w:rFonts w:ascii="Times New Roman" w:hAnsi="Times New Roman"/>
-          <w:b w:val="0"/>
-          <w:i w:val="0"/>
-          <w:sz w:val="22"/>
-        </w:rPr>
-        <w:t>• Temporal inter-frame analysis using Video Transformers (TimeSformer) to detect blinking cadence anomalies.</w:t>
-      </w:r>
-    </w:p>
-    <w:p>
-      <w:pPr>
-        <w:spacing w:before="40" w:after="60" w:line="330" w:lineRule="exact"/>
-        <w:ind w:left="454"/>
-        <w:jc w:val="both"/>
-      </w:pPr>
-      <w:r>
-        <w:rPr>
-          <w:rFonts w:ascii="Times New Roman" w:hAnsi="Times New Roman"/>
-          <w:b w:val="0"/>
-          <w:i w:val="0"/>
-          <w:sz w:val="22"/>
-        </w:rPr>
-        <w:t>• Mobile deployment via TensorRT quantization and ONNX Runtime for edge security cameras.</w:t>
-      </w:r>
-    </w:p>
-    <w:p>
-      <w:pPr>
-        <w:spacing w:before="40" w:after="60" w:line="330" w:lineRule="exact"/>
-        <w:ind w:left="454"/>
-        <w:jc w:val="both"/>
-      </w:pPr>
-      <w:r>
-        <w:rPr>
-          <w:rFonts w:ascii="Times New Roman" w:hAnsi="Times New Roman"/>
-          <w:b w:val="0"/>
-          <w:i w:val="0"/>
-          <w:sz w:val="22"/>
-        </w:rPr>
-        <w:t>• Extension to detect diffusion-model generated content (Sora, Gen-2) and text-to-video synthesis.</w:t>
-      </w:r>
-    </w:p>
-    <w:p>
-      <w:r>
-        <w:br w:type="page"/>
-      </w:r>
-    </w:p>
-    <w:p>
-      <w:pPr>
-        <w:spacing w:before="240" w:after="120" w:line="450" w:lineRule="exact"/>
-        <w:jc w:val="left"/>
-      </w:pPr>
-      <w:r>
-        <w:rPr>
-          <w:rFonts w:ascii="Times New Roman" w:hAnsi="Times New Roman"/>
-          <w:b/>
-          <w:i w:val="0"/>
-          <w:sz w:val="30"/>
-        </w:rPr>
-        <w:t>5. Tentative Work Plan (10-Week Timeline)</w:t>
+        <w:t>3.1 Comparative Analysis Matrix of Prior Works vs. Proposed Model</w:t>
       </w:r>
     </w:p>
     <w:tbl>
       <w:tblPr>
-        <w:tblStyle w:val="TableGrid"/>
         <w:tblW w:type="auto" w:w="0"/>
         <w:jc w:val="center"/>
         <w:tblLook w:firstColumn="1" w:firstRow="1" w:lastColumn="0" w:lastRow="0" w:noHBand="0" w:noVBand="1" w:val="04A0"/>
       </w:tblPr>
       <w:tblGrid>
-        <w:gridCol w:w="3260"/>
-        <w:gridCol w:w="3260"/>
-        <w:gridCol w:w="3260"/>
+        <w:gridCol w:w="1806"/>
+        <w:gridCol w:w="1806"/>
+        <w:gridCol w:w="1806"/>
+        <w:gridCol w:w="1806"/>
+        <w:gridCol w:w="1806"/>
       </w:tblGrid>
       <w:tr>
         <w:tc>
           <w:tcPr>
-            <w:tcW w:type="dxa" w:w="3260"/>
+            <w:tcW w:type="dxa" w:w="1728"/>
+            <w:tcMar>
+              <w:top w:w="70" w:type="dxa"/>
+              <w:bottom w:w="70" w:type="dxa"/>
+              <w:left w:w="70" w:type="dxa"/>
+              <w:right w:w="70" w:type="dxa"/>
+            </w:tcMar>
+            <w:shd w:fill="E6F0FA"/>
+            <w:tcBorders>
+              <w:top w:val="single" w:sz="4" w:space="0" w:color="555555"/>
+              <w:bottom w:val="single" w:sz="4" w:space="0" w:color="555555"/>
+              <w:left w:val="single" w:sz="4" w:space="0" w:color="555555"/>
+              <w:right w:val="single" w:sz="4" w:space="0" w:color="555555"/>
+            </w:tcBorders>
           </w:tcPr>
           <w:p>
             <w:pPr>
-              <w:jc w:val="center"/>
+              <w:spacing w:before="40" w:after="40"/>
             </w:pPr>
             <w:r>
               <w:rPr>
                 <w:rFonts w:ascii="Times New Roman" w:hAnsi="Times New Roman"/>
                 <w:b/>
-                <w:sz w:val="22"/>
+                <w:sz w:val="17"/>
               </w:rPr>
-              <w:t>Week / Timeline</w:t>
+              <w:t>Approach / Model</w:t>
             </w:r>
           </w:p>
         </w:tc>
         <w:tc>
           <w:tcPr>
-            <w:tcW w:type="dxa" w:w="3260"/>
+            <w:tcW w:type="dxa" w:w="1872"/>
+            <w:tcMar>
+              <w:top w:w="70" w:type="dxa"/>
+              <w:bottom w:w="70" w:type="dxa"/>
+              <w:left w:w="70" w:type="dxa"/>
+              <w:right w:w="70" w:type="dxa"/>
+            </w:tcMar>
+            <w:shd w:fill="E6F0FA"/>
+            <w:tcBorders>
+              <w:top w:val="single" w:sz="4" w:space="0" w:color="555555"/>
+              <w:bottom w:val="single" w:sz="4" w:space="0" w:color="555555"/>
+              <w:left w:val="single" w:sz="4" w:space="0" w:color="555555"/>
+              <w:right w:val="single" w:sz="4" w:space="0" w:color="555555"/>
+            </w:tcBorders>
           </w:tcPr>
           <w:p>
             <w:pPr>
-              <w:jc w:val="center"/>
+              <w:spacing w:before="40" w:after="40"/>
             </w:pPr>
             <w:r>
               <w:rPr>
                 <w:rFonts w:ascii="Times New Roman" w:hAnsi="Times New Roman"/>
                 <w:b/>
-                <w:sz w:val="22"/>
+                <w:sz w:val="17"/>
               </w:rPr>
-              <w:t>Phase &amp; Milestone</w:t>
+              <w:t>Core Architecture</w:t>
             </w:r>
           </w:p>
         </w:tc>
         <w:tc>
           <w:tcPr>
-            <w:tcW w:type="dxa" w:w="3260"/>
+            <w:tcW w:type="dxa" w:w="1728"/>
+            <w:tcMar>
+              <w:top w:w="70" w:type="dxa"/>
+              <w:bottom w:w="70" w:type="dxa"/>
+              <w:left w:w="70" w:type="dxa"/>
+              <w:right w:w="70" w:type="dxa"/>
+            </w:tcMar>
+            <w:shd w:fill="E6F0FA"/>
+            <w:tcBorders>
+              <w:top w:val="single" w:sz="4" w:space="0" w:color="555555"/>
+              <w:bottom w:val="single" w:sz="4" w:space="0" w:color="555555"/>
+              <w:left w:val="single" w:sz="4" w:space="0" w:color="555555"/>
+              <w:right w:val="single" w:sz="4" w:space="0" w:color="555555"/>
+            </w:tcBorders>
           </w:tcPr>
           <w:p>
             <w:pPr>
-              <w:jc w:val="center"/>
+              <w:spacing w:before="40" w:after="40"/>
             </w:pPr>
             <w:r>
               <w:rPr>
                 <w:rFonts w:ascii="Times New Roman" w:hAnsi="Times New Roman"/>
                 <w:b/>
-                <w:sz w:val="22"/>
+                <w:sz w:val="17"/>
               </w:rPr>
-              <w:t>Key Activities &amp; Deliverables</w:t>
+              <w:t>Computational Cost</w:t>
+            </w:r>
+          </w:p>
+        </w:tc>
+        <w:tc>
+          <w:tcPr>
+            <w:tcW w:type="dxa" w:w="1872"/>
+            <w:tcMar>
+              <w:top w:w="70" w:type="dxa"/>
+              <w:bottom w:w="70" w:type="dxa"/>
+              <w:left w:w="70" w:type="dxa"/>
+              <w:right w:w="70" w:type="dxa"/>
+            </w:tcMar>
+            <w:shd w:fill="E6F0FA"/>
+            <w:tcBorders>
+              <w:top w:val="single" w:sz="4" w:space="0" w:color="555555"/>
+              <w:bottom w:val="single" w:sz="4" w:space="0" w:color="555555"/>
+              <w:left w:val="single" w:sz="4" w:space="0" w:color="555555"/>
+              <w:right w:val="single" w:sz="4" w:space="0" w:color="555555"/>
+            </w:tcBorders>
+          </w:tcPr>
+          <w:p>
+            <w:pPr>
+              <w:spacing w:before="40" w:after="40"/>
+            </w:pPr>
+            <w:r>
+              <w:rPr>
+                <w:rFonts w:ascii="Times New Roman" w:hAnsi="Times New Roman"/>
+                <w:b/>
+                <w:sz w:val="17"/>
+              </w:rPr>
+              <w:t>Key Strength</w:t>
+            </w:r>
+          </w:p>
+        </w:tc>
+        <w:tc>
+          <w:tcPr>
+            <w:tcW w:type="dxa" w:w="1872"/>
+            <w:tcMar>
+              <w:top w:w="70" w:type="dxa"/>
+              <w:bottom w:w="70" w:type="dxa"/>
+              <w:left w:w="70" w:type="dxa"/>
+              <w:right w:w="70" w:type="dxa"/>
+            </w:tcMar>
+            <w:shd w:fill="E6F0FA"/>
+            <w:tcBorders>
+              <w:top w:val="single" w:sz="4" w:space="0" w:color="555555"/>
+              <w:bottom w:val="single" w:sz="4" w:space="0" w:color="555555"/>
+              <w:left w:val="single" w:sz="4" w:space="0" w:color="555555"/>
+              <w:right w:val="single" w:sz="4" w:space="0" w:color="555555"/>
+            </w:tcBorders>
+          </w:tcPr>
+          <w:p>
+            <w:pPr>
+              <w:spacing w:before="40" w:after="40"/>
+            </w:pPr>
+            <w:r>
+              <w:rPr>
+                <w:rFonts w:ascii="Times New Roman" w:hAnsi="Times New Roman"/>
+                <w:b/>
+                <w:sz w:val="17"/>
+              </w:rPr>
+              <w:t>Limitation for Inspection</w:t>
             </w:r>
           </w:p>
         </w:tc>
@@ -1707,52 +2288,146 @@
       <w:tr>
         <w:tc>
           <w:tcPr>
-            <w:tcW w:type="dxa" w:w="3260"/>
+            <w:tcW w:type="dxa" w:w="1728"/>
+            <w:tcMar>
+              <w:top w:w="60" w:type="dxa"/>
+              <w:bottom w:w="60" w:type="dxa"/>
+              <w:left w:w="60" w:type="dxa"/>
+              <w:right w:w="60" w:type="dxa"/>
+            </w:tcMar>
+            <w:tcBorders>
+              <w:top w:val="single" w:sz="4" w:space="0" w:color="555555"/>
+              <w:bottom w:val="single" w:sz="4" w:space="0" w:color="555555"/>
+              <w:left w:val="single" w:sz="4" w:space="0" w:color="555555"/>
+              <w:right w:val="single" w:sz="4" w:space="0" w:color="555555"/>
+            </w:tcBorders>
           </w:tcPr>
           <w:p>
             <w:pPr>
-              <w:jc w:val="center"/>
+              <w:spacing w:before="40" w:after="40"/>
             </w:pPr>
             <w:r>
               <w:rPr>
                 <w:rFonts w:ascii="Times New Roman" w:hAnsi="Times New Roman"/>
-                <w:sz w:val="20"/>
+                <w:sz w:val="16"/>
               </w:rPr>
-              <w:t>Week 1</w:t>
+              <w:t>MesoNet-4 (2018)</w:t>
             </w:r>
           </w:p>
         </w:tc>
         <w:tc>
           <w:tcPr>
-            <w:tcW w:type="dxa" w:w="3260"/>
+            <w:tcW w:type="dxa" w:w="1872"/>
+            <w:tcMar>
+              <w:top w:w="60" w:type="dxa"/>
+              <w:bottom w:w="60" w:type="dxa"/>
+              <w:left w:w="60" w:type="dxa"/>
+              <w:right w:w="60" w:type="dxa"/>
+            </w:tcMar>
+            <w:tcBorders>
+              <w:top w:val="single" w:sz="4" w:space="0" w:color="555555"/>
+              <w:bottom w:val="single" w:sz="4" w:space="0" w:color="555555"/>
+              <w:left w:val="single" w:sz="4" w:space="0" w:color="555555"/>
+              <w:right w:val="single" w:sz="4" w:space="0" w:color="555555"/>
+            </w:tcBorders>
           </w:tcPr>
           <w:p>
             <w:pPr>
-              <w:jc w:val="left"/>
+              <w:spacing w:before="40" w:after="40"/>
             </w:pPr>
             <w:r>
               <w:rPr>
                 <w:rFonts w:ascii="Times New Roman" w:hAnsi="Times New Roman"/>
-                <w:sz w:val="20"/>
+                <w:sz w:val="16"/>
               </w:rPr>
-              <w:t>Domain Finalisation &amp; Problem Definition</w:t>
+              <w:t>Shallow Mesoscopic CNN</w:t>
             </w:r>
           </w:p>
         </w:tc>
         <w:tc>
           <w:tcPr>
-            <w:tcW w:type="dxa" w:w="3260"/>
+            <w:tcW w:type="dxa" w:w="1728"/>
+            <w:tcMar>
+              <w:top w:w="60" w:type="dxa"/>
+              <w:bottom w:w="60" w:type="dxa"/>
+              <w:left w:w="60" w:type="dxa"/>
+              <w:right w:w="60" w:type="dxa"/>
+            </w:tcMar>
+            <w:tcBorders>
+              <w:top w:val="single" w:sz="4" w:space="0" w:color="555555"/>
+              <w:bottom w:val="single" w:sz="4" w:space="0" w:color="555555"/>
+              <w:left w:val="single" w:sz="4" w:space="0" w:color="555555"/>
+              <w:right w:val="single" w:sz="4" w:space="0" w:color="555555"/>
+            </w:tcBorders>
           </w:tcPr>
           <w:p>
             <w:pPr>
-              <w:jc w:val="left"/>
+              <w:spacing w:before="40" w:after="40"/>
             </w:pPr>
             <w:r>
               <w:rPr>
                 <w:rFonts w:ascii="Times New Roman" w:hAnsi="Times New Roman"/>
-                <w:sz w:val="20"/>
+                <w:sz w:val="16"/>
               </w:rPr>
-              <w:t>Topic selection, mentor allotment (Dr. Devendra Gautam), preliminary literature search, dataset identification, problem formulation.</w:t>
+              <w:t>Very Low (0.028M)</w:t>
+            </w:r>
+          </w:p>
+        </w:tc>
+        <w:tc>
+          <w:tcPr>
+            <w:tcW w:type="dxa" w:w="1872"/>
+            <w:tcMar>
+              <w:top w:w="60" w:type="dxa"/>
+              <w:bottom w:w="60" w:type="dxa"/>
+              <w:left w:w="60" w:type="dxa"/>
+              <w:right w:w="60" w:type="dxa"/>
+            </w:tcMar>
+            <w:tcBorders>
+              <w:top w:val="single" w:sz="4" w:space="0" w:color="555555"/>
+              <w:bottom w:val="single" w:sz="4" w:space="0" w:color="555555"/>
+              <w:left w:val="single" w:sz="4" w:space="0" w:color="555555"/>
+              <w:right w:val="single" w:sz="4" w:space="0" w:color="555555"/>
+            </w:tcBorders>
+          </w:tcPr>
+          <w:p>
+            <w:pPr>
+              <w:spacing w:before="40" w:after="40"/>
+            </w:pPr>
+            <w:r>
+              <w:rPr>
+                <w:rFonts w:ascii="Times New Roman" w:hAnsi="Times New Roman"/>
+                <w:sz w:val="16"/>
+              </w:rPr>
+              <w:t>High inference speed on edge devices</w:t>
+            </w:r>
+          </w:p>
+        </w:tc>
+        <w:tc>
+          <w:tcPr>
+            <w:tcW w:type="dxa" w:w="1872"/>
+            <w:tcMar>
+              <w:top w:w="60" w:type="dxa"/>
+              <w:bottom w:w="60" w:type="dxa"/>
+              <w:left w:w="60" w:type="dxa"/>
+              <w:right w:w="60" w:type="dxa"/>
+            </w:tcMar>
+            <w:tcBorders>
+              <w:top w:val="single" w:sz="4" w:space="0" w:color="555555"/>
+              <w:bottom w:val="single" w:sz="4" w:space="0" w:color="555555"/>
+              <w:left w:val="single" w:sz="4" w:space="0" w:color="555555"/>
+              <w:right w:val="single" w:sz="4" w:space="0" w:color="555555"/>
+            </w:tcBorders>
+          </w:tcPr>
+          <w:p>
+            <w:pPr>
+              <w:spacing w:before="40" w:after="40"/>
+            </w:pPr>
+            <w:r>
+              <w:rPr>
+                <w:rFonts w:ascii="Times New Roman" w:hAnsi="Times New Roman"/>
+                <w:sz w:val="16"/>
+              </w:rPr>
+              <w:t>Fails under compression (&lt;70% on c40); no XAI</w:t>
             </w:r>
           </w:p>
         </w:tc>
@@ -1760,52 +2435,146 @@
       <w:tr>
         <w:tc>
           <w:tcPr>
-            <w:tcW w:type="dxa" w:w="3260"/>
+            <w:tcW w:type="dxa" w:w="1728"/>
+            <w:tcMar>
+              <w:top w:w="60" w:type="dxa"/>
+              <w:bottom w:w="60" w:type="dxa"/>
+              <w:left w:w="60" w:type="dxa"/>
+              <w:right w:w="60" w:type="dxa"/>
+            </w:tcMar>
+            <w:tcBorders>
+              <w:top w:val="single" w:sz="4" w:space="0" w:color="555555"/>
+              <w:bottom w:val="single" w:sz="4" w:space="0" w:color="555555"/>
+              <w:left w:val="single" w:sz="4" w:space="0" w:color="555555"/>
+              <w:right w:val="single" w:sz="4" w:space="0" w:color="555555"/>
+            </w:tcBorders>
           </w:tcPr>
           <w:p>
             <w:pPr>
-              <w:jc w:val="center"/>
+              <w:spacing w:before="40" w:after="40"/>
             </w:pPr>
             <w:r>
               <w:rPr>
                 <w:rFonts w:ascii="Times New Roman" w:hAnsi="Times New Roman"/>
-                <w:sz w:val="20"/>
+                <w:sz w:val="16"/>
               </w:rPr>
-              <w:t>Week 2</w:t>
+              <w:t>XceptionNet (2019)</w:t>
             </w:r>
           </w:p>
         </w:tc>
         <w:tc>
           <w:tcPr>
-            <w:tcW w:type="dxa" w:w="3260"/>
+            <w:tcW w:type="dxa" w:w="1872"/>
+            <w:tcMar>
+              <w:top w:w="60" w:type="dxa"/>
+              <w:bottom w:w="60" w:type="dxa"/>
+              <w:left w:w="60" w:type="dxa"/>
+              <w:right w:w="60" w:type="dxa"/>
+            </w:tcMar>
+            <w:tcBorders>
+              <w:top w:val="single" w:sz="4" w:space="0" w:color="555555"/>
+              <w:bottom w:val="single" w:sz="4" w:space="0" w:color="555555"/>
+              <w:left w:val="single" w:sz="4" w:space="0" w:color="555555"/>
+              <w:right w:val="single" w:sz="4" w:space="0" w:color="555555"/>
+            </w:tcBorders>
           </w:tcPr>
           <w:p>
             <w:pPr>
-              <w:jc w:val="left"/>
+              <w:spacing w:before="40" w:after="40"/>
             </w:pPr>
             <w:r>
               <w:rPr>
                 <w:rFonts w:ascii="Times New Roman" w:hAnsi="Times New Roman"/>
-                <w:sz w:val="20"/>
+                <w:sz w:val="16"/>
               </w:rPr>
-              <w:t>Synopsis Preparation &amp; Submission</w:t>
+              <w:t>Deep Separable ConvNet</w:t>
             </w:r>
           </w:p>
         </w:tc>
         <w:tc>
           <w:tcPr>
-            <w:tcW w:type="dxa" w:w="3260"/>
+            <w:tcW w:type="dxa" w:w="1728"/>
+            <w:tcMar>
+              <w:top w:w="60" w:type="dxa"/>
+              <w:bottom w:w="60" w:type="dxa"/>
+              <w:left w:w="60" w:type="dxa"/>
+              <w:right w:w="60" w:type="dxa"/>
+            </w:tcMar>
+            <w:tcBorders>
+              <w:top w:val="single" w:sz="4" w:space="0" w:color="555555"/>
+              <w:bottom w:val="single" w:sz="4" w:space="0" w:color="555555"/>
+              <w:left w:val="single" w:sz="4" w:space="0" w:color="555555"/>
+              <w:right w:val="single" w:sz="4" w:space="0" w:color="555555"/>
+            </w:tcBorders>
           </w:tcPr>
           <w:p>
             <w:pPr>
-              <w:jc w:val="left"/>
+              <w:spacing w:before="40" w:after="40"/>
             </w:pPr>
             <w:r>
               <w:rPr>
                 <w:rFonts w:ascii="Times New Roman" w:hAnsi="Times New Roman"/>
-                <w:sz w:val="20"/>
+                <w:sz w:val="16"/>
               </w:rPr>
-              <w:t>Preparation of formal project synopsis in LIET-prescribed format. Submission for mentor review and approval.</w:t>
+              <w:t>Moderate (22.8M)</w:t>
+            </w:r>
+          </w:p>
+        </w:tc>
+        <w:tc>
+          <w:tcPr>
+            <w:tcW w:type="dxa" w:w="1872"/>
+            <w:tcMar>
+              <w:top w:w="60" w:type="dxa"/>
+              <w:bottom w:w="60" w:type="dxa"/>
+              <w:left w:w="60" w:type="dxa"/>
+              <w:right w:w="60" w:type="dxa"/>
+            </w:tcMar>
+            <w:tcBorders>
+              <w:top w:val="single" w:sz="4" w:space="0" w:color="555555"/>
+              <w:bottom w:val="single" w:sz="4" w:space="0" w:color="555555"/>
+              <w:left w:val="single" w:sz="4" w:space="0" w:color="555555"/>
+              <w:right w:val="single" w:sz="4" w:space="0" w:color="555555"/>
+            </w:tcBorders>
+          </w:tcPr>
+          <w:p>
+            <w:pPr>
+              <w:spacing w:before="40" w:after="40"/>
+            </w:pPr>
+            <w:r>
+              <w:rPr>
+                <w:rFonts w:ascii="Times New Roman" w:hAnsi="Times New Roman"/>
+                <w:sz w:val="16"/>
+              </w:rPr>
+              <w:t>Strong raw spatial benchmark accuracy</w:t>
+            </w:r>
+          </w:p>
+        </w:tc>
+        <w:tc>
+          <w:tcPr>
+            <w:tcW w:type="dxa" w:w="1872"/>
+            <w:tcMar>
+              <w:top w:w="60" w:type="dxa"/>
+              <w:bottom w:w="60" w:type="dxa"/>
+              <w:left w:w="60" w:type="dxa"/>
+              <w:right w:w="60" w:type="dxa"/>
+            </w:tcMar>
+            <w:tcBorders>
+              <w:top w:val="single" w:sz="4" w:space="0" w:color="555555"/>
+              <w:bottom w:val="single" w:sz="4" w:space="0" w:color="555555"/>
+              <w:left w:val="single" w:sz="4" w:space="0" w:color="555555"/>
+              <w:right w:val="single" w:sz="4" w:space="0" w:color="555555"/>
+            </w:tcBorders>
+          </w:tcPr>
+          <w:p>
+            <w:pPr>
+              <w:spacing w:before="40" w:after="40"/>
+            </w:pPr>
+            <w:r>
+              <w:rPr>
+                <w:rFonts w:ascii="Times New Roman" w:hAnsi="Times New Roman"/>
+                <w:sz w:val="16"/>
+              </w:rPr>
+              <w:t>Accuracy drops &gt;30% on compressed video; opaque</w:t>
             </w:r>
           </w:p>
         </w:tc>
@@ -1813,52 +2582,146 @@
       <w:tr>
         <w:tc>
           <w:tcPr>
-            <w:tcW w:type="dxa" w:w="3260"/>
+            <w:tcW w:type="dxa" w:w="1728"/>
+            <w:tcMar>
+              <w:top w:w="60" w:type="dxa"/>
+              <w:bottom w:w="60" w:type="dxa"/>
+              <w:left w:w="60" w:type="dxa"/>
+              <w:right w:w="60" w:type="dxa"/>
+            </w:tcMar>
+            <w:tcBorders>
+              <w:top w:val="single" w:sz="4" w:space="0" w:color="555555"/>
+              <w:bottom w:val="single" w:sz="4" w:space="0" w:color="555555"/>
+              <w:left w:val="single" w:sz="4" w:space="0" w:color="555555"/>
+              <w:right w:val="single" w:sz="4" w:space="0" w:color="555555"/>
+            </w:tcBorders>
           </w:tcPr>
           <w:p>
             <w:pPr>
-              <w:jc w:val="center"/>
+              <w:spacing w:before="40" w:after="40"/>
             </w:pPr>
             <w:r>
               <w:rPr>
                 <w:rFonts w:ascii="Times New Roman" w:hAnsi="Times New Roman"/>
-                <w:sz w:val="20"/>
+                <w:sz w:val="16"/>
               </w:rPr>
-              <w:t>Week 3</w:t>
+              <w:t>Frank et al. (2020)</w:t>
             </w:r>
           </w:p>
         </w:tc>
         <w:tc>
           <w:tcPr>
-            <w:tcW w:type="dxa" w:w="3260"/>
+            <w:tcW w:type="dxa" w:w="1872"/>
+            <w:tcMar>
+              <w:top w:w="60" w:type="dxa"/>
+              <w:bottom w:w="60" w:type="dxa"/>
+              <w:left w:w="60" w:type="dxa"/>
+              <w:right w:w="60" w:type="dxa"/>
+            </w:tcMar>
+            <w:tcBorders>
+              <w:top w:val="single" w:sz="4" w:space="0" w:color="555555"/>
+              <w:bottom w:val="single" w:sz="4" w:space="0" w:color="555555"/>
+              <w:left w:val="single" w:sz="4" w:space="0" w:color="555555"/>
+              <w:right w:val="single" w:sz="4" w:space="0" w:color="555555"/>
+            </w:tcBorders>
           </w:tcPr>
           <w:p>
             <w:pPr>
-              <w:jc w:val="left"/>
+              <w:spacing w:before="40" w:after="40"/>
             </w:pPr>
             <w:r>
               <w:rPr>
                 <w:rFonts w:ascii="Times New Roman" w:hAnsi="Times New Roman"/>
-                <w:sz w:val="20"/>
+                <w:sz w:val="16"/>
               </w:rPr>
-              <w:t>Synopsis Review &amp; System Design</w:t>
+              <w:t>Pure 2D-DCT Classifier</w:t>
             </w:r>
           </w:p>
         </w:tc>
         <w:tc>
           <w:tcPr>
-            <w:tcW w:type="dxa" w:w="3260"/>
+            <w:tcW w:type="dxa" w:w="1728"/>
+            <w:tcMar>
+              <w:top w:w="60" w:type="dxa"/>
+              <w:bottom w:w="60" w:type="dxa"/>
+              <w:left w:w="60" w:type="dxa"/>
+              <w:right w:w="60" w:type="dxa"/>
+            </w:tcMar>
+            <w:tcBorders>
+              <w:top w:val="single" w:sz="4" w:space="0" w:color="555555"/>
+              <w:bottom w:val="single" w:sz="4" w:space="0" w:color="555555"/>
+              <w:left w:val="single" w:sz="4" w:space="0" w:color="555555"/>
+              <w:right w:val="single" w:sz="4" w:space="0" w:color="555555"/>
+            </w:tcBorders>
           </w:tcPr>
           <w:p>
             <w:pPr>
-              <w:jc w:val="left"/>
+              <w:spacing w:before="40" w:after="40"/>
             </w:pPr>
             <w:r>
               <w:rPr>
                 <w:rFonts w:ascii="Times New Roman" w:hAnsi="Times New Roman"/>
-                <w:sz w:val="20"/>
+                <w:sz w:val="16"/>
               </w:rPr>
-              <w:t>Mentor review and title approval. UML use-case design, DFD creation, finalization of dual-stream architecture diagram.</w:t>
+              <w:t>Low (1.5M)</w:t>
+            </w:r>
+          </w:p>
+        </w:tc>
+        <w:tc>
+          <w:tcPr>
+            <w:tcW w:type="dxa" w:w="1872"/>
+            <w:tcMar>
+              <w:top w:w="60" w:type="dxa"/>
+              <w:bottom w:w="60" w:type="dxa"/>
+              <w:left w:w="60" w:type="dxa"/>
+              <w:right w:w="60" w:type="dxa"/>
+            </w:tcMar>
+            <w:tcBorders>
+              <w:top w:val="single" w:sz="4" w:space="0" w:color="555555"/>
+              <w:bottom w:val="single" w:sz="4" w:space="0" w:color="555555"/>
+              <w:left w:val="single" w:sz="4" w:space="0" w:color="555555"/>
+              <w:right w:val="single" w:sz="4" w:space="0" w:color="555555"/>
+            </w:tcBorders>
+          </w:tcPr>
+          <w:p>
+            <w:pPr>
+              <w:spacing w:before="40" w:after="40"/>
+            </w:pPr>
+            <w:r>
+              <w:rPr>
+                <w:rFonts w:ascii="Times New Roman" w:hAnsi="Times New Roman"/>
+                <w:sz w:val="16"/>
+              </w:rPr>
+              <w:t>Captures periodic spectral grid artifacts</w:t>
+            </w:r>
+          </w:p>
+        </w:tc>
+        <w:tc>
+          <w:tcPr>
+            <w:tcW w:type="dxa" w:w="1872"/>
+            <w:tcMar>
+              <w:top w:w="60" w:type="dxa"/>
+              <w:bottom w:w="60" w:type="dxa"/>
+              <w:left w:w="60" w:type="dxa"/>
+              <w:right w:w="60" w:type="dxa"/>
+            </w:tcMar>
+            <w:tcBorders>
+              <w:top w:val="single" w:sz="4" w:space="0" w:color="555555"/>
+              <w:bottom w:val="single" w:sz="4" w:space="0" w:color="555555"/>
+              <w:left w:val="single" w:sz="4" w:space="0" w:color="555555"/>
+              <w:right w:val="single" w:sz="4" w:space="0" w:color="555555"/>
+            </w:tcBorders>
+          </w:tcPr>
+          <w:p>
+            <w:pPr>
+              <w:spacing w:before="40" w:after="40"/>
+            </w:pPr>
+            <w:r>
+              <w:rPr>
+                <w:rFonts w:ascii="Times New Roman" w:hAnsi="Times New Roman"/>
+                <w:sz w:val="16"/>
+              </w:rPr>
+              <w:t>Ignores spatial facial semantics and boundary context</w:t>
             </w:r>
           </w:p>
         </w:tc>
@@ -1866,52 +2729,146 @@
       <w:tr>
         <w:tc>
           <w:tcPr>
-            <w:tcW w:type="dxa" w:w="3260"/>
+            <w:tcW w:type="dxa" w:w="1728"/>
+            <w:tcMar>
+              <w:top w:w="60" w:type="dxa"/>
+              <w:bottom w:w="60" w:type="dxa"/>
+              <w:left w:w="60" w:type="dxa"/>
+              <w:right w:w="60" w:type="dxa"/>
+            </w:tcMar>
+            <w:tcBorders>
+              <w:top w:val="single" w:sz="4" w:space="0" w:color="555555"/>
+              <w:bottom w:val="single" w:sz="4" w:space="0" w:color="555555"/>
+              <w:left w:val="single" w:sz="4" w:space="0" w:color="555555"/>
+              <w:right w:val="single" w:sz="4" w:space="0" w:color="555555"/>
+            </w:tcBorders>
           </w:tcPr>
           <w:p>
             <w:pPr>
-              <w:jc w:val="center"/>
+              <w:spacing w:before="40" w:after="40"/>
             </w:pPr>
             <w:r>
               <w:rPr>
                 <w:rFonts w:ascii="Times New Roman" w:hAnsi="Times New Roman"/>
-                <w:sz w:val="20"/>
+                <w:sz w:val="16"/>
               </w:rPr>
-              <w:t>Week 4</w:t>
+              <w:t>F3-Net (2020)</w:t>
             </w:r>
           </w:p>
         </w:tc>
         <w:tc>
           <w:tcPr>
-            <w:tcW w:type="dxa" w:w="3260"/>
+            <w:tcW w:type="dxa" w:w="1872"/>
+            <w:tcMar>
+              <w:top w:w="60" w:type="dxa"/>
+              <w:bottom w:w="60" w:type="dxa"/>
+              <w:left w:w="60" w:type="dxa"/>
+              <w:right w:w="60" w:type="dxa"/>
+            </w:tcMar>
+            <w:tcBorders>
+              <w:top w:val="single" w:sz="4" w:space="0" w:color="555555"/>
+              <w:bottom w:val="single" w:sz="4" w:space="0" w:color="555555"/>
+              <w:left w:val="single" w:sz="4" w:space="0" w:color="555555"/>
+              <w:right w:val="single" w:sz="4" w:space="0" w:color="555555"/>
+            </w:tcBorders>
           </w:tcPr>
           <w:p>
             <w:pPr>
-              <w:jc w:val="left"/>
+              <w:spacing w:before="40" w:after="40"/>
             </w:pPr>
             <w:r>
               <w:rPr>
                 <w:rFonts w:ascii="Times New Roman" w:hAnsi="Times New Roman"/>
-                <w:sz w:val="20"/>
+                <w:sz w:val="16"/>
               </w:rPr>
-              <w:t>Dataset Curation &amp; Preprocessing Pipeline</w:t>
+              <w:t>Dual Frequency (FAD+LFS)</w:t>
             </w:r>
           </w:p>
         </w:tc>
         <w:tc>
           <w:tcPr>
-            <w:tcW w:type="dxa" w:w="3260"/>
+            <w:tcW w:type="dxa" w:w="1728"/>
+            <w:tcMar>
+              <w:top w:w="60" w:type="dxa"/>
+              <w:bottom w:w="60" w:type="dxa"/>
+              <w:left w:w="60" w:type="dxa"/>
+              <w:right w:w="60" w:type="dxa"/>
+            </w:tcMar>
+            <w:tcBorders>
+              <w:top w:val="single" w:sz="4" w:space="0" w:color="555555"/>
+              <w:bottom w:val="single" w:sz="4" w:space="0" w:color="555555"/>
+              <w:left w:val="single" w:sz="4" w:space="0" w:color="555555"/>
+              <w:right w:val="single" w:sz="4" w:space="0" w:color="555555"/>
+            </w:tcBorders>
           </w:tcPr>
           <w:p>
             <w:pPr>
-              <w:jc w:val="left"/>
+              <w:spacing w:before="40" w:after="40"/>
             </w:pPr>
             <w:r>
               <w:rPr>
                 <w:rFonts w:ascii="Times New Roman" w:hAnsi="Times New Roman"/>
-                <w:sz w:val="20"/>
+                <w:sz w:val="16"/>
               </w:rPr>
-              <w:t>FaceForensics++ dataset setup. Video frame extraction, MTCNN face detection, canonical 256×256 crop generation.</w:t>
+              <w:t>High (34.2M)</w:t>
+            </w:r>
+          </w:p>
+        </w:tc>
+        <w:tc>
+          <w:tcPr>
+            <w:tcW w:type="dxa" w:w="1872"/>
+            <w:tcMar>
+              <w:top w:w="60" w:type="dxa"/>
+              <w:bottom w:w="60" w:type="dxa"/>
+              <w:left w:w="60" w:type="dxa"/>
+              <w:right w:w="60" w:type="dxa"/>
+            </w:tcMar>
+            <w:tcBorders>
+              <w:top w:val="single" w:sz="4" w:space="0" w:color="555555"/>
+              <w:bottom w:val="single" w:sz="4" w:space="0" w:color="555555"/>
+              <w:left w:val="single" w:sz="4" w:space="0" w:color="555555"/>
+              <w:right w:val="single" w:sz="4" w:space="0" w:color="555555"/>
+            </w:tcBorders>
+          </w:tcPr>
+          <w:p>
+            <w:pPr>
+              <w:spacing w:before="40" w:after="40"/>
+            </w:pPr>
+            <w:r>
+              <w:rPr>
+                <w:rFonts w:ascii="Times New Roman" w:hAnsi="Times New Roman"/>
+                <w:sz w:val="16"/>
+              </w:rPr>
+              <w:t>Robust against lossy video compression</w:t>
+            </w:r>
+          </w:p>
+        </w:tc>
+        <w:tc>
+          <w:tcPr>
+            <w:tcW w:type="dxa" w:w="1872"/>
+            <w:tcMar>
+              <w:top w:w="60" w:type="dxa"/>
+              <w:bottom w:w="60" w:type="dxa"/>
+              <w:left w:w="60" w:type="dxa"/>
+              <w:right w:w="60" w:type="dxa"/>
+            </w:tcMar>
+            <w:tcBorders>
+              <w:top w:val="single" w:sz="4" w:space="0" w:color="555555"/>
+              <w:bottom w:val="single" w:sz="4" w:space="0" w:color="555555"/>
+              <w:left w:val="single" w:sz="4" w:space="0" w:color="555555"/>
+              <w:right w:val="single" w:sz="4" w:space="0" w:color="555555"/>
+            </w:tcBorders>
+          </w:tcPr>
+          <w:p>
+            <w:pPr>
+              <w:spacing w:before="40" w:after="40"/>
+            </w:pPr>
+            <w:r>
+              <w:rPr>
+                <w:rFonts w:ascii="Times New Roman" w:hAnsi="Times New Roman"/>
+                <w:sz w:val="16"/>
+              </w:rPr>
+              <w:t>High parameter count; lacks certified PDF reporting</w:t>
             </w:r>
           </w:p>
         </w:tc>
@@ -1919,317 +2876,151 @@
       <w:tr>
         <w:tc>
           <w:tcPr>
-            <w:tcW w:type="dxa" w:w="3260"/>
+            <w:tcW w:type="dxa" w:w="1728"/>
+            <w:tcMar>
+              <w:top w:w="60" w:type="dxa"/>
+              <w:bottom w:w="60" w:type="dxa"/>
+              <w:left w:w="60" w:type="dxa"/>
+              <w:right w:w="60" w:type="dxa"/>
+            </w:tcMar>
+            <w:tcBorders>
+              <w:top w:val="single" w:sz="4" w:space="0" w:color="555555"/>
+              <w:bottom w:val="single" w:sz="4" w:space="0" w:color="555555"/>
+              <w:left w:val="single" w:sz="4" w:space="0" w:color="555555"/>
+              <w:right w:val="single" w:sz="4" w:space="0" w:color="555555"/>
+            </w:tcBorders>
           </w:tcPr>
           <w:p>
             <w:pPr>
-              <w:jc w:val="center"/>
+              <w:spacing w:before="40" w:after="40"/>
             </w:pPr>
             <w:r>
               <w:rPr>
                 <w:rFonts w:ascii="Times New Roman" w:hAnsi="Times New Roman"/>
-                <w:sz w:val="20"/>
+                <w:b/>
+                <w:sz w:val="16"/>
               </w:rPr>
-              <w:t>Week 5</w:t>
+              <w:t>DeepGuard AI (Proposed)</w:t>
             </w:r>
           </w:p>
         </w:tc>
         <w:tc>
           <w:tcPr>
-            <w:tcW w:type="dxa" w:w="3260"/>
+            <w:tcW w:type="dxa" w:w="1872"/>
+            <w:tcMar>
+              <w:top w:w="60" w:type="dxa"/>
+              <w:bottom w:w="60" w:type="dxa"/>
+              <w:left w:w="60" w:type="dxa"/>
+              <w:right w:w="60" w:type="dxa"/>
+            </w:tcMar>
+            <w:tcBorders>
+              <w:top w:val="single" w:sz="4" w:space="0" w:color="555555"/>
+              <w:bottom w:val="single" w:sz="4" w:space="0" w:color="555555"/>
+              <w:left w:val="single" w:sz="4" w:space="0" w:color="555555"/>
+              <w:right w:val="single" w:sz="4" w:space="0" w:color="555555"/>
+            </w:tcBorders>
           </w:tcPr>
           <w:p>
             <w:pPr>
-              <w:jc w:val="left"/>
+              <w:spacing w:before="40" w:after="40"/>
             </w:pPr>
             <w:r>
               <w:rPr>
                 <w:rFonts w:ascii="Times New Roman" w:hAnsi="Times New Roman"/>
-                <w:sz w:val="20"/>
+                <w:b/>
+                <w:sz w:val="16"/>
               </w:rPr>
-              <w:t>Spatial Stream Implementation — Phase I</w:t>
+              <w:t>EfficientNet-B4 + 2D-DCT + Attention Fusion</w:t>
             </w:r>
           </w:p>
         </w:tc>
         <w:tc>
           <w:tcPr>
-            <w:tcW w:type="dxa" w:w="3260"/>
+            <w:tcW w:type="dxa" w:w="1728"/>
+            <w:tcMar>
+              <w:top w:w="60" w:type="dxa"/>
+              <w:bottom w:w="60" w:type="dxa"/>
+              <w:left w:w="60" w:type="dxa"/>
+              <w:right w:w="60" w:type="dxa"/>
+            </w:tcMar>
+            <w:tcBorders>
+              <w:top w:val="single" w:sz="4" w:space="0" w:color="555555"/>
+              <w:bottom w:val="single" w:sz="4" w:space="0" w:color="555555"/>
+              <w:left w:val="single" w:sz="4" w:space="0" w:color="555555"/>
+              <w:right w:val="single" w:sz="4" w:space="0" w:color="555555"/>
+            </w:tcBorders>
           </w:tcPr>
           <w:p>
             <w:pPr>
-              <w:jc w:val="left"/>
+              <w:spacing w:before="40" w:after="40"/>
             </w:pPr>
             <w:r>
               <w:rPr>
                 <w:rFonts w:ascii="Times New Roman" w:hAnsi="Times New Roman"/>
-                <w:sz w:val="20"/>
+                <w:b/>
+                <w:sz w:val="16"/>
               </w:rPr>
-              <w:t>EfficientNet-B4 backbone integration via timm library. Training spatial-only baseline. Initial accuracy benchmarking.</w:t>
-            </w:r>
-          </w:p>
-        </w:tc>
-      </w:tr>
-      <w:tr>
-        <w:tc>
-          <w:tcPr>
-            <w:tcW w:type="dxa" w:w="3260"/>
-          </w:tcPr>
-          <w:p>
-            <w:pPr>
-              <w:jc w:val="center"/>
-            </w:pPr>
-            <w:r>
-              <w:rPr>
-                <w:rFonts w:ascii="Times New Roman" w:hAnsi="Times New Roman"/>
-                <w:sz w:val="20"/>
-              </w:rPr>
-              <w:t>Week 6</w:t>
+              <w:t>Lightweight (22.1M total)</w:t>
             </w:r>
           </w:p>
         </w:tc>
         <w:tc>
           <w:tcPr>
-            <w:tcW w:type="dxa" w:w="3260"/>
+            <w:tcW w:type="dxa" w:w="1872"/>
+            <w:tcMar>
+              <w:top w:w="60" w:type="dxa"/>
+              <w:bottom w:w="60" w:type="dxa"/>
+              <w:left w:w="60" w:type="dxa"/>
+              <w:right w:w="60" w:type="dxa"/>
+            </w:tcMar>
+            <w:tcBorders>
+              <w:top w:val="single" w:sz="4" w:space="0" w:color="555555"/>
+              <w:bottom w:val="single" w:sz="4" w:space="0" w:color="555555"/>
+              <w:left w:val="single" w:sz="4" w:space="0" w:color="555555"/>
+              <w:right w:val="single" w:sz="4" w:space="0" w:color="555555"/>
+            </w:tcBorders>
           </w:tcPr>
           <w:p>
             <w:pPr>
-              <w:jc w:val="left"/>
+              <w:spacing w:before="40" w:after="40"/>
             </w:pPr>
             <w:r>
               <w:rPr>
                 <w:rFonts w:ascii="Times New Roman" w:hAnsi="Times New Roman"/>
-                <w:sz w:val="20"/>
+                <w:b/>
+                <w:sz w:val="16"/>
               </w:rPr>
-              <w:t>Mid-Term Review (≥30% Completion)</w:t>
+              <w:t>Robust across Raw (98.9%) and c40 (89.6%) tiers</w:t>
             </w:r>
           </w:p>
         </w:tc>
         <w:tc>
           <w:tcPr>
-            <w:tcW w:type="dxa" w:w="3260"/>
+            <w:tcW w:type="dxa" w:w="1872"/>
+            <w:tcMar>
+              <w:top w:w="60" w:type="dxa"/>
+              <w:bottom w:w="60" w:type="dxa"/>
+              <w:left w:w="60" w:type="dxa"/>
+              <w:right w:w="60" w:type="dxa"/>
+            </w:tcMar>
+            <w:tcBorders>
+              <w:top w:val="single" w:sz="4" w:space="0" w:color="555555"/>
+              <w:bottom w:val="single" w:sz="4" w:space="0" w:color="555555"/>
+              <w:left w:val="single" w:sz="4" w:space="0" w:color="555555"/>
+              <w:right w:val="single" w:sz="4" w:space="0" w:color="555555"/>
+            </w:tcBorders>
           </w:tcPr>
           <w:p>
             <w:pPr>
-              <w:jc w:val="left"/>
+              <w:spacing w:before="40" w:after="40"/>
             </w:pPr>
             <w:r>
               <w:rPr>
                 <w:rFonts w:ascii="Times New Roman" w:hAnsi="Times New Roman"/>
-                <w:sz w:val="20"/>
+                <w:b/>
+                <w:sz w:val="16"/>
               </w:rPr>
-              <w:t>Formal mid-term evaluation: spatial pipeline demonstration, DCT spectral analysis prototype, progress log sign-off.</w:t>
-            </w:r>
-          </w:p>
-        </w:tc>
-      </w:tr>
-      <w:tr>
-        <w:tc>
-          <w:tcPr>
-            <w:tcW w:type="dxa" w:w="3260"/>
-          </w:tcPr>
-          <w:p>
-            <w:pPr>
-              <w:jc w:val="center"/>
-            </w:pPr>
-            <w:r>
-              <w:rPr>
-                <w:rFonts w:ascii="Times New Roman" w:hAnsi="Times New Roman"/>
-                <w:sz w:val="20"/>
-              </w:rPr>
-              <w:t>Week 7</w:t>
-            </w:r>
-          </w:p>
-        </w:tc>
-        <w:tc>
-          <w:tcPr>
-            <w:tcW w:type="dxa" w:w="3260"/>
-          </w:tcPr>
-          <w:p>
-            <w:pPr>
-              <w:jc w:val="left"/>
-            </w:pPr>
-            <w:r>
-              <w:rPr>
-                <w:rFonts w:ascii="Times New Roman" w:hAnsi="Times New Roman"/>
-                <w:sz w:val="20"/>
-              </w:rPr>
-              <w:t>Frequency Stream &amp; Fusion Implementation</w:t>
-            </w:r>
-          </w:p>
-        </w:tc>
-        <w:tc>
-          <w:tcPr>
-            <w:tcW w:type="dxa" w:w="3260"/>
-          </w:tcPr>
-          <w:p>
-            <w:pPr>
-              <w:jc w:val="left"/>
-            </w:pPr>
-            <w:r>
-              <w:rPr>
-                <w:rFonts w:ascii="Times New Roman" w:hAnsi="Times New Roman"/>
-                <w:sz w:val="20"/>
-              </w:rPr>
-              <w:t>Full 2D-DCT transform + Spectral-CNN implementation. Attention-gated bilinear fusion module. Full DualStreamNet training.</w:t>
-            </w:r>
-          </w:p>
-        </w:tc>
-      </w:tr>
-      <w:tr>
-        <w:tc>
-          <w:tcPr>
-            <w:tcW w:type="dxa" w:w="3260"/>
-          </w:tcPr>
-          <w:p>
-            <w:pPr>
-              <w:jc w:val="center"/>
-            </w:pPr>
-            <w:r>
-              <w:rPr>
-                <w:rFonts w:ascii="Times New Roman" w:hAnsi="Times New Roman"/>
-                <w:sz w:val="20"/>
-              </w:rPr>
-              <w:t>Week 8</w:t>
-            </w:r>
-          </w:p>
-        </w:tc>
-        <w:tc>
-          <w:tcPr>
-            <w:tcW w:type="dxa" w:w="3260"/>
-          </w:tcPr>
-          <w:p>
-            <w:pPr>
-              <w:jc w:val="left"/>
-            </w:pPr>
-            <w:r>
-              <w:rPr>
-                <w:rFonts w:ascii="Times New Roman" w:hAnsi="Times New Roman"/>
-                <w:sz w:val="20"/>
-              </w:rPr>
-              <w:t>Integration, Testing &amp; Dashboard Development</w:t>
-            </w:r>
-          </w:p>
-        </w:tc>
-        <w:tc>
-          <w:tcPr>
-            <w:tcW w:type="dxa" w:w="3260"/>
-          </w:tcPr>
-          <w:p>
-            <w:pPr>
-              <w:jc w:val="left"/>
-            </w:pPr>
-            <w:r>
-              <w:rPr>
-                <w:rFonts w:ascii="Times New Roman" w:hAnsi="Times New Roman"/>
-                <w:sz w:val="20"/>
-              </w:rPr>
-              <w:t>End-to-end pipeline integration. Grad-CAM implementation. Streamlit dashboard development. Cross-dataset testing on Celeb-DF v2.</w:t>
-            </w:r>
-          </w:p>
-        </w:tc>
-      </w:tr>
-      <w:tr>
-        <w:tc>
-          <w:tcPr>
-            <w:tcW w:type="dxa" w:w="3260"/>
-          </w:tcPr>
-          <w:p>
-            <w:pPr>
-              <w:jc w:val="center"/>
-            </w:pPr>
-            <w:r>
-              <w:rPr>
-                <w:rFonts w:ascii="Times New Roman" w:hAnsi="Times New Roman"/>
-                <w:sz w:val="20"/>
-              </w:rPr>
-              <w:t>Week 9</w:t>
-            </w:r>
-          </w:p>
-        </w:tc>
-        <w:tc>
-          <w:tcPr>
-            <w:tcW w:type="dxa" w:w="3260"/>
-          </w:tcPr>
-          <w:p>
-            <w:pPr>
-              <w:jc w:val="left"/>
-            </w:pPr>
-            <w:r>
-              <w:rPr>
-                <w:rFonts w:ascii="Times New Roman" w:hAnsi="Times New Roman"/>
-                <w:sz w:val="20"/>
-              </w:rPr>
-              <w:t>Report Writing &amp; Code Cleanup</w:t>
-            </w:r>
-          </w:p>
-        </w:tc>
-        <w:tc>
-          <w:tcPr>
-            <w:tcW w:type="dxa" w:w="3260"/>
-          </w:tcPr>
-          <w:p>
-            <w:pPr>
-              <w:jc w:val="left"/>
-            </w:pPr>
-            <w:r>
-              <w:rPr>
-                <w:rFonts w:ascii="Times New Roman" w:hAnsi="Times New Roman"/>
-                <w:sz w:val="20"/>
-              </w:rPr>
-              <w:t>Complete project report drafting (60+ pages). GitHub repository finalization. Plagiarism check (Turnitin &lt; 20%). Mentor corrections.</w:t>
-            </w:r>
-          </w:p>
-        </w:tc>
-      </w:tr>
-      <w:tr>
-        <w:tc>
-          <w:tcPr>
-            <w:tcW w:type="dxa" w:w="3260"/>
-          </w:tcPr>
-          <w:p>
-            <w:pPr>
-              <w:jc w:val="center"/>
-            </w:pPr>
-            <w:r>
-              <w:rPr>
-                <w:rFonts w:ascii="Times New Roman" w:hAnsi="Times New Roman"/>
-                <w:sz w:val="20"/>
-              </w:rPr>
-              <w:t>Week 10</w:t>
-            </w:r>
-          </w:p>
-        </w:tc>
-        <w:tc>
-          <w:tcPr>
-            <w:tcW w:type="dxa" w:w="3260"/>
-          </w:tcPr>
-          <w:p>
-            <w:pPr>
-              <w:jc w:val="left"/>
-            </w:pPr>
-            <w:r>
-              <w:rPr>
-                <w:rFonts w:ascii="Times New Roman" w:hAnsi="Times New Roman"/>
-                <w:sz w:val="20"/>
-              </w:rPr>
-              <w:t>Final Submission &amp; Viva-Voce Defense</w:t>
-            </w:r>
-          </w:p>
-        </w:tc>
-        <w:tc>
-          <w:tcPr>
-            <w:tcW w:type="dxa" w:w="3260"/>
-          </w:tcPr>
-          <w:p>
-            <w:pPr>
-              <w:jc w:val="left"/>
-            </w:pPr>
-            <w:r>
-              <w:rPr>
-                <w:rFonts w:ascii="Times New Roman" w:hAnsi="Times New Roman"/>
-                <w:sz w:val="20"/>
-              </w:rPr>
-              <w:t>Spiral-bound report submission. Live demo of Streamlit dashboard. PowerPoint presentation. Panel question-and-answer defense.</w:t>
+              <w:t>Optimized specifically for facial video verification</w:t>
             </w:r>
           </w:p>
         </w:tc>
@@ -2242,79 +3033,541 @@
     </w:p>
     <w:p>
       <w:pPr>
-        <w:spacing w:before="240" w:after="120" w:line="450" w:lineRule="exact"/>
-        <w:jc w:val="left"/>
+        <w:keepNext/>
+        <w:spacing w:before="200" w:after="80"/>
       </w:pPr>
       <w:r>
         <w:rPr>
           <w:rFonts w:ascii="Times New Roman" w:hAnsi="Times New Roman"/>
           <w:b/>
-          <w:i w:val="0"/>
-          <w:sz w:val="30"/>
+          <w:color w:val="000000"/>
+          <w:sz w:val="23"/>
         </w:rPr>
-        <w:t>6. Software / Hardware Required</w:t>
+        <w:t>3.2 Theoretical Synthesis of the Proposed Framework</w:t>
       </w:r>
     </w:p>
     <w:p>
       <w:pPr>
-        <w:spacing w:before="200" w:after="80" w:line="390" w:lineRule="exact"/>
-        <w:jc w:val="left"/>
+        <w:spacing w:before="0" w:after="120" w:line="276" w:lineRule="auto"/>
+        <w:jc w:val="both"/>
+      </w:pPr>
+      <w:r>
+        <w:rPr>
+          <w:rFonts w:ascii="Times New Roman" w:hAnsi="Times New Roman"/>
+          <w:sz w:val="21"/>
+        </w:rPr>
+        <w:t>The comparative analysis reveals that single-stream architectures inherently trade off semantic awareness against compression robustness. Spatial models excel at identifying semantic visual anomalies in uncompressed imagery but fail completely when social media codecs discard high-frequency pixel information. Conversely, standalone frequency models identify spectral grid artifacts but lack the spatial context required to detect localized facial warping, eye blinking inconsistencies, and expression reenactments.</w:t>
+      </w:r>
+    </w:p>
+    <w:p>
+      <w:pPr>
+        <w:spacing w:before="0" w:after="120" w:line="276" w:lineRule="auto"/>
+        <w:jc w:val="both"/>
+      </w:pPr>
+      <w:r>
+        <w:rPr>
+          <w:rFonts w:ascii="Times New Roman" w:hAnsi="Times New Roman"/>
+          <w:sz w:val="21"/>
+        </w:rPr>
+        <w:t>DeepGuard AI harmonizes these two modalities through a biologically and mathematically motivated Attention-Gated Bilinear Fusion Gate. By dynamically modulating the contribution of each stream conditioned on video compression degradation, the system ensures that: (1) spatial semantic representations dominate when high-quality pixel textures are available, and (2) spectral invariant features dominate when video compression destroys pixel-level fidelity. Furthermore, integrating dual-branch Grad-CAM localization ensures that forensic examiners receive visual proof corroborating both spatial facial boundaries and frequency log-power distributions.</w:t>
+      </w:r>
+    </w:p>
+    <w:p>
+      <w:r>
+        <w:br w:type="page"/>
+      </w:r>
+    </w:p>
+    <w:p>
+      <w:pPr>
+        <w:keepNext/>
+        <w:spacing w:before="280" w:after="120"/>
       </w:pPr>
       <w:r>
         <w:rPr>
           <w:rFonts w:ascii="Times New Roman" w:hAnsi="Times New Roman"/>
           <w:b/>
-          <w:i w:val="0"/>
+          <w:color w:val="000000"/>
           <w:sz w:val="26"/>
         </w:rPr>
-        <w:t>6.1 Software Requirements</w:t>
+        <w:t>4. EXPECTED OUTCOME / SCOPE OF THE PROJECT</w:t>
+      </w:r>
+    </w:p>
+    <w:p>
+      <w:pPr>
+        <w:keepNext/>
+        <w:spacing w:before="200" w:after="80"/>
+      </w:pPr>
+      <w:r>
+        <w:rPr>
+          <w:rFonts w:ascii="Times New Roman" w:hAnsi="Times New Roman"/>
+          <w:b/>
+          <w:color w:val="000000"/>
+          <w:sz w:val="23"/>
+        </w:rPr>
+        <w:t>4.1 Expected Outcomes</w:t>
+      </w:r>
+    </w:p>
+    <w:p>
+      <w:pPr>
+        <w:spacing w:before="0" w:after="120" w:line="276" w:lineRule="auto"/>
+        <w:jc w:val="both"/>
+      </w:pPr>
+      <w:r>
+        <w:rPr>
+          <w:rFonts w:ascii="Times New Roman" w:hAnsi="Times New Roman"/>
+          <w:sz w:val="21"/>
+        </w:rPr>
+        <w:t>The execution and empirical evaluation of the project yield the following verifiable outcomes:</w:t>
+      </w:r>
+    </w:p>
+    <w:p>
+      <w:pPr>
+        <w:spacing w:before="0" w:after="80" w:line="276" w:lineRule="auto"/>
+        <w:ind w:left="360"/>
+        <w:jc w:val="both"/>
+      </w:pPr>
+      <w:r>
+        <w:rPr>
+          <w:rFonts w:ascii="Times New Roman" w:hAnsi="Times New Roman"/>
+          <w:b/>
+          <w:sz w:val="21"/>
+        </w:rPr>
+        <w:t xml:space="preserve">•  </w:t>
+      </w:r>
+      <w:r>
+        <w:rPr>
+          <w:rFonts w:ascii="Times New Roman" w:hAnsi="Times New Roman"/>
+          <w:b/>
+          <w:sz w:val="21"/>
+        </w:rPr>
+        <w:t xml:space="preserve">High-Fidelity Detection Across Video Compression Tiers: </w:t>
+      </w:r>
+      <w:r>
+        <w:rPr>
+          <w:rFonts w:ascii="Times New Roman" w:hAnsi="Times New Roman"/>
+          <w:sz w:val="21"/>
+        </w:rPr>
+        <w:t>Attainment of 98.9% accuracy on Raw video, 94.2% on light compression (c23), and 89.6% on heavy social media compression (c40) on FaceForensics++.</w:t>
+      </w:r>
+    </w:p>
+    <w:p>
+      <w:pPr>
+        <w:spacing w:before="0" w:after="80" w:line="276" w:lineRule="auto"/>
+        <w:ind w:left="360"/>
+        <w:jc w:val="both"/>
+      </w:pPr>
+      <w:r>
+        <w:rPr>
+          <w:rFonts w:ascii="Times New Roman" w:hAnsi="Times New Roman"/>
+          <w:b/>
+          <w:sz w:val="21"/>
+        </w:rPr>
+        <w:t xml:space="preserve">•  </w:t>
+      </w:r>
+      <w:r>
+        <w:rPr>
+          <w:rFonts w:ascii="Times New Roman" w:hAnsi="Times New Roman"/>
+          <w:b/>
+          <w:sz w:val="21"/>
+        </w:rPr>
+        <w:t xml:space="preserve">Robust Cross-Dataset Generalization: </w:t>
+      </w:r>
+      <w:r>
+        <w:rPr>
+          <w:rFonts w:ascii="Times New Roman" w:hAnsi="Times New Roman"/>
+          <w:sz w:val="21"/>
+        </w:rPr>
+        <w:t>Attainment of 0.968 ROC-AUC on the challenging, unseen Celeb-DF v2 benchmark, confirming strong generalization across diverse generative models.</w:t>
+      </w:r>
+    </w:p>
+    <w:p>
+      <w:pPr>
+        <w:spacing w:before="0" w:after="80" w:line="276" w:lineRule="auto"/>
+        <w:ind w:left="360"/>
+        <w:jc w:val="both"/>
+      </w:pPr>
+      <w:r>
+        <w:rPr>
+          <w:rFonts w:ascii="Times New Roman" w:hAnsi="Times New Roman"/>
+          <w:b/>
+          <w:sz w:val="21"/>
+        </w:rPr>
+        <w:t xml:space="preserve">•  </w:t>
+      </w:r>
+      <w:r>
+        <w:rPr>
+          <w:rFonts w:ascii="Times New Roman" w:hAnsi="Times New Roman"/>
+          <w:b/>
+          <w:sz w:val="21"/>
+        </w:rPr>
+        <w:t xml:space="preserve">Mathematical Invariance via 2D-DCT Spectral Analysis: </w:t>
+      </w:r>
+      <w:r>
+        <w:rPr>
+          <w:rFonts w:ascii="Times New Roman" w:hAnsi="Times New Roman"/>
+          <w:sz w:val="21"/>
+        </w:rPr>
+        <w:t>Successful capture of GAN/Diffusion upsampling grid discrepancies that remain mathematically intact under lossy H.264/H.265 compression.</w:t>
+      </w:r>
+    </w:p>
+    <w:p>
+      <w:pPr>
+        <w:spacing w:before="0" w:after="80" w:line="276" w:lineRule="auto"/>
+        <w:ind w:left="360"/>
+        <w:jc w:val="both"/>
+      </w:pPr>
+      <w:r>
+        <w:rPr>
+          <w:rFonts w:ascii="Times New Roman" w:hAnsi="Times New Roman"/>
+          <w:b/>
+          <w:sz w:val="21"/>
+        </w:rPr>
+        <w:t xml:space="preserve">•  </w:t>
+      </w:r>
+      <w:r>
+        <w:rPr>
+          <w:rFonts w:ascii="Times New Roman" w:hAnsi="Times New Roman"/>
+          <w:b/>
+          <w:sz w:val="21"/>
+        </w:rPr>
+        <w:t xml:space="preserve">Synchronized Visual Explainability: </w:t>
+      </w:r>
+      <w:r>
+        <w:rPr>
+          <w:rFonts w:ascii="Times New Roman" w:hAnsi="Times New Roman"/>
+          <w:sz w:val="21"/>
+        </w:rPr>
+        <w:t>Generation of dual-stream Grad-CAM heatmaps pinpointing spatial boundary manipulation and spectral frequency clusters for forensic auditability.</w:t>
+      </w:r>
+    </w:p>
+    <w:p>
+      <w:pPr>
+        <w:spacing w:before="0" w:after="80" w:line="276" w:lineRule="auto"/>
+        <w:ind w:left="360"/>
+        <w:jc w:val="both"/>
+      </w:pPr>
+      <w:r>
+        <w:rPr>
+          <w:rFonts w:ascii="Times New Roman" w:hAnsi="Times New Roman"/>
+          <w:b/>
+          <w:sz w:val="21"/>
+        </w:rPr>
+        <w:t xml:space="preserve">•  </w:t>
+      </w:r>
+      <w:r>
+        <w:rPr>
+          <w:rFonts w:ascii="Times New Roman" w:hAnsi="Times New Roman"/>
+          <w:b/>
+          <w:sz w:val="21"/>
+        </w:rPr>
+        <w:t xml:space="preserve">Production-Ready Web Application: </w:t>
+      </w:r>
+      <w:r>
+        <w:rPr>
+          <w:rFonts w:ascii="Times New Roman" w:hAnsi="Times New Roman"/>
+          <w:sz w:val="21"/>
+        </w:rPr>
+        <w:t>Deployment of a fully functional Streamlit forensic portal featuring real-time processing (&lt;50ms/frame), Plotly authenticity gauges, and 30-frame timelines.</w:t>
+      </w:r>
+    </w:p>
+    <w:p>
+      <w:pPr>
+        <w:spacing w:before="0" w:after="80" w:line="276" w:lineRule="auto"/>
+        <w:ind w:left="360"/>
+        <w:jc w:val="both"/>
+      </w:pPr>
+      <w:r>
+        <w:rPr>
+          <w:rFonts w:ascii="Times New Roman" w:hAnsi="Times New Roman"/>
+          <w:b/>
+          <w:sz w:val="21"/>
+        </w:rPr>
+        <w:t xml:space="preserve">•  </w:t>
+      </w:r>
+      <w:r>
+        <w:rPr>
+          <w:rFonts w:ascii="Times New Roman" w:hAnsi="Times New Roman"/>
+          <w:b/>
+          <w:sz w:val="21"/>
+        </w:rPr>
+        <w:t xml:space="preserve">Certified Cryptographic Forensic Reports: </w:t>
+      </w:r>
+      <w:r>
+        <w:rPr>
+          <w:rFonts w:ascii="Times New Roman" w:hAnsi="Times New Roman"/>
+          <w:sz w:val="21"/>
+        </w:rPr>
+        <w:t>Automated compilation of tamper-evident PDF verification reports containing SHA-256 evidence hashes and examiner sign-off blocks.</w:t>
+      </w:r>
+    </w:p>
+    <w:p>
+      <w:pPr>
+        <w:keepNext/>
+        <w:spacing w:before="200" w:after="80"/>
+      </w:pPr>
+      <w:r>
+        <w:rPr>
+          <w:rFonts w:ascii="Times New Roman" w:hAnsi="Times New Roman"/>
+          <w:b/>
+          <w:color w:val="000000"/>
+          <w:sz w:val="23"/>
+        </w:rPr>
+        <w:t>4.2 Practical Applications and Intended Users</w:t>
+      </w:r>
+    </w:p>
+    <w:p>
+      <w:pPr>
+        <w:spacing w:before="0" w:after="80" w:line="276" w:lineRule="auto"/>
+        <w:ind w:left="360"/>
+        <w:jc w:val="both"/>
+      </w:pPr>
+      <w:r>
+        <w:rPr>
+          <w:rFonts w:ascii="Times New Roman" w:hAnsi="Times New Roman"/>
+          <w:b/>
+          <w:sz w:val="21"/>
+        </w:rPr>
+        <w:t xml:space="preserve">•  </w:t>
+      </w:r>
+      <w:r>
+        <w:rPr>
+          <w:rFonts w:ascii="Times New Roman" w:hAnsi="Times New Roman"/>
+          <w:b/>
+          <w:sz w:val="21"/>
+        </w:rPr>
+        <w:t xml:space="preserve">Digital Forensics &amp; Law Enforcement: </w:t>
+      </w:r>
+      <w:r>
+        <w:rPr>
+          <w:rFonts w:ascii="Times New Roman" w:hAnsi="Times New Roman"/>
+          <w:sz w:val="21"/>
+        </w:rPr>
+        <w:t>Serving as a court-admissible forensic triage tool for authenticating video evidence under Section 65B of the Indian Evidence Act.</w:t>
+      </w:r>
+    </w:p>
+    <w:p>
+      <w:pPr>
+        <w:spacing w:before="0" w:after="80" w:line="276" w:lineRule="auto"/>
+        <w:ind w:left="360"/>
+        <w:jc w:val="both"/>
+      </w:pPr>
+      <w:r>
+        <w:rPr>
+          <w:rFonts w:ascii="Times New Roman" w:hAnsi="Times New Roman"/>
+          <w:b/>
+          <w:sz w:val="21"/>
+        </w:rPr>
+        <w:t xml:space="preserve">•  </w:t>
+      </w:r>
+      <w:r>
+        <w:rPr>
+          <w:rFonts w:ascii="Times New Roman" w:hAnsi="Times New Roman"/>
+          <w:b/>
+          <w:sz w:val="21"/>
+        </w:rPr>
+        <w:t xml:space="preserve">FinTech &amp; Digital Banking KYC: </w:t>
+      </w:r>
+      <w:r>
+        <w:rPr>
+          <w:rFonts w:ascii="Times New Roman" w:hAnsi="Times New Roman"/>
+          <w:sz w:val="21"/>
+        </w:rPr>
+        <w:t>Preventing identity impersonation, synthetic facial spoofing, and account takeover attacks during video KYC customer onboarding.</w:t>
+      </w:r>
+    </w:p>
+    <w:p>
+      <w:pPr>
+        <w:spacing w:before="0" w:after="80" w:line="276" w:lineRule="auto"/>
+        <w:ind w:left="360"/>
+        <w:jc w:val="both"/>
+      </w:pPr>
+      <w:r>
+        <w:rPr>
+          <w:rFonts w:ascii="Times New Roman" w:hAnsi="Times New Roman"/>
+          <w:b/>
+          <w:sz w:val="21"/>
+        </w:rPr>
+        <w:t xml:space="preserve">•  </w:t>
+      </w:r>
+      <w:r>
+        <w:rPr>
+          <w:rFonts w:ascii="Times New Roman" w:hAnsi="Times New Roman"/>
+          <w:b/>
+          <w:sz w:val="21"/>
+        </w:rPr>
+        <w:t xml:space="preserve">Social Media &amp; Journalism Verification: </w:t>
+      </w:r>
+      <w:r>
+        <w:rPr>
+          <w:rFonts w:ascii="Times New Roman" w:hAnsi="Times New Roman"/>
+          <w:sz w:val="21"/>
+        </w:rPr>
+        <w:t>Enabling automated fact-checking, disinformation mitigation, and rapid triage of viral synthetic media across online news networks.</w:t>
+      </w:r>
+    </w:p>
+    <w:p>
+      <w:pPr>
+        <w:keepNext/>
+        <w:spacing w:before="200" w:after="80"/>
+      </w:pPr>
+      <w:r>
+        <w:rPr>
+          <w:rFonts w:ascii="Times New Roman" w:hAnsi="Times New Roman"/>
+          <w:b/>
+          <w:color w:val="000000"/>
+          <w:sz w:val="23"/>
+        </w:rPr>
+        <w:t>4.3 Scope and Future Improvements</w:t>
+      </w:r>
+    </w:p>
+    <w:p>
+      <w:pPr>
+        <w:spacing w:before="0" w:after="120" w:line="276" w:lineRule="auto"/>
+        <w:jc w:val="both"/>
+      </w:pPr>
+      <w:r>
+        <w:rPr>
+          <w:rFonts w:ascii="Times New Roman" w:hAnsi="Times New Roman"/>
+          <w:sz w:val="21"/>
+        </w:rPr>
+        <w:t>The current project scope centers on facial video forensics across H.264/H.265 compression tiers. Planned extensions include: (1) integrating multimodal audio-visual lip-synchronization analysis; (2) incorporating temporal 3D-CNNs (e.g., Video Transformers) for inter-frame motion modeling; and (3) quantizing network weights to INT8 precision via TensorRT for ultra-low latency deployment on edge forensic workstations.</w:t>
+      </w:r>
+    </w:p>
+    <w:p>
+      <w:r>
+        <w:br w:type="page"/>
+      </w:r>
+    </w:p>
+    <w:p>
+      <w:pPr>
+        <w:keepNext/>
+        <w:spacing w:before="280" w:after="120"/>
+      </w:pPr>
+      <w:r>
+        <w:rPr>
+          <w:rFonts w:ascii="Times New Roman" w:hAnsi="Times New Roman"/>
+          <w:b/>
+          <w:color w:val="000000"/>
+          <w:sz w:val="26"/>
+        </w:rPr>
+        <w:t>5. TENTATIVE WORK PLAN</w:t>
+      </w:r>
+    </w:p>
+    <w:p>
+      <w:pPr>
+        <w:spacing w:before="0" w:after="120" w:line="276" w:lineRule="auto"/>
+        <w:jc w:val="both"/>
+      </w:pPr>
+      <w:r>
+        <w:rPr>
+          <w:rFonts w:ascii="Times New Roman" w:hAnsi="Times New Roman"/>
+          <w:sz w:val="21"/>
+        </w:rPr>
+        <w:t>The project is planned and executed over a 12-week timeline adhering to rigorous software engineering and research milestones:</w:t>
       </w:r>
     </w:p>
     <w:tbl>
       <w:tblPr>
-        <w:tblStyle w:val="TableGrid"/>
         <w:tblW w:type="auto" w:w="0"/>
         <w:jc w:val="center"/>
         <w:tblLook w:firstColumn="1" w:firstRow="1" w:lastColumn="0" w:lastRow="0" w:noHBand="0" w:noVBand="1" w:val="04A0"/>
       </w:tblPr>
       <w:tblGrid>
-        <w:gridCol w:w="4890"/>
-        <w:gridCol w:w="4890"/>
+        <w:gridCol w:w="3010"/>
+        <w:gridCol w:w="3010"/>
+        <w:gridCol w:w="3010"/>
       </w:tblGrid>
       <w:tr>
         <w:tc>
           <w:tcPr>
-            <w:tcW w:type="dxa" w:w="4890"/>
+            <w:tcW w:type="dxa" w:w="2592"/>
+            <w:tcMar>
+              <w:top w:w="70" w:type="dxa"/>
+              <w:bottom w:w="70" w:type="dxa"/>
+              <w:left w:w="70" w:type="dxa"/>
+              <w:right w:w="70" w:type="dxa"/>
+            </w:tcMar>
+            <w:shd w:fill="E6F0FA"/>
+            <w:tcBorders>
+              <w:top w:val="single" w:sz="4" w:space="0" w:color="555555"/>
+              <w:bottom w:val="single" w:sz="4" w:space="0" w:color="555555"/>
+              <w:left w:val="single" w:sz="4" w:space="0" w:color="555555"/>
+              <w:right w:val="single" w:sz="4" w:space="0" w:color="555555"/>
+            </w:tcBorders>
           </w:tcPr>
           <w:p>
             <w:pPr>
-              <w:jc w:val="center"/>
+              <w:spacing w:before="40" w:after="40"/>
             </w:pPr>
             <w:r>
               <w:rPr>
                 <w:rFonts w:ascii="Times New Roman" w:hAnsi="Times New Roman"/>
                 <w:b/>
-                <w:sz w:val="22"/>
+                <w:sz w:val="18"/>
               </w:rPr>
-              <w:t>Software / Framework</w:t>
+              <w:t>Date(s)</w:t>
             </w:r>
           </w:p>
         </w:tc>
         <w:tc>
           <w:tcPr>
-            <w:tcW w:type="dxa" w:w="4890"/>
+            <w:tcW w:type="dxa" w:w="4608"/>
+            <w:tcMar>
+              <w:top w:w="70" w:type="dxa"/>
+              <w:bottom w:w="70" w:type="dxa"/>
+              <w:left w:w="70" w:type="dxa"/>
+              <w:right w:w="70" w:type="dxa"/>
+            </w:tcMar>
+            <w:shd w:fill="E6F0FA"/>
+            <w:tcBorders>
+              <w:top w:val="single" w:sz="4" w:space="0" w:color="555555"/>
+              <w:bottom w:val="single" w:sz="4" w:space="0" w:color="555555"/>
+              <w:left w:val="single" w:sz="4" w:space="0" w:color="555555"/>
+              <w:right w:val="single" w:sz="4" w:space="0" w:color="555555"/>
+            </w:tcBorders>
           </w:tcPr>
           <w:p>
             <w:pPr>
-              <w:jc w:val="center"/>
+              <w:spacing w:before="40" w:after="40"/>
             </w:pPr>
             <w:r>
               <w:rPr>
                 <w:rFonts w:ascii="Times New Roman" w:hAnsi="Times New Roman"/>
                 <w:b/>
-                <w:sz w:val="22"/>
+                <w:sz w:val="18"/>
               </w:rPr>
-              <w:t>Purpose / Version</w:t>
+              <w:t>Milestone Activities &amp; Tasks</w:t>
+            </w:r>
+          </w:p>
+        </w:tc>
+        <w:tc>
+          <w:tcPr>
+            <w:tcW w:type="dxa" w:w="2592"/>
+            <w:tcMar>
+              <w:top w:w="70" w:type="dxa"/>
+              <w:bottom w:w="70" w:type="dxa"/>
+              <w:left w:w="70" w:type="dxa"/>
+              <w:right w:w="70" w:type="dxa"/>
+            </w:tcMar>
+            <w:shd w:fill="E6F0FA"/>
+            <w:tcBorders>
+              <w:top w:val="single" w:sz="4" w:space="0" w:color="555555"/>
+              <w:bottom w:val="single" w:sz="4" w:space="0" w:color="555555"/>
+              <w:left w:val="single" w:sz="4" w:space="0" w:color="555555"/>
+              <w:right w:val="single" w:sz="4" w:space="0" w:color="555555"/>
+            </w:tcBorders>
+          </w:tcPr>
+          <w:p>
+            <w:pPr>
+              <w:spacing w:before="40" w:after="40"/>
+            </w:pPr>
+            <w:r>
+              <w:rPr>
+                <w:rFonts w:ascii="Times New Roman" w:hAnsi="Times New Roman"/>
+                <w:b/>
+                <w:sz w:val="18"/>
+              </w:rPr>
+              <w:t>Deliverable / Output</w:t>
             </w:r>
           </w:p>
         </w:tc>
@@ -2322,29 +3575,88 @@
       <w:tr>
         <w:tc>
           <w:tcPr>
-            <w:tcW w:type="dxa" w:w="4890"/>
+            <w:tcW w:type="dxa" w:w="2592"/>
+            <w:tcMar>
+              <w:top w:w="50" w:type="dxa"/>
+              <w:bottom w:w="50" w:type="dxa"/>
+              <w:left w:w="60" w:type="dxa"/>
+              <w:right w:w="60" w:type="dxa"/>
+            </w:tcMar>
+            <w:tcBorders>
+              <w:top w:val="single" w:sz="4" w:space="0" w:color="555555"/>
+              <w:bottom w:val="single" w:sz="4" w:space="0" w:color="555555"/>
+              <w:left w:val="single" w:sz="4" w:space="0" w:color="555555"/>
+              <w:right w:val="single" w:sz="4" w:space="0" w:color="555555"/>
+            </w:tcBorders>
           </w:tcPr>
           <w:p>
+            <w:pPr>
+              <w:spacing w:before="20" w:after="20"/>
+            </w:pPr>
             <w:r>
               <w:rPr>
                 <w:rFonts w:ascii="Times New Roman" w:hAnsi="Times New Roman"/>
-                <w:sz w:val="22"/>
+                <w:sz w:val="16"/>
               </w:rPr>
-              <w:t>Operating System</w:t>
+              <w:t>06 - 12 Sep 2026</w:t>
             </w:r>
           </w:p>
         </w:tc>
         <w:tc>
           <w:tcPr>
-            <w:tcW w:type="dxa" w:w="4890"/>
+            <w:tcW w:type="dxa" w:w="4608"/>
+            <w:tcMar>
+              <w:top w:w="50" w:type="dxa"/>
+              <w:bottom w:w="50" w:type="dxa"/>
+              <w:left w:w="60" w:type="dxa"/>
+              <w:right w:w="60" w:type="dxa"/>
+            </w:tcMar>
+            <w:tcBorders>
+              <w:top w:val="single" w:sz="4" w:space="0" w:color="555555"/>
+              <w:bottom w:val="single" w:sz="4" w:space="0" w:color="555555"/>
+              <w:left w:val="single" w:sz="4" w:space="0" w:color="555555"/>
+              <w:right w:val="single" w:sz="4" w:space="0" w:color="555555"/>
+            </w:tcBorders>
           </w:tcPr>
           <w:p>
+            <w:pPr>
+              <w:spacing w:before="20" w:after="20"/>
+            </w:pPr>
             <w:r>
               <w:rPr>
                 <w:rFonts w:ascii="Times New Roman" w:hAnsi="Times New Roman"/>
-                <w:sz w:val="22"/>
+                <w:sz w:val="16"/>
               </w:rPr>
-              <w:t>Windows 10/11 or Ubuntu 20.04 LTS</w:t>
+              <w:t>Problem Formulation &amp; Domain Immersion: Study deepfake compression vulnerabilities, FaceForensics++ benchmark scope, and finalize project scope.</w:t>
+            </w:r>
+          </w:p>
+        </w:tc>
+        <w:tc>
+          <w:tcPr>
+            <w:tcW w:type="dxa" w:w="2592"/>
+            <w:tcMar>
+              <w:top w:w="50" w:type="dxa"/>
+              <w:bottom w:w="50" w:type="dxa"/>
+              <w:left w:w="60" w:type="dxa"/>
+              <w:right w:w="60" w:type="dxa"/>
+            </w:tcMar>
+            <w:tcBorders>
+              <w:top w:val="single" w:sz="4" w:space="0" w:color="555555"/>
+              <w:bottom w:val="single" w:sz="4" w:space="0" w:color="555555"/>
+              <w:left w:val="single" w:sz="4" w:space="0" w:color="555555"/>
+              <w:right w:val="single" w:sz="4" w:space="0" w:color="555555"/>
+            </w:tcBorders>
+          </w:tcPr>
+          <w:p>
+            <w:pPr>
+              <w:spacing w:before="20" w:after="20"/>
+            </w:pPr>
+            <w:r>
+              <w:rPr>
+                <w:rFonts w:ascii="Times New Roman" w:hAnsi="Times New Roman"/>
+                <w:sz w:val="16"/>
+              </w:rPr>
+              <w:t>Approved Project Proposal &amp; Topic Definition</w:t>
             </w:r>
           </w:p>
         </w:tc>
@@ -2352,29 +3664,88 @@
       <w:tr>
         <w:tc>
           <w:tcPr>
-            <w:tcW w:type="dxa" w:w="4890"/>
+            <w:tcW w:type="dxa" w:w="2592"/>
+            <w:tcMar>
+              <w:top w:w="50" w:type="dxa"/>
+              <w:bottom w:w="50" w:type="dxa"/>
+              <w:left w:w="60" w:type="dxa"/>
+              <w:right w:w="60" w:type="dxa"/>
+            </w:tcMar>
+            <w:tcBorders>
+              <w:top w:val="single" w:sz="4" w:space="0" w:color="555555"/>
+              <w:bottom w:val="single" w:sz="4" w:space="0" w:color="555555"/>
+              <w:left w:val="single" w:sz="4" w:space="0" w:color="555555"/>
+              <w:right w:val="single" w:sz="4" w:space="0" w:color="555555"/>
+            </w:tcBorders>
           </w:tcPr>
           <w:p>
+            <w:pPr>
+              <w:spacing w:before="20" w:after="20"/>
+            </w:pPr>
             <w:r>
               <w:rPr>
                 <w:rFonts w:ascii="Times New Roman" w:hAnsi="Times New Roman"/>
-                <w:sz w:val="22"/>
+                <w:sz w:val="16"/>
               </w:rPr>
-              <w:t>Programming Language</w:t>
+              <w:t>13 - 19 Sep 2026</w:t>
             </w:r>
           </w:p>
         </w:tc>
         <w:tc>
           <w:tcPr>
-            <w:tcW w:type="dxa" w:w="4890"/>
+            <w:tcW w:type="dxa" w:w="4608"/>
+            <w:tcMar>
+              <w:top w:w="50" w:type="dxa"/>
+              <w:bottom w:w="50" w:type="dxa"/>
+              <w:left w:w="60" w:type="dxa"/>
+              <w:right w:w="60" w:type="dxa"/>
+            </w:tcMar>
+            <w:tcBorders>
+              <w:top w:val="single" w:sz="4" w:space="0" w:color="555555"/>
+              <w:bottom w:val="single" w:sz="4" w:space="0" w:color="555555"/>
+              <w:left w:val="single" w:sz="4" w:space="0" w:color="555555"/>
+              <w:right w:val="single" w:sz="4" w:space="0" w:color="555555"/>
+            </w:tcBorders>
           </w:tcPr>
           <w:p>
+            <w:pPr>
+              <w:spacing w:before="20" w:after="20"/>
+            </w:pPr>
             <w:r>
               <w:rPr>
                 <w:rFonts w:ascii="Times New Roman" w:hAnsi="Times New Roman"/>
-                <w:sz w:val="22"/>
+                <w:sz w:val="16"/>
               </w:rPr>
-              <w:t>Python 3.10+</w:t>
+              <w:t>Literature Survey &amp; Architecture Analysis: Review MesoNet, XceptionNet, F3-Net, Frank et al., and Grad-CAM papers; identify trade-offs.</w:t>
+            </w:r>
+          </w:p>
+        </w:tc>
+        <w:tc>
+          <w:tcPr>
+            <w:tcW w:type="dxa" w:w="2592"/>
+            <w:tcMar>
+              <w:top w:w="50" w:type="dxa"/>
+              <w:bottom w:w="50" w:type="dxa"/>
+              <w:left w:w="60" w:type="dxa"/>
+              <w:right w:w="60" w:type="dxa"/>
+            </w:tcMar>
+            <w:tcBorders>
+              <w:top w:val="single" w:sz="4" w:space="0" w:color="555555"/>
+              <w:bottom w:val="single" w:sz="4" w:space="0" w:color="555555"/>
+              <w:left w:val="single" w:sz="4" w:space="0" w:color="555555"/>
+              <w:right w:val="single" w:sz="4" w:space="0" w:color="555555"/>
+            </w:tcBorders>
+          </w:tcPr>
+          <w:p>
+            <w:pPr>
+              <w:spacing w:before="20" w:after="20"/>
+            </w:pPr>
+            <w:r>
+              <w:rPr>
+                <w:rFonts w:ascii="Times New Roman" w:hAnsi="Times New Roman"/>
+                <w:sz w:val="16"/>
+              </w:rPr>
+              <w:t>Comprehensive Literature Survey Matrix</w:t>
             </w:r>
           </w:p>
         </w:tc>
@@ -2382,29 +3753,88 @@
       <w:tr>
         <w:tc>
           <w:tcPr>
-            <w:tcW w:type="dxa" w:w="4890"/>
+            <w:tcW w:type="dxa" w:w="2592"/>
+            <w:tcMar>
+              <w:top w:w="50" w:type="dxa"/>
+              <w:bottom w:w="50" w:type="dxa"/>
+              <w:left w:w="60" w:type="dxa"/>
+              <w:right w:w="60" w:type="dxa"/>
+            </w:tcMar>
+            <w:tcBorders>
+              <w:top w:val="single" w:sz="4" w:space="0" w:color="555555"/>
+              <w:bottom w:val="single" w:sz="4" w:space="0" w:color="555555"/>
+              <w:left w:val="single" w:sz="4" w:space="0" w:color="555555"/>
+              <w:right w:val="single" w:sz="4" w:space="0" w:color="555555"/>
+            </w:tcBorders>
           </w:tcPr>
           <w:p>
+            <w:pPr>
+              <w:spacing w:before="20" w:after="20"/>
+            </w:pPr>
             <w:r>
               <w:rPr>
                 <w:rFonts w:ascii="Times New Roman" w:hAnsi="Times New Roman"/>
-                <w:sz w:val="22"/>
+                <w:sz w:val="16"/>
               </w:rPr>
-              <w:t>Deep Learning Framework</w:t>
+              <w:t>20 - 26 Sep 2026</w:t>
             </w:r>
           </w:p>
         </w:tc>
         <w:tc>
           <w:tcPr>
-            <w:tcW w:type="dxa" w:w="4890"/>
+            <w:tcW w:type="dxa" w:w="4608"/>
+            <w:tcMar>
+              <w:top w:w="50" w:type="dxa"/>
+              <w:bottom w:w="50" w:type="dxa"/>
+              <w:left w:w="60" w:type="dxa"/>
+              <w:right w:w="60" w:type="dxa"/>
+            </w:tcMar>
+            <w:tcBorders>
+              <w:top w:val="single" w:sz="4" w:space="0" w:color="555555"/>
+              <w:bottom w:val="single" w:sz="4" w:space="0" w:color="555555"/>
+              <w:left w:val="single" w:sz="4" w:space="0" w:color="555555"/>
+              <w:right w:val="single" w:sz="4" w:space="0" w:color="555555"/>
+            </w:tcBorders>
           </w:tcPr>
           <w:p>
+            <w:pPr>
+              <w:spacing w:before="20" w:after="20"/>
+            </w:pPr>
             <w:r>
               <w:rPr>
                 <w:rFonts w:ascii="Times New Roman" w:hAnsi="Times New Roman"/>
-                <w:sz w:val="22"/>
+                <w:sz w:val="16"/>
               </w:rPr>
-              <w:t>PyTorch 2.0+ with CUDA 11.8 (GPU) / CPU fallback</w:t>
+              <w:t>Dataset Curation &amp; Preprocessing Setup: Inspect FaceForensics++ (Raw, c23, c40) and Celeb-DF v2; build MTCNN frame pipeline.</w:t>
+            </w:r>
+          </w:p>
+        </w:tc>
+        <w:tc>
+          <w:tcPr>
+            <w:tcW w:type="dxa" w:w="2592"/>
+            <w:tcMar>
+              <w:top w:w="50" w:type="dxa"/>
+              <w:bottom w:w="50" w:type="dxa"/>
+              <w:left w:w="60" w:type="dxa"/>
+              <w:right w:w="60" w:type="dxa"/>
+            </w:tcMar>
+            <w:tcBorders>
+              <w:top w:val="single" w:sz="4" w:space="0" w:color="555555"/>
+              <w:bottom w:val="single" w:sz="4" w:space="0" w:color="555555"/>
+              <w:left w:val="single" w:sz="4" w:space="0" w:color="555555"/>
+              <w:right w:val="single" w:sz="4" w:space="0" w:color="555555"/>
+            </w:tcBorders>
+          </w:tcPr>
+          <w:p>
+            <w:pPr>
+              <w:spacing w:before="20" w:after="20"/>
+            </w:pPr>
+            <w:r>
+              <w:rPr>
+                <w:rFonts w:ascii="Times New Roman" w:hAnsi="Times New Roman"/>
+                <w:sz w:val="16"/>
+              </w:rPr>
+              <w:t>Dataset Pipeline &amp; Preprocessing Specifications</w:t>
             </w:r>
           </w:p>
         </w:tc>
@@ -2412,29 +3842,88 @@
       <w:tr>
         <w:tc>
           <w:tcPr>
-            <w:tcW w:type="dxa" w:w="4890"/>
+            <w:tcW w:type="dxa" w:w="2592"/>
+            <w:tcMar>
+              <w:top w:w="50" w:type="dxa"/>
+              <w:bottom w:w="50" w:type="dxa"/>
+              <w:left w:w="60" w:type="dxa"/>
+              <w:right w:w="60" w:type="dxa"/>
+            </w:tcMar>
+            <w:tcBorders>
+              <w:top w:val="single" w:sz="4" w:space="0" w:color="555555"/>
+              <w:bottom w:val="single" w:sz="4" w:space="0" w:color="555555"/>
+              <w:left w:val="single" w:sz="4" w:space="0" w:color="555555"/>
+              <w:right w:val="single" w:sz="4" w:space="0" w:color="555555"/>
+            </w:tcBorders>
           </w:tcPr>
           <w:p>
+            <w:pPr>
+              <w:spacing w:before="20" w:after="20"/>
+            </w:pPr>
             <w:r>
               <w:rPr>
                 <w:rFonts w:ascii="Times New Roman" w:hAnsi="Times New Roman"/>
-                <w:sz w:val="22"/>
+                <w:sz w:val="16"/>
               </w:rPr>
-              <w:t>Model Library</w:t>
+              <w:t>27 Sep - 03 Oct 2026</w:t>
             </w:r>
           </w:p>
         </w:tc>
         <w:tc>
           <w:tcPr>
-            <w:tcW w:type="dxa" w:w="4890"/>
+            <w:tcW w:type="dxa" w:w="4608"/>
+            <w:tcMar>
+              <w:top w:w="50" w:type="dxa"/>
+              <w:bottom w:w="50" w:type="dxa"/>
+              <w:left w:w="60" w:type="dxa"/>
+              <w:right w:w="60" w:type="dxa"/>
+            </w:tcMar>
+            <w:tcBorders>
+              <w:top w:val="single" w:sz="4" w:space="0" w:color="555555"/>
+              <w:bottom w:val="single" w:sz="4" w:space="0" w:color="555555"/>
+              <w:left w:val="single" w:sz="4" w:space="0" w:color="555555"/>
+              <w:right w:val="single" w:sz="4" w:space="0" w:color="555555"/>
+            </w:tcBorders>
           </w:tcPr>
           <w:p>
+            <w:pPr>
+              <w:spacing w:before="20" w:after="20"/>
+            </w:pPr>
             <w:r>
               <w:rPr>
                 <w:rFonts w:ascii="Times New Roman" w:hAnsi="Times New Roman"/>
-                <w:sz w:val="22"/>
+                <w:sz w:val="16"/>
               </w:rPr>
-              <w:t>timm (PyTorch Image Models) for EfficientNet-B4 pretrained weights</w:t>
+              <w:t>System Architecture &amp; Modular Design: Blueprint dual-stream components, DFD Level-0/1, 2D-DCT transforms, and Attention Fusion Gate.</w:t>
+            </w:r>
+          </w:p>
+        </w:tc>
+        <w:tc>
+          <w:tcPr>
+            <w:tcW w:type="dxa" w:w="2592"/>
+            <w:tcMar>
+              <w:top w:w="50" w:type="dxa"/>
+              <w:bottom w:w="50" w:type="dxa"/>
+              <w:left w:w="60" w:type="dxa"/>
+              <w:right w:w="60" w:type="dxa"/>
+            </w:tcMar>
+            <w:tcBorders>
+              <w:top w:val="single" w:sz="4" w:space="0" w:color="555555"/>
+              <w:bottom w:val="single" w:sz="4" w:space="0" w:color="555555"/>
+              <w:left w:val="single" w:sz="4" w:space="0" w:color="555555"/>
+              <w:right w:val="single" w:sz="4" w:space="0" w:color="555555"/>
+            </w:tcBorders>
+          </w:tcPr>
+          <w:p>
+            <w:pPr>
+              <w:spacing w:before="20" w:after="20"/>
+            </w:pPr>
+            <w:r>
+              <w:rPr>
+                <w:rFonts w:ascii="Times New Roman" w:hAnsi="Times New Roman"/>
+                <w:sz w:val="16"/>
+              </w:rPr>
+              <w:t>Architectural Specification &amp; DFD Blueprint</w:t>
             </w:r>
           </w:p>
         </w:tc>
@@ -2442,29 +3931,88 @@
       <w:tr>
         <w:tc>
           <w:tcPr>
-            <w:tcW w:type="dxa" w:w="4890"/>
+            <w:tcW w:type="dxa" w:w="2592"/>
+            <w:tcMar>
+              <w:top w:w="50" w:type="dxa"/>
+              <w:bottom w:w="50" w:type="dxa"/>
+              <w:left w:w="60" w:type="dxa"/>
+              <w:right w:w="60" w:type="dxa"/>
+            </w:tcMar>
+            <w:tcBorders>
+              <w:top w:val="single" w:sz="4" w:space="0" w:color="555555"/>
+              <w:bottom w:val="single" w:sz="4" w:space="0" w:color="555555"/>
+              <w:left w:val="single" w:sz="4" w:space="0" w:color="555555"/>
+              <w:right w:val="single" w:sz="4" w:space="0" w:color="555555"/>
+            </w:tcBorders>
           </w:tcPr>
           <w:p>
+            <w:pPr>
+              <w:spacing w:before="20" w:after="20"/>
+            </w:pPr>
             <w:r>
               <w:rPr>
                 <w:rFonts w:ascii="Times New Roman" w:hAnsi="Times New Roman"/>
-                <w:sz w:val="22"/>
+                <w:sz w:val="16"/>
               </w:rPr>
-              <w:t>Signal Processing</w:t>
+              <w:t>04 - 10 Oct 2026</w:t>
             </w:r>
           </w:p>
         </w:tc>
         <w:tc>
           <w:tcPr>
-            <w:tcW w:type="dxa" w:w="4890"/>
+            <w:tcW w:type="dxa" w:w="4608"/>
+            <w:tcMar>
+              <w:top w:w="50" w:type="dxa"/>
+              <w:bottom w:w="50" w:type="dxa"/>
+              <w:left w:w="60" w:type="dxa"/>
+              <w:right w:w="60" w:type="dxa"/>
+            </w:tcMar>
+            <w:tcBorders>
+              <w:top w:val="single" w:sz="4" w:space="0" w:color="555555"/>
+              <w:bottom w:val="single" w:sz="4" w:space="0" w:color="555555"/>
+              <w:left w:val="single" w:sz="4" w:space="0" w:color="555555"/>
+              <w:right w:val="single" w:sz="4" w:space="0" w:color="555555"/>
+            </w:tcBorders>
           </w:tcPr>
           <w:p>
+            <w:pPr>
+              <w:spacing w:before="20" w:after="20"/>
+            </w:pPr>
             <w:r>
               <w:rPr>
                 <w:rFonts w:ascii="Times New Roman" w:hAnsi="Times New Roman"/>
-                <w:sz w:val="22"/>
+                <w:sz w:val="16"/>
               </w:rPr>
-              <w:t>SciPy (2D-DCT), NumPy (array operations)</w:t>
+              <w:t>Spatial Stream Implementation: Code EfficientNet-B4 backbone in PyTorch; verify 1792-d feature extraction on face crops.</w:t>
+            </w:r>
+          </w:p>
+        </w:tc>
+        <w:tc>
+          <w:tcPr>
+            <w:tcW w:type="dxa" w:w="2592"/>
+            <w:tcMar>
+              <w:top w:w="50" w:type="dxa"/>
+              <w:bottom w:w="50" w:type="dxa"/>
+              <w:left w:w="60" w:type="dxa"/>
+              <w:right w:w="60" w:type="dxa"/>
+            </w:tcMar>
+            <w:tcBorders>
+              <w:top w:val="single" w:sz="4" w:space="0" w:color="555555"/>
+              <w:bottom w:val="single" w:sz="4" w:space="0" w:color="555555"/>
+              <w:left w:val="single" w:sz="4" w:space="0" w:color="555555"/>
+              <w:right w:val="single" w:sz="4" w:space="0" w:color="555555"/>
+            </w:tcBorders>
+          </w:tcPr>
+          <w:p>
+            <w:pPr>
+              <w:spacing w:before="20" w:after="20"/>
+            </w:pPr>
+            <w:r>
+              <w:rPr>
+                <w:rFonts w:ascii="Times New Roman" w:hAnsi="Times New Roman"/>
+                <w:sz w:val="16"/>
+              </w:rPr>
+              <w:t>Validated Spatial Stream PyTorch Source Code</w:t>
             </w:r>
           </w:p>
         </w:tc>
@@ -2472,29 +4020,88 @@
       <w:tr>
         <w:tc>
           <w:tcPr>
-            <w:tcW w:type="dxa" w:w="4890"/>
+            <w:tcW w:type="dxa" w:w="2592"/>
+            <w:tcMar>
+              <w:top w:w="50" w:type="dxa"/>
+              <w:bottom w:w="50" w:type="dxa"/>
+              <w:left w:w="60" w:type="dxa"/>
+              <w:right w:w="60" w:type="dxa"/>
+            </w:tcMar>
+            <w:tcBorders>
+              <w:top w:val="single" w:sz="4" w:space="0" w:color="555555"/>
+              <w:bottom w:val="single" w:sz="4" w:space="0" w:color="555555"/>
+              <w:left w:val="single" w:sz="4" w:space="0" w:color="555555"/>
+              <w:right w:val="single" w:sz="4" w:space="0" w:color="555555"/>
+            </w:tcBorders>
           </w:tcPr>
           <w:p>
+            <w:pPr>
+              <w:spacing w:before="20" w:after="20"/>
+            </w:pPr>
             <w:r>
               <w:rPr>
                 <w:rFonts w:ascii="Times New Roman" w:hAnsi="Times New Roman"/>
-                <w:sz w:val="22"/>
+                <w:sz w:val="16"/>
               </w:rPr>
-              <w:t>Computer Vision</w:t>
+              <w:t>11 - 17 Oct 2026</w:t>
             </w:r>
           </w:p>
         </w:tc>
         <w:tc>
           <w:tcPr>
-            <w:tcW w:type="dxa" w:w="4890"/>
+            <w:tcW w:type="dxa" w:w="4608"/>
+            <w:tcMar>
+              <w:top w:w="50" w:type="dxa"/>
+              <w:bottom w:w="50" w:type="dxa"/>
+              <w:left w:w="60" w:type="dxa"/>
+              <w:right w:w="60" w:type="dxa"/>
+            </w:tcMar>
+            <w:tcBorders>
+              <w:top w:val="single" w:sz="4" w:space="0" w:color="555555"/>
+              <w:bottom w:val="single" w:sz="4" w:space="0" w:color="555555"/>
+              <w:left w:val="single" w:sz="4" w:space="0" w:color="555555"/>
+              <w:right w:val="single" w:sz="4" w:space="0" w:color="555555"/>
+            </w:tcBorders>
           </w:tcPr>
           <w:p>
+            <w:pPr>
+              <w:spacing w:before="20" w:after="20"/>
+            </w:pPr>
             <w:r>
               <w:rPr>
                 <w:rFonts w:ascii="Times New Roman" w:hAnsi="Times New Roman"/>
-                <w:sz w:val="22"/>
+                <w:sz w:val="16"/>
               </w:rPr>
-              <w:t>OpenCV 4.8+ (video decoding, frame extraction), MTCNN (face detection)</w:t>
+              <w:t>2D-DCT Transform &amp; Mid-Term Review: Implement 2D-DCT-II and log power spectrum S(u,v); conduct mid-term mentor evaluation.</w:t>
+            </w:r>
+          </w:p>
+        </w:tc>
+        <w:tc>
+          <w:tcPr>
+            <w:tcW w:type="dxa" w:w="2592"/>
+            <w:tcMar>
+              <w:top w:w="50" w:type="dxa"/>
+              <w:bottom w:w="50" w:type="dxa"/>
+              <w:left w:w="60" w:type="dxa"/>
+              <w:right w:w="60" w:type="dxa"/>
+            </w:tcMar>
+            <w:tcBorders>
+              <w:top w:val="single" w:sz="4" w:space="0" w:color="555555"/>
+              <w:bottom w:val="single" w:sz="4" w:space="0" w:color="555555"/>
+              <w:left w:val="single" w:sz="4" w:space="0" w:color="555555"/>
+              <w:right w:val="single" w:sz="4" w:space="0" w:color="555555"/>
+            </w:tcBorders>
+          </w:tcPr>
+          <w:p>
+            <w:pPr>
+              <w:spacing w:before="20" w:after="20"/>
+            </w:pPr>
+            <w:r>
+              <w:rPr>
+                <w:rFonts w:ascii="Times New Roman" w:hAnsi="Times New Roman"/>
+                <w:sz w:val="16"/>
+              </w:rPr>
+              <w:t>Frequency Transform Module &amp; Progress Report</w:t>
             </w:r>
           </w:p>
         </w:tc>
@@ -2502,29 +4109,88 @@
       <w:tr>
         <w:tc>
           <w:tcPr>
-            <w:tcW w:type="dxa" w:w="4890"/>
+            <w:tcW w:type="dxa" w:w="2592"/>
+            <w:tcMar>
+              <w:top w:w="50" w:type="dxa"/>
+              <w:bottom w:w="50" w:type="dxa"/>
+              <w:left w:w="60" w:type="dxa"/>
+              <w:right w:w="60" w:type="dxa"/>
+            </w:tcMar>
+            <w:tcBorders>
+              <w:top w:val="single" w:sz="4" w:space="0" w:color="555555"/>
+              <w:bottom w:val="single" w:sz="4" w:space="0" w:color="555555"/>
+              <w:left w:val="single" w:sz="4" w:space="0" w:color="555555"/>
+              <w:right w:val="single" w:sz="4" w:space="0" w:color="555555"/>
+            </w:tcBorders>
           </w:tcPr>
           <w:p>
+            <w:pPr>
+              <w:spacing w:before="20" w:after="20"/>
+            </w:pPr>
             <w:r>
               <w:rPr>
                 <w:rFonts w:ascii="Times New Roman" w:hAnsi="Times New Roman"/>
-                <w:sz w:val="22"/>
+                <w:sz w:val="16"/>
               </w:rPr>
-              <w:t>Web Dashboard</w:t>
+              <w:t>18 - 24 Oct 2026</w:t>
             </w:r>
           </w:p>
         </w:tc>
         <w:tc>
           <w:tcPr>
-            <w:tcW w:type="dxa" w:w="4890"/>
+            <w:tcW w:type="dxa" w:w="4608"/>
+            <w:tcMar>
+              <w:top w:w="50" w:type="dxa"/>
+              <w:bottom w:w="50" w:type="dxa"/>
+              <w:left w:w="60" w:type="dxa"/>
+              <w:right w:w="60" w:type="dxa"/>
+            </w:tcMar>
+            <w:tcBorders>
+              <w:top w:val="single" w:sz="4" w:space="0" w:color="555555"/>
+              <w:bottom w:val="single" w:sz="4" w:space="0" w:color="555555"/>
+              <w:left w:val="single" w:sz="4" w:space="0" w:color="555555"/>
+              <w:right w:val="single" w:sz="4" w:space="0" w:color="555555"/>
+            </w:tcBorders>
           </w:tcPr>
           <w:p>
+            <w:pPr>
+              <w:spacing w:before="20" w:after="20"/>
+            </w:pPr>
             <w:r>
               <w:rPr>
                 <w:rFonts w:ascii="Times New Roman" w:hAnsi="Times New Roman"/>
-                <w:sz w:val="22"/>
+                <w:sz w:val="16"/>
               </w:rPr>
-              <w:t>Streamlit 1.28+, Plotly 5.17+ (interactive gauges and charts)</w:t>
+              <w:t>Frequency Stream &amp; Attention Fusion: Build 4-stage Spectral-CNN and dynamic bilinear fusion gate; integrate DualStreamNet.</w:t>
+            </w:r>
+          </w:p>
+        </w:tc>
+        <w:tc>
+          <w:tcPr>
+            <w:tcW w:type="dxa" w:w="2592"/>
+            <w:tcMar>
+              <w:top w:w="50" w:type="dxa"/>
+              <w:bottom w:w="50" w:type="dxa"/>
+              <w:left w:w="60" w:type="dxa"/>
+              <w:right w:w="60" w:type="dxa"/>
+            </w:tcMar>
+            <w:tcBorders>
+              <w:top w:val="single" w:sz="4" w:space="0" w:color="555555"/>
+              <w:bottom w:val="single" w:sz="4" w:space="0" w:color="555555"/>
+              <w:left w:val="single" w:sz="4" w:space="0" w:color="555555"/>
+              <w:right w:val="single" w:sz="4" w:space="0" w:color="555555"/>
+            </w:tcBorders>
+          </w:tcPr>
+          <w:p>
+            <w:pPr>
+              <w:spacing w:before="20" w:after="20"/>
+            </w:pPr>
+            <w:r>
+              <w:rPr>
+                <w:rFonts w:ascii="Times New Roman" w:hAnsi="Times New Roman"/>
+                <w:sz w:val="16"/>
+              </w:rPr>
+              <w:t>Unified DualStreamNet Architecture Code</w:t>
             </w:r>
           </w:p>
         </w:tc>
@@ -2532,29 +4198,88 @@
       <w:tr>
         <w:tc>
           <w:tcPr>
-            <w:tcW w:type="dxa" w:w="4890"/>
+            <w:tcW w:type="dxa" w:w="2592"/>
+            <w:tcMar>
+              <w:top w:w="50" w:type="dxa"/>
+              <w:bottom w:w="50" w:type="dxa"/>
+              <w:left w:w="60" w:type="dxa"/>
+              <w:right w:w="60" w:type="dxa"/>
+            </w:tcMar>
+            <w:tcBorders>
+              <w:top w:val="single" w:sz="4" w:space="0" w:color="555555"/>
+              <w:bottom w:val="single" w:sz="4" w:space="0" w:color="555555"/>
+              <w:left w:val="single" w:sz="4" w:space="0" w:color="555555"/>
+              <w:right w:val="single" w:sz="4" w:space="0" w:color="555555"/>
+            </w:tcBorders>
           </w:tcPr>
           <w:p>
+            <w:pPr>
+              <w:spacing w:before="20" w:after="20"/>
+            </w:pPr>
             <w:r>
               <w:rPr>
                 <w:rFonts w:ascii="Times New Roman" w:hAnsi="Times New Roman"/>
-                <w:sz w:val="22"/>
+                <w:sz w:val="16"/>
               </w:rPr>
-              <w:t>Development IDE</w:t>
+              <w:t>25 - 31 Oct 2026</w:t>
             </w:r>
           </w:p>
         </w:tc>
         <w:tc>
           <w:tcPr>
-            <w:tcW w:type="dxa" w:w="4890"/>
+            <w:tcW w:type="dxa" w:w="4608"/>
+            <w:tcMar>
+              <w:top w:w="50" w:type="dxa"/>
+              <w:bottom w:w="50" w:type="dxa"/>
+              <w:left w:w="60" w:type="dxa"/>
+              <w:right w:w="60" w:type="dxa"/>
+            </w:tcMar>
+            <w:tcBorders>
+              <w:top w:val="single" w:sz="4" w:space="0" w:color="555555"/>
+              <w:bottom w:val="single" w:sz="4" w:space="0" w:color="555555"/>
+              <w:left w:val="single" w:sz="4" w:space="0" w:color="555555"/>
+              <w:right w:val="single" w:sz="4" w:space="0" w:color="555555"/>
+            </w:tcBorders>
           </w:tcPr>
           <w:p>
+            <w:pPr>
+              <w:spacing w:before="20" w:after="20"/>
+            </w:pPr>
             <w:r>
               <w:rPr>
                 <w:rFonts w:ascii="Times New Roman" w:hAnsi="Times New Roman"/>
-                <w:sz w:val="22"/>
+                <w:sz w:val="16"/>
               </w:rPr>
-              <w:t>VS Code / Jupyter Notebook</w:t>
+              <w:t>Training &amp; Optimization: Train model using AdamW with cosine learning rate scheduling under Automatic Mixed Precision (AMP).</w:t>
+            </w:r>
+          </w:p>
+        </w:tc>
+        <w:tc>
+          <w:tcPr>
+            <w:tcW w:type="dxa" w:w="2592"/>
+            <w:tcMar>
+              <w:top w:w="50" w:type="dxa"/>
+              <w:bottom w:w="50" w:type="dxa"/>
+              <w:left w:w="60" w:type="dxa"/>
+              <w:right w:w="60" w:type="dxa"/>
+            </w:tcMar>
+            <w:tcBorders>
+              <w:top w:val="single" w:sz="4" w:space="0" w:color="555555"/>
+              <w:bottom w:val="single" w:sz="4" w:space="0" w:color="555555"/>
+              <w:left w:val="single" w:sz="4" w:space="0" w:color="555555"/>
+              <w:right w:val="single" w:sz="4" w:space="0" w:color="555555"/>
+            </w:tcBorders>
+          </w:tcPr>
+          <w:p>
+            <w:pPr>
+              <w:spacing w:before="20" w:after="20"/>
+            </w:pPr>
+            <w:r>
+              <w:rPr>
+                <w:rFonts w:ascii="Times New Roman" w:hAnsi="Times New Roman"/>
+                <w:sz w:val="16"/>
+              </w:rPr>
+              <w:t>Trained Model Checkpoints (best_model.pth)</w:t>
             </w:r>
           </w:p>
         </w:tc>
@@ -2562,94 +4287,88 @@
       <w:tr>
         <w:tc>
           <w:tcPr>
-            <w:tcW w:type="dxa" w:w="4890"/>
+            <w:tcW w:type="dxa" w:w="2592"/>
+            <w:tcMar>
+              <w:top w:w="50" w:type="dxa"/>
+              <w:bottom w:w="50" w:type="dxa"/>
+              <w:left w:w="60" w:type="dxa"/>
+              <w:right w:w="60" w:type="dxa"/>
+            </w:tcMar>
+            <w:tcBorders>
+              <w:top w:val="single" w:sz="4" w:space="0" w:color="555555"/>
+              <w:bottom w:val="single" w:sz="4" w:space="0" w:color="555555"/>
+              <w:left w:val="single" w:sz="4" w:space="0" w:color="555555"/>
+              <w:right w:val="single" w:sz="4" w:space="0" w:color="555555"/>
+            </w:tcBorders>
           </w:tcPr>
           <w:p>
+            <w:pPr>
+              <w:spacing w:before="20" w:after="20"/>
+            </w:pPr>
             <w:r>
               <w:rPr>
                 <w:rFonts w:ascii="Times New Roman" w:hAnsi="Times New Roman"/>
-                <w:sz w:val="22"/>
+                <w:sz w:val="16"/>
               </w:rPr>
-              <w:t>Version Control</w:t>
+              <w:t>01 - 07 Nov 2026</w:t>
             </w:r>
           </w:p>
         </w:tc>
         <w:tc>
           <w:tcPr>
-            <w:tcW w:type="dxa" w:w="4890"/>
-          </w:tcPr>
-          <w:p>
-            <w:r>
-              <w:rPr>
-                <w:rFonts w:ascii="Times New Roman" w:hAnsi="Times New Roman"/>
-                <w:sz w:val="22"/>
-              </w:rPr>
-              <w:t>Git + GitHub (repository: github.com/DevRanaKaila/DeepGuard-AI)</w:t>
-            </w:r>
-          </w:p>
-        </w:tc>
-      </w:tr>
-    </w:tbl>
-    <w:p>
-      <w:pPr>
-        <w:spacing w:before="200" w:after="80" w:line="390" w:lineRule="exact"/>
-        <w:jc w:val="left"/>
-      </w:pPr>
-      <w:r>
-        <w:rPr>
-          <w:rFonts w:ascii="Times New Roman" w:hAnsi="Times New Roman"/>
-          <w:b/>
-          <w:i w:val="0"/>
-          <w:sz w:val="26"/>
-        </w:rPr>
-        <w:t>6.2 Hardware Requirements</w:t>
-      </w:r>
-    </w:p>
-    <w:tbl>
-      <w:tblPr>
-        <w:tblStyle w:val="TableGrid"/>
-        <w:tblW w:type="auto" w:w="0"/>
-        <w:jc w:val="center"/>
-        <w:tblLook w:firstColumn="1" w:firstRow="1" w:lastColumn="0" w:lastRow="0" w:noHBand="0" w:noVBand="1" w:val="04A0"/>
-      </w:tblPr>
-      <w:tblGrid>
-        <w:gridCol w:w="4890"/>
-        <w:gridCol w:w="4890"/>
-      </w:tblGrid>
-      <w:tr>
-        <w:tc>
-          <w:tcPr>
-            <w:tcW w:type="dxa" w:w="4890"/>
+            <w:tcW w:type="dxa" w:w="4608"/>
+            <w:tcMar>
+              <w:top w:w="50" w:type="dxa"/>
+              <w:bottom w:w="50" w:type="dxa"/>
+              <w:left w:w="60" w:type="dxa"/>
+              <w:right w:w="60" w:type="dxa"/>
+            </w:tcMar>
+            <w:tcBorders>
+              <w:top w:val="single" w:sz="4" w:space="0" w:color="555555"/>
+              <w:bottom w:val="single" w:sz="4" w:space="0" w:color="555555"/>
+              <w:left w:val="single" w:sz="4" w:space="0" w:color="555555"/>
+              <w:right w:val="single" w:sz="4" w:space="0" w:color="555555"/>
+            </w:tcBorders>
           </w:tcPr>
           <w:p>
             <w:pPr>
-              <w:jc w:val="center"/>
+              <w:spacing w:before="20" w:after="20"/>
             </w:pPr>
             <w:r>
               <w:rPr>
                 <w:rFonts w:ascii="Times New Roman" w:hAnsi="Times New Roman"/>
-                <w:b/>
-                <w:sz w:val="22"/>
+                <w:sz w:val="16"/>
               </w:rPr>
-              <w:t>Hardware Component</w:t>
+              <w:t>Grad-CAM XAI Module Formulation: Implement dual-branch gradient localization for spatial heatmaps and spectral feature overlays.</w:t>
             </w:r>
           </w:p>
         </w:tc>
         <w:tc>
           <w:tcPr>
-            <w:tcW w:type="dxa" w:w="4890"/>
+            <w:tcW w:type="dxa" w:w="2592"/>
+            <w:tcMar>
+              <w:top w:w="50" w:type="dxa"/>
+              <w:bottom w:w="50" w:type="dxa"/>
+              <w:left w:w="60" w:type="dxa"/>
+              <w:right w:w="60" w:type="dxa"/>
+            </w:tcMar>
+            <w:tcBorders>
+              <w:top w:val="single" w:sz="4" w:space="0" w:color="555555"/>
+              <w:bottom w:val="single" w:sz="4" w:space="0" w:color="555555"/>
+              <w:left w:val="single" w:sz="4" w:space="0" w:color="555555"/>
+              <w:right w:val="single" w:sz="4" w:space="0" w:color="555555"/>
+            </w:tcBorders>
           </w:tcPr>
           <w:p>
             <w:pPr>
-              <w:jc w:val="center"/>
+              <w:spacing w:before="20" w:after="20"/>
             </w:pPr>
             <w:r>
               <w:rPr>
                 <w:rFonts w:ascii="Times New Roman" w:hAnsi="Times New Roman"/>
-                <w:b/>
-                <w:sz w:val="22"/>
+                <w:sz w:val="16"/>
               </w:rPr>
-              <w:t>Minimum Specification</w:t>
+              <w:t>Validated Grad-CAM Visualizer Engine</w:t>
             </w:r>
           </w:p>
         </w:tc>
@@ -2657,29 +4376,88 @@
       <w:tr>
         <w:tc>
           <w:tcPr>
-            <w:tcW w:type="dxa" w:w="4890"/>
+            <w:tcW w:type="dxa" w:w="2592"/>
+            <w:tcMar>
+              <w:top w:w="50" w:type="dxa"/>
+              <w:bottom w:w="50" w:type="dxa"/>
+              <w:left w:w="60" w:type="dxa"/>
+              <w:right w:w="60" w:type="dxa"/>
+            </w:tcMar>
+            <w:tcBorders>
+              <w:top w:val="single" w:sz="4" w:space="0" w:color="555555"/>
+              <w:bottom w:val="single" w:sz="4" w:space="0" w:color="555555"/>
+              <w:left w:val="single" w:sz="4" w:space="0" w:color="555555"/>
+              <w:right w:val="single" w:sz="4" w:space="0" w:color="555555"/>
+            </w:tcBorders>
           </w:tcPr>
           <w:p>
+            <w:pPr>
+              <w:spacing w:before="20" w:after="20"/>
+            </w:pPr>
             <w:r>
               <w:rPr>
                 <w:rFonts w:ascii="Times New Roman" w:hAnsi="Times New Roman"/>
-                <w:sz w:val="22"/>
+                <w:sz w:val="16"/>
               </w:rPr>
-              <w:t>Processor</w:t>
+              <w:t>08 - 14 Nov 2026</w:t>
             </w:r>
           </w:p>
         </w:tc>
         <w:tc>
           <w:tcPr>
-            <w:tcW w:type="dxa" w:w="4890"/>
+            <w:tcW w:type="dxa" w:w="4608"/>
+            <w:tcMar>
+              <w:top w:w="50" w:type="dxa"/>
+              <w:bottom w:w="50" w:type="dxa"/>
+              <w:left w:w="60" w:type="dxa"/>
+              <w:right w:w="60" w:type="dxa"/>
+            </w:tcMar>
+            <w:tcBorders>
+              <w:top w:val="single" w:sz="4" w:space="0" w:color="555555"/>
+              <w:bottom w:val="single" w:sz="4" w:space="0" w:color="555555"/>
+              <w:left w:val="single" w:sz="4" w:space="0" w:color="555555"/>
+              <w:right w:val="single" w:sz="4" w:space="0" w:color="555555"/>
+            </w:tcBorders>
           </w:tcPr>
           <w:p>
+            <w:pPr>
+              <w:spacing w:before="20" w:after="20"/>
+            </w:pPr>
             <w:r>
               <w:rPr>
                 <w:rFonts w:ascii="Times New Roman" w:hAnsi="Times New Roman"/>
-                <w:sz w:val="22"/>
+                <w:sz w:val="16"/>
               </w:rPr>
-              <w:t>Intel Core i5 (8th Gen+) or AMD Ryzen 5 3500U or above</w:t>
+              <w:t>Quantitative Validation &amp; Benchmarking: Benchmark across Raw, c23, c40 tiers; compute confusion matrices, AUC, and ROC curves.</w:t>
+            </w:r>
+          </w:p>
+        </w:tc>
+        <w:tc>
+          <w:tcPr>
+            <w:tcW w:type="dxa" w:w="2592"/>
+            <w:tcMar>
+              <w:top w:w="50" w:type="dxa"/>
+              <w:bottom w:w="50" w:type="dxa"/>
+              <w:left w:w="60" w:type="dxa"/>
+              <w:right w:w="60" w:type="dxa"/>
+            </w:tcMar>
+            <w:tcBorders>
+              <w:top w:val="single" w:sz="4" w:space="0" w:color="555555"/>
+              <w:bottom w:val="single" w:sz="4" w:space="0" w:color="555555"/>
+              <w:left w:val="single" w:sz="4" w:space="0" w:color="555555"/>
+              <w:right w:val="single" w:sz="4" w:space="0" w:color="555555"/>
+            </w:tcBorders>
+          </w:tcPr>
+          <w:p>
+            <w:pPr>
+              <w:spacing w:before="20" w:after="20"/>
+            </w:pPr>
+            <w:r>
+              <w:rPr>
+                <w:rFonts w:ascii="Times New Roman" w:hAnsi="Times New Roman"/>
+                <w:sz w:val="16"/>
+              </w:rPr>
+              <w:t>Validation Benchmark Results (98.9% Raw / 89.6% c40)</w:t>
             </w:r>
           </w:p>
         </w:tc>
@@ -2687,29 +4465,88 @@
       <w:tr>
         <w:tc>
           <w:tcPr>
-            <w:tcW w:type="dxa" w:w="4890"/>
+            <w:tcW w:type="dxa" w:w="2592"/>
+            <w:tcMar>
+              <w:top w:w="50" w:type="dxa"/>
+              <w:bottom w:w="50" w:type="dxa"/>
+              <w:left w:w="60" w:type="dxa"/>
+              <w:right w:w="60" w:type="dxa"/>
+            </w:tcMar>
+            <w:tcBorders>
+              <w:top w:val="single" w:sz="4" w:space="0" w:color="555555"/>
+              <w:bottom w:val="single" w:sz="4" w:space="0" w:color="555555"/>
+              <w:left w:val="single" w:sz="4" w:space="0" w:color="555555"/>
+              <w:right w:val="single" w:sz="4" w:space="0" w:color="555555"/>
+            </w:tcBorders>
           </w:tcPr>
           <w:p>
+            <w:pPr>
+              <w:spacing w:before="20" w:after="20"/>
+            </w:pPr>
             <w:r>
               <w:rPr>
                 <w:rFonts w:ascii="Times New Roman" w:hAnsi="Times New Roman"/>
-                <w:sz w:val="22"/>
+                <w:sz w:val="16"/>
               </w:rPr>
-              <w:t>RAM</w:t>
+              <w:t>15 - 21 Nov 2026</w:t>
             </w:r>
           </w:p>
         </w:tc>
         <w:tc>
           <w:tcPr>
-            <w:tcW w:type="dxa" w:w="4890"/>
+            <w:tcW w:type="dxa" w:w="4608"/>
+            <w:tcMar>
+              <w:top w:w="50" w:type="dxa"/>
+              <w:bottom w:w="50" w:type="dxa"/>
+              <w:left w:w="60" w:type="dxa"/>
+              <w:right w:w="60" w:type="dxa"/>
+            </w:tcMar>
+            <w:tcBorders>
+              <w:top w:val="single" w:sz="4" w:space="0" w:color="555555"/>
+              <w:bottom w:val="single" w:sz="4" w:space="0" w:color="555555"/>
+              <w:left w:val="single" w:sz="4" w:space="0" w:color="555555"/>
+              <w:right w:val="single" w:sz="4" w:space="0" w:color="555555"/>
+            </w:tcBorders>
           </w:tcPr>
           <w:p>
+            <w:pPr>
+              <w:spacing w:before="20" w:after="20"/>
+            </w:pPr>
             <w:r>
               <w:rPr>
                 <w:rFonts w:ascii="Times New Roman" w:hAnsi="Times New Roman"/>
-                <w:sz w:val="22"/>
+                <w:sz w:val="16"/>
               </w:rPr>
-              <w:t>Minimum 8 GB DDR4 (16 GB recommended for training)</w:t>
+              <w:t>Streamlit Forensic Dashboard &amp; PDF Engine: Build dark-themed web portal, Plotly gauge, 30-frame curves, and automated PDF export.</w:t>
+            </w:r>
+          </w:p>
+        </w:tc>
+        <w:tc>
+          <w:tcPr>
+            <w:tcW w:type="dxa" w:w="2592"/>
+            <w:tcMar>
+              <w:top w:w="50" w:type="dxa"/>
+              <w:bottom w:w="50" w:type="dxa"/>
+              <w:left w:w="60" w:type="dxa"/>
+              <w:right w:w="60" w:type="dxa"/>
+            </w:tcMar>
+            <w:tcBorders>
+              <w:top w:val="single" w:sz="4" w:space="0" w:color="555555"/>
+              <w:bottom w:val="single" w:sz="4" w:space="0" w:color="555555"/>
+              <w:left w:val="single" w:sz="4" w:space="0" w:color="555555"/>
+              <w:right w:val="single" w:sz="4" w:space="0" w:color="555555"/>
+            </w:tcBorders>
+          </w:tcPr>
+          <w:p>
+            <w:pPr>
+              <w:spacing w:before="20" w:after="20"/>
+            </w:pPr>
+            <w:r>
+              <w:rPr>
+                <w:rFonts w:ascii="Times New Roman" w:hAnsi="Times New Roman"/>
+                <w:sz w:val="16"/>
+              </w:rPr>
+              <w:t>Interactive Forensic Web Application (app.py)</w:t>
             </w:r>
           </w:p>
         </w:tc>
@@ -2717,89 +4554,88 @@
       <w:tr>
         <w:tc>
           <w:tcPr>
-            <w:tcW w:type="dxa" w:w="4890"/>
+            <w:tcW w:type="dxa" w:w="2592"/>
+            <w:tcMar>
+              <w:top w:w="50" w:type="dxa"/>
+              <w:bottom w:w="50" w:type="dxa"/>
+              <w:left w:w="60" w:type="dxa"/>
+              <w:right w:w="60" w:type="dxa"/>
+            </w:tcMar>
+            <w:tcBorders>
+              <w:top w:val="single" w:sz="4" w:space="0" w:color="555555"/>
+              <w:bottom w:val="single" w:sz="4" w:space="0" w:color="555555"/>
+              <w:left w:val="single" w:sz="4" w:space="0" w:color="555555"/>
+              <w:right w:val="single" w:sz="4" w:space="0" w:color="555555"/>
+            </w:tcBorders>
           </w:tcPr>
           <w:p>
+            <w:pPr>
+              <w:spacing w:before="20" w:after="20"/>
+            </w:pPr>
             <w:r>
               <w:rPr>
                 <w:rFonts w:ascii="Times New Roman" w:hAnsi="Times New Roman"/>
-                <w:sz w:val="22"/>
+                <w:sz w:val="16"/>
               </w:rPr>
-              <w:t>Storage</w:t>
+              <w:t>22 - 28 Nov 2026</w:t>
             </w:r>
           </w:p>
         </w:tc>
         <w:tc>
           <w:tcPr>
-            <w:tcW w:type="dxa" w:w="4890"/>
+            <w:tcW w:type="dxa" w:w="4608"/>
+            <w:tcMar>
+              <w:top w:w="50" w:type="dxa"/>
+              <w:bottom w:w="50" w:type="dxa"/>
+              <w:left w:w="60" w:type="dxa"/>
+              <w:right w:w="60" w:type="dxa"/>
+            </w:tcMar>
+            <w:tcBorders>
+              <w:top w:val="single" w:sz="4" w:space="0" w:color="555555"/>
+              <w:bottom w:val="single" w:sz="4" w:space="0" w:color="555555"/>
+              <w:left w:val="single" w:sz="4" w:space="0" w:color="555555"/>
+              <w:right w:val="single" w:sz="4" w:space="0" w:color="555555"/>
+            </w:tcBorders>
           </w:tcPr>
           <w:p>
+            <w:pPr>
+              <w:spacing w:before="20" w:after="20"/>
+            </w:pPr>
             <w:r>
               <w:rPr>
                 <w:rFonts w:ascii="Times New Roman" w:hAnsi="Times New Roman"/>
-                <w:sz w:val="22"/>
+                <w:sz w:val="16"/>
               </w:rPr>
-              <w:t>50 GB free SSD space (for datasets, models, and code)</w:t>
-            </w:r>
-          </w:p>
-        </w:tc>
-      </w:tr>
-      <w:tr>
-        <w:tc>
-          <w:tcPr>
-            <w:tcW w:type="dxa" w:w="4890"/>
-          </w:tcPr>
-          <w:p>
-            <w:r>
-              <w:rPr>
-                <w:rFonts w:ascii="Times New Roman" w:hAnsi="Times New Roman"/>
-                <w:sz w:val="22"/>
-              </w:rPr>
-              <w:t>GPU (Optional)</w:t>
+              <w:t>Final Documentation &amp; Viva Defense: Finalize 58-page project report, BCS753 presentation deck, and project viva demonstration.</w:t>
             </w:r>
           </w:p>
         </w:tc>
         <w:tc>
           <w:tcPr>
-            <w:tcW w:type="dxa" w:w="4890"/>
+            <w:tcW w:type="dxa" w:w="2592"/>
+            <w:tcMar>
+              <w:top w:w="50" w:type="dxa"/>
+              <w:bottom w:w="50" w:type="dxa"/>
+              <w:left w:w="60" w:type="dxa"/>
+              <w:right w:w="60" w:type="dxa"/>
+            </w:tcMar>
+            <w:tcBorders>
+              <w:top w:val="single" w:sz="4" w:space="0" w:color="555555"/>
+              <w:bottom w:val="single" w:sz="4" w:space="0" w:color="555555"/>
+              <w:left w:val="single" w:sz="4" w:space="0" w:color="555555"/>
+              <w:right w:val="single" w:sz="4" w:space="0" w:color="555555"/>
+            </w:tcBorders>
           </w:tcPr>
           <w:p>
+            <w:pPr>
+              <w:spacing w:before="20" w:after="20"/>
+            </w:pPr>
             <w:r>
               <w:rPr>
                 <w:rFonts w:ascii="Times New Roman" w:hAnsi="Times New Roman"/>
-                <w:sz w:val="22"/>
+                <w:sz w:val="16"/>
               </w:rPr>
-              <w:t>NVIDIA GPU with 4 GB VRAM+ for accelerated training (CUDA 11.8)</w:t>
-            </w:r>
-          </w:p>
-        </w:tc>
-      </w:tr>
-      <w:tr>
-        <w:tc>
-          <w:tcPr>
-            <w:tcW w:type="dxa" w:w="4890"/>
-          </w:tcPr>
-          <w:p>
-            <w:r>
-              <w:rPr>
-                <w:rFonts w:ascii="Times New Roman" w:hAnsi="Times New Roman"/>
-                <w:sz w:val="22"/>
-              </w:rPr>
-              <w:t>Network</w:t>
-            </w:r>
-          </w:p>
-        </w:tc>
-        <w:tc>
-          <w:tcPr>
-            <w:tcW w:type="dxa" w:w="4890"/>
-          </w:tcPr>
-          <w:p>
-            <w:r>
-              <w:rPr>
-                <w:rFonts w:ascii="Times New Roman" w:hAnsi="Times New Roman"/>
-                <w:sz w:val="22"/>
-              </w:rPr>
-              <w:t>Internet access for dataset download and package installation</w:t>
+              <w:t>Final Signed Academic Deliverables &amp; Presentation Deck</w:t>
             </w:r>
           </w:p>
         </w:tc>
@@ -2812,187 +4648,1491 @@
     </w:p>
     <w:p>
       <w:pPr>
-        <w:spacing w:before="240" w:after="120" w:line="450" w:lineRule="exact"/>
-        <w:jc w:val="left"/>
+        <w:keepNext/>
+        <w:spacing w:before="200" w:after="80"/>
       </w:pPr>
       <w:r>
         <w:rPr>
           <w:rFonts w:ascii="Times New Roman" w:hAnsi="Times New Roman"/>
           <w:b/>
-          <w:i w:val="0"/>
-          <w:sz w:val="30"/>
+          <w:color w:val="000000"/>
+          <w:sz w:val="23"/>
         </w:rPr>
-        <w:t>7. References</w:t>
+        <w:t>5.1 Project Milestone Phasing</w:t>
       </w:r>
     </w:p>
     <w:p>
       <w:pPr>
-        <w:spacing w:before="40" w:after="60" w:line="330" w:lineRule="exact"/>
-        <w:ind w:left="283" w:hanging="283"/>
+        <w:spacing w:before="0" w:after="120" w:line="276" w:lineRule="auto"/>
         <w:jc w:val="both"/>
       </w:pPr>
       <w:r>
         <w:rPr>
           <w:rFonts w:ascii="Times New Roman" w:hAnsi="Times New Roman"/>
-          <w:b w:val="0"/>
-          <w:i w:val="0"/>
-          <w:sz w:val="22"/>
+          <w:sz w:val="21"/>
         </w:rPr>
-        <w:t>1. Rossler, A., Cozzolino, D., Verdoliva, L., Riess, C., Thies, J., and Niessner, M., "FaceForensics++: Learning to Detect Manipulated Facial Images," Proceedings of the IEEE/CVF International Conference on Computer Vision (ICCV), pp. 1–11, 2019.</w:t>
+        <w:t>The project lifecycle is divided into three distinct execution phases: (1) Foundation &amp; Signal Modeling Phase (Weeks 1-4): Focusing on problem definition, benchmark literature survey, FaceForensics++ dataset curation, and mathematical 2D-DCT algorithm formulation; (2) Core Implementation &amp; Optimization Phase (Weeks 5-8): Encompassing EfficientNet-B4 spatial extraction, 4-stage Spectral-CNN construction, attention-gated cross-domain fusion integration, and end-to-end model training under PyTorch Automatic Mixed Precision (AMP); and (3) Forensic Deployment &amp; Evaluation Phase (Weeks 9-12): Involving dual-stream Grad-CAM explainability, cross-dataset ROC-AUC evaluation, Streamlit interactive dashboard deployment, and comprehensive documentation compilation.</w:t>
+      </w:r>
+    </w:p>
+    <w:p>
+      <w:r>
+        <w:br w:type="page"/>
       </w:r>
     </w:p>
     <w:p>
       <w:pPr>
-        <w:spacing w:before="40" w:after="60" w:line="330" w:lineRule="exact"/>
-        <w:ind w:left="283" w:hanging="283"/>
+        <w:keepNext/>
+        <w:spacing w:before="280" w:after="120"/>
+      </w:pPr>
+      <w:r>
+        <w:rPr>
+          <w:rFonts w:ascii="Times New Roman" w:hAnsi="Times New Roman"/>
+          <w:b/>
+          <w:color w:val="000000"/>
+          <w:sz w:val="26"/>
+        </w:rPr>
+        <w:t>6. SOFTWARE / HARDWARE REQUIRED</w:t>
+      </w:r>
+    </w:p>
+    <w:p>
+      <w:pPr>
+        <w:keepNext/>
+        <w:spacing w:before="200" w:after="80"/>
+      </w:pPr>
+      <w:r>
+        <w:rPr>
+          <w:rFonts w:ascii="Times New Roman" w:hAnsi="Times New Roman"/>
+          <w:b/>
+          <w:color w:val="000000"/>
+          <w:sz w:val="23"/>
+        </w:rPr>
+        <w:t>6.1 Software Specifications</w:t>
+      </w:r>
+    </w:p>
+    <w:tbl>
+      <w:tblPr>
+        <w:tblW w:type="auto" w:w="0"/>
+        <w:jc w:val="center"/>
+        <w:tblLook w:firstColumn="1" w:firstRow="1" w:lastColumn="0" w:lastRow="0" w:noHBand="0" w:noVBand="1" w:val="04A0"/>
+      </w:tblPr>
+      <w:tblGrid>
+        <w:gridCol w:w="3010"/>
+        <w:gridCol w:w="3010"/>
+        <w:gridCol w:w="3010"/>
+      </w:tblGrid>
+      <w:tr>
+        <w:tc>
+          <w:tcPr>
+            <w:tcW w:type="dxa" w:w="2592"/>
+            <w:tcMar>
+              <w:top w:w="70" w:type="dxa"/>
+              <w:bottom w:w="70" w:type="dxa"/>
+              <w:left w:w="70" w:type="dxa"/>
+              <w:right w:w="70" w:type="dxa"/>
+            </w:tcMar>
+            <w:shd w:fill="E6F0FA"/>
+            <w:tcBorders>
+              <w:top w:val="single" w:sz="4" w:space="0" w:color="555555"/>
+              <w:bottom w:val="single" w:sz="4" w:space="0" w:color="555555"/>
+              <w:left w:val="single" w:sz="4" w:space="0" w:color="555555"/>
+              <w:right w:val="single" w:sz="4" w:space="0" w:color="555555"/>
+            </w:tcBorders>
+          </w:tcPr>
+          <w:p>
+            <w:pPr>
+              <w:spacing w:before="40" w:after="40"/>
+            </w:pPr>
+            <w:r>
+              <w:rPr>
+                <w:rFonts w:ascii="Times New Roman" w:hAnsi="Times New Roman"/>
+                <w:b/>
+                <w:sz w:val="18"/>
+              </w:rPr>
+              <w:t>Category</w:t>
+            </w:r>
+          </w:p>
+        </w:tc>
+        <w:tc>
+          <w:tcPr>
+            <w:tcW w:type="dxa" w:w="3168"/>
+            <w:tcMar>
+              <w:top w:w="70" w:type="dxa"/>
+              <w:bottom w:w="70" w:type="dxa"/>
+              <w:left w:w="70" w:type="dxa"/>
+              <w:right w:w="70" w:type="dxa"/>
+            </w:tcMar>
+            <w:shd w:fill="E6F0FA"/>
+            <w:tcBorders>
+              <w:top w:val="single" w:sz="4" w:space="0" w:color="555555"/>
+              <w:bottom w:val="single" w:sz="4" w:space="0" w:color="555555"/>
+              <w:left w:val="single" w:sz="4" w:space="0" w:color="555555"/>
+              <w:right w:val="single" w:sz="4" w:space="0" w:color="555555"/>
+            </w:tcBorders>
+          </w:tcPr>
+          <w:p>
+            <w:pPr>
+              <w:spacing w:before="40" w:after="40"/>
+            </w:pPr>
+            <w:r>
+              <w:rPr>
+                <w:rFonts w:ascii="Times New Roman" w:hAnsi="Times New Roman"/>
+                <w:b/>
+                <w:sz w:val="18"/>
+              </w:rPr>
+              <w:t>Software / Tool Used</w:t>
+            </w:r>
+          </w:p>
+        </w:tc>
+        <w:tc>
+          <w:tcPr>
+            <w:tcW w:type="dxa" w:w="4032"/>
+            <w:tcMar>
+              <w:top w:w="70" w:type="dxa"/>
+              <w:bottom w:w="70" w:type="dxa"/>
+              <w:left w:w="70" w:type="dxa"/>
+              <w:right w:w="70" w:type="dxa"/>
+            </w:tcMar>
+            <w:shd w:fill="E6F0FA"/>
+            <w:tcBorders>
+              <w:top w:val="single" w:sz="4" w:space="0" w:color="555555"/>
+              <w:bottom w:val="single" w:sz="4" w:space="0" w:color="555555"/>
+              <w:left w:val="single" w:sz="4" w:space="0" w:color="555555"/>
+              <w:right w:val="single" w:sz="4" w:space="0" w:color="555555"/>
+            </w:tcBorders>
+          </w:tcPr>
+          <w:p>
+            <w:pPr>
+              <w:spacing w:before="40" w:after="40"/>
+            </w:pPr>
+            <w:r>
+              <w:rPr>
+                <w:rFonts w:ascii="Times New Roman" w:hAnsi="Times New Roman"/>
+                <w:b/>
+                <w:sz w:val="18"/>
+              </w:rPr>
+              <w:t>Purpose / Function</w:t>
+            </w:r>
+          </w:p>
+        </w:tc>
+      </w:tr>
+      <w:tr>
+        <w:tc>
+          <w:tcPr>
+            <w:tcW w:type="dxa" w:w="2592"/>
+            <w:tcMar>
+              <w:top w:w="60" w:type="dxa"/>
+              <w:bottom w:w="60" w:type="dxa"/>
+              <w:left w:w="60" w:type="dxa"/>
+              <w:right w:w="60" w:type="dxa"/>
+            </w:tcMar>
+            <w:tcBorders>
+              <w:top w:val="single" w:sz="4" w:space="0" w:color="555555"/>
+              <w:bottom w:val="single" w:sz="4" w:space="0" w:color="555555"/>
+              <w:left w:val="single" w:sz="4" w:space="0" w:color="555555"/>
+              <w:right w:val="single" w:sz="4" w:space="0" w:color="555555"/>
+            </w:tcBorders>
+          </w:tcPr>
+          <w:p>
+            <w:pPr>
+              <w:spacing w:before="40" w:after="40"/>
+            </w:pPr>
+            <w:r>
+              <w:rPr>
+                <w:rFonts w:ascii="Times New Roman" w:hAnsi="Times New Roman"/>
+                <w:sz w:val="17"/>
+              </w:rPr>
+              <w:t>Operating System</w:t>
+            </w:r>
+          </w:p>
+        </w:tc>
+        <w:tc>
+          <w:tcPr>
+            <w:tcW w:type="dxa" w:w="3168"/>
+            <w:tcMar>
+              <w:top w:w="60" w:type="dxa"/>
+              <w:bottom w:w="60" w:type="dxa"/>
+              <w:left w:w="60" w:type="dxa"/>
+              <w:right w:w="60" w:type="dxa"/>
+            </w:tcMar>
+            <w:tcBorders>
+              <w:top w:val="single" w:sz="4" w:space="0" w:color="555555"/>
+              <w:bottom w:val="single" w:sz="4" w:space="0" w:color="555555"/>
+              <w:left w:val="single" w:sz="4" w:space="0" w:color="555555"/>
+              <w:right w:val="single" w:sz="4" w:space="0" w:color="555555"/>
+            </w:tcBorders>
+          </w:tcPr>
+          <w:p>
+            <w:pPr>
+              <w:spacing w:before="40" w:after="40"/>
+            </w:pPr>
+            <w:r>
+              <w:rPr>
+                <w:rFonts w:ascii="Times New Roman" w:hAnsi="Times New Roman"/>
+                <w:sz w:val="17"/>
+              </w:rPr>
+              <w:t>Microsoft Windows 11 / Linux (Ubuntu 22.04 LTS)</w:t>
+            </w:r>
+          </w:p>
+        </w:tc>
+        <w:tc>
+          <w:tcPr>
+            <w:tcW w:type="dxa" w:w="4032"/>
+            <w:tcMar>
+              <w:top w:w="60" w:type="dxa"/>
+              <w:bottom w:w="60" w:type="dxa"/>
+              <w:left w:w="60" w:type="dxa"/>
+              <w:right w:w="60" w:type="dxa"/>
+            </w:tcMar>
+            <w:tcBorders>
+              <w:top w:val="single" w:sz="4" w:space="0" w:color="555555"/>
+              <w:bottom w:val="single" w:sz="4" w:space="0" w:color="555555"/>
+              <w:left w:val="single" w:sz="4" w:space="0" w:color="555555"/>
+              <w:right w:val="single" w:sz="4" w:space="0" w:color="555555"/>
+            </w:tcBorders>
+          </w:tcPr>
+          <w:p>
+            <w:pPr>
+              <w:spacing w:before="40" w:after="40"/>
+            </w:pPr>
+            <w:r>
+              <w:rPr>
+                <w:rFonts w:ascii="Times New Roman" w:hAnsi="Times New Roman"/>
+                <w:sz w:val="17"/>
+              </w:rPr>
+              <w:t>Host development &amp; inference environment</w:t>
+            </w:r>
+          </w:p>
+        </w:tc>
+      </w:tr>
+      <w:tr>
+        <w:tc>
+          <w:tcPr>
+            <w:tcW w:type="dxa" w:w="2592"/>
+            <w:tcMar>
+              <w:top w:w="60" w:type="dxa"/>
+              <w:bottom w:w="60" w:type="dxa"/>
+              <w:left w:w="60" w:type="dxa"/>
+              <w:right w:w="60" w:type="dxa"/>
+            </w:tcMar>
+            <w:tcBorders>
+              <w:top w:val="single" w:sz="4" w:space="0" w:color="555555"/>
+              <w:bottom w:val="single" w:sz="4" w:space="0" w:color="555555"/>
+              <w:left w:val="single" w:sz="4" w:space="0" w:color="555555"/>
+              <w:right w:val="single" w:sz="4" w:space="0" w:color="555555"/>
+            </w:tcBorders>
+          </w:tcPr>
+          <w:p>
+            <w:pPr>
+              <w:spacing w:before="40" w:after="40"/>
+            </w:pPr>
+            <w:r>
+              <w:rPr>
+                <w:rFonts w:ascii="Times New Roman" w:hAnsi="Times New Roman"/>
+                <w:sz w:val="17"/>
+              </w:rPr>
+              <w:t>Programming Language</w:t>
+            </w:r>
+          </w:p>
+        </w:tc>
+        <w:tc>
+          <w:tcPr>
+            <w:tcW w:type="dxa" w:w="3168"/>
+            <w:tcMar>
+              <w:top w:w="60" w:type="dxa"/>
+              <w:bottom w:w="60" w:type="dxa"/>
+              <w:left w:w="60" w:type="dxa"/>
+              <w:right w:w="60" w:type="dxa"/>
+            </w:tcMar>
+            <w:tcBorders>
+              <w:top w:val="single" w:sz="4" w:space="0" w:color="555555"/>
+              <w:bottom w:val="single" w:sz="4" w:space="0" w:color="555555"/>
+              <w:left w:val="single" w:sz="4" w:space="0" w:color="555555"/>
+              <w:right w:val="single" w:sz="4" w:space="0" w:color="555555"/>
+            </w:tcBorders>
+          </w:tcPr>
+          <w:p>
+            <w:pPr>
+              <w:spacing w:before="40" w:after="40"/>
+            </w:pPr>
+            <w:r>
+              <w:rPr>
+                <w:rFonts w:ascii="Times New Roman" w:hAnsi="Times New Roman"/>
+                <w:sz w:val="17"/>
+              </w:rPr>
+              <w:t>Python 3.10+ / Python 3.12 (64-bit)</w:t>
+            </w:r>
+          </w:p>
+        </w:tc>
+        <w:tc>
+          <w:tcPr>
+            <w:tcW w:type="dxa" w:w="4032"/>
+            <w:tcMar>
+              <w:top w:w="60" w:type="dxa"/>
+              <w:bottom w:w="60" w:type="dxa"/>
+              <w:left w:w="60" w:type="dxa"/>
+              <w:right w:w="60" w:type="dxa"/>
+            </w:tcMar>
+            <w:tcBorders>
+              <w:top w:val="single" w:sz="4" w:space="0" w:color="555555"/>
+              <w:bottom w:val="single" w:sz="4" w:space="0" w:color="555555"/>
+              <w:left w:val="single" w:sz="4" w:space="0" w:color="555555"/>
+              <w:right w:val="single" w:sz="4" w:space="0" w:color="555555"/>
+            </w:tcBorders>
+          </w:tcPr>
+          <w:p>
+            <w:pPr>
+              <w:spacing w:before="40" w:after="40"/>
+            </w:pPr>
+            <w:r>
+              <w:rPr>
+                <w:rFonts w:ascii="Times New Roman" w:hAnsi="Times New Roman"/>
+                <w:sz w:val="17"/>
+              </w:rPr>
+              <w:t>Core implementation language</w:t>
+            </w:r>
+          </w:p>
+        </w:tc>
+      </w:tr>
+      <w:tr>
+        <w:tc>
+          <w:tcPr>
+            <w:tcW w:type="dxa" w:w="2592"/>
+            <w:tcMar>
+              <w:top w:w="60" w:type="dxa"/>
+              <w:bottom w:w="60" w:type="dxa"/>
+              <w:left w:w="60" w:type="dxa"/>
+              <w:right w:w="60" w:type="dxa"/>
+            </w:tcMar>
+            <w:tcBorders>
+              <w:top w:val="single" w:sz="4" w:space="0" w:color="555555"/>
+              <w:bottom w:val="single" w:sz="4" w:space="0" w:color="555555"/>
+              <w:left w:val="single" w:sz="4" w:space="0" w:color="555555"/>
+              <w:right w:val="single" w:sz="4" w:space="0" w:color="555555"/>
+            </w:tcBorders>
+          </w:tcPr>
+          <w:p>
+            <w:pPr>
+              <w:spacing w:before="40" w:after="40"/>
+            </w:pPr>
+            <w:r>
+              <w:rPr>
+                <w:rFonts w:ascii="Times New Roman" w:hAnsi="Times New Roman"/>
+                <w:sz w:val="17"/>
+              </w:rPr>
+              <w:t>Deep Learning Framework</w:t>
+            </w:r>
+          </w:p>
+        </w:tc>
+        <w:tc>
+          <w:tcPr>
+            <w:tcW w:type="dxa" w:w="3168"/>
+            <w:tcMar>
+              <w:top w:w="60" w:type="dxa"/>
+              <w:bottom w:w="60" w:type="dxa"/>
+              <w:left w:w="60" w:type="dxa"/>
+              <w:right w:w="60" w:type="dxa"/>
+            </w:tcMar>
+            <w:tcBorders>
+              <w:top w:val="single" w:sz="4" w:space="0" w:color="555555"/>
+              <w:bottom w:val="single" w:sz="4" w:space="0" w:color="555555"/>
+              <w:left w:val="single" w:sz="4" w:space="0" w:color="555555"/>
+              <w:right w:val="single" w:sz="4" w:space="0" w:color="555555"/>
+            </w:tcBorders>
+          </w:tcPr>
+          <w:p>
+            <w:pPr>
+              <w:spacing w:before="40" w:after="40"/>
+            </w:pPr>
+            <w:r>
+              <w:rPr>
+                <w:rFonts w:ascii="Times New Roman" w:hAnsi="Times New Roman"/>
+                <w:sz w:val="17"/>
+              </w:rPr>
+              <w:t>PyTorch 2.4+ with CUDA Toolkit 12.x</w:t>
+            </w:r>
+          </w:p>
+        </w:tc>
+        <w:tc>
+          <w:tcPr>
+            <w:tcW w:type="dxa" w:w="4032"/>
+            <w:tcMar>
+              <w:top w:w="60" w:type="dxa"/>
+              <w:bottom w:w="60" w:type="dxa"/>
+              <w:left w:w="60" w:type="dxa"/>
+              <w:right w:w="60" w:type="dxa"/>
+            </w:tcMar>
+            <w:tcBorders>
+              <w:top w:val="single" w:sz="4" w:space="0" w:color="555555"/>
+              <w:bottom w:val="single" w:sz="4" w:space="0" w:color="555555"/>
+              <w:left w:val="single" w:sz="4" w:space="0" w:color="555555"/>
+              <w:right w:val="single" w:sz="4" w:space="0" w:color="555555"/>
+            </w:tcBorders>
+          </w:tcPr>
+          <w:p>
+            <w:pPr>
+              <w:spacing w:before="40" w:after="40"/>
+            </w:pPr>
+            <w:r>
+              <w:rPr>
+                <w:rFonts w:ascii="Times New Roman" w:hAnsi="Times New Roman"/>
+                <w:sz w:val="17"/>
+              </w:rPr>
+              <w:t>Model architecture, autograd, and GPU execution</w:t>
+            </w:r>
+          </w:p>
+        </w:tc>
+      </w:tr>
+      <w:tr>
+        <w:tc>
+          <w:tcPr>
+            <w:tcW w:type="dxa" w:w="2592"/>
+            <w:tcMar>
+              <w:top w:w="60" w:type="dxa"/>
+              <w:bottom w:w="60" w:type="dxa"/>
+              <w:left w:w="60" w:type="dxa"/>
+              <w:right w:w="60" w:type="dxa"/>
+            </w:tcMar>
+            <w:tcBorders>
+              <w:top w:val="single" w:sz="4" w:space="0" w:color="555555"/>
+              <w:bottom w:val="single" w:sz="4" w:space="0" w:color="555555"/>
+              <w:left w:val="single" w:sz="4" w:space="0" w:color="555555"/>
+              <w:right w:val="single" w:sz="4" w:space="0" w:color="555555"/>
+            </w:tcBorders>
+          </w:tcPr>
+          <w:p>
+            <w:pPr>
+              <w:spacing w:before="40" w:after="40"/>
+            </w:pPr>
+            <w:r>
+              <w:rPr>
+                <w:rFonts w:ascii="Times New Roman" w:hAnsi="Times New Roman"/>
+                <w:sz w:val="17"/>
+              </w:rPr>
+              <w:t>Mathematical &amp; Signal Libs</w:t>
+            </w:r>
+          </w:p>
+        </w:tc>
+        <w:tc>
+          <w:tcPr>
+            <w:tcW w:type="dxa" w:w="3168"/>
+            <w:tcMar>
+              <w:top w:w="60" w:type="dxa"/>
+              <w:bottom w:w="60" w:type="dxa"/>
+              <w:left w:w="60" w:type="dxa"/>
+              <w:right w:w="60" w:type="dxa"/>
+            </w:tcMar>
+            <w:tcBorders>
+              <w:top w:val="single" w:sz="4" w:space="0" w:color="555555"/>
+              <w:bottom w:val="single" w:sz="4" w:space="0" w:color="555555"/>
+              <w:left w:val="single" w:sz="4" w:space="0" w:color="555555"/>
+              <w:right w:val="single" w:sz="4" w:space="0" w:color="555555"/>
+            </w:tcBorders>
+          </w:tcPr>
+          <w:p>
+            <w:pPr>
+              <w:spacing w:before="40" w:after="40"/>
+            </w:pPr>
+            <w:r>
+              <w:rPr>
+                <w:rFonts w:ascii="Times New Roman" w:hAnsi="Times New Roman"/>
+                <w:sz w:val="17"/>
+              </w:rPr>
+              <w:t>NumPy, SciPy (2D-DCT), Pillow, scikit-image</w:t>
+            </w:r>
+          </w:p>
+        </w:tc>
+        <w:tc>
+          <w:tcPr>
+            <w:tcW w:type="dxa" w:w="4032"/>
+            <w:tcMar>
+              <w:top w:w="60" w:type="dxa"/>
+              <w:bottom w:w="60" w:type="dxa"/>
+              <w:left w:w="60" w:type="dxa"/>
+              <w:right w:w="60" w:type="dxa"/>
+            </w:tcMar>
+            <w:tcBorders>
+              <w:top w:val="single" w:sz="4" w:space="0" w:color="555555"/>
+              <w:bottom w:val="single" w:sz="4" w:space="0" w:color="555555"/>
+              <w:left w:val="single" w:sz="4" w:space="0" w:color="555555"/>
+              <w:right w:val="single" w:sz="4" w:space="0" w:color="555555"/>
+            </w:tcBorders>
+          </w:tcPr>
+          <w:p>
+            <w:pPr>
+              <w:spacing w:before="40" w:after="40"/>
+            </w:pPr>
+            <w:r>
+              <w:rPr>
+                <w:rFonts w:ascii="Times New Roman" w:hAnsi="Times New Roman"/>
+                <w:sz w:val="17"/>
+              </w:rPr>
+              <w:t>Spectral transformation and signal metrics</w:t>
+            </w:r>
+          </w:p>
+        </w:tc>
+      </w:tr>
+      <w:tr>
+        <w:tc>
+          <w:tcPr>
+            <w:tcW w:type="dxa" w:w="2592"/>
+            <w:tcMar>
+              <w:top w:w="60" w:type="dxa"/>
+              <w:bottom w:w="60" w:type="dxa"/>
+              <w:left w:w="60" w:type="dxa"/>
+              <w:right w:w="60" w:type="dxa"/>
+            </w:tcMar>
+            <w:tcBorders>
+              <w:top w:val="single" w:sz="4" w:space="0" w:color="555555"/>
+              <w:bottom w:val="single" w:sz="4" w:space="0" w:color="555555"/>
+              <w:left w:val="single" w:sz="4" w:space="0" w:color="555555"/>
+              <w:right w:val="single" w:sz="4" w:space="0" w:color="555555"/>
+            </w:tcBorders>
+          </w:tcPr>
+          <w:p>
+            <w:pPr>
+              <w:spacing w:before="40" w:after="40"/>
+            </w:pPr>
+            <w:r>
+              <w:rPr>
+                <w:rFonts w:ascii="Times New Roman" w:hAnsi="Times New Roman"/>
+                <w:sz w:val="17"/>
+              </w:rPr>
+              <w:t>Computer Vision &amp; Face Tracking</w:t>
+            </w:r>
+          </w:p>
+        </w:tc>
+        <w:tc>
+          <w:tcPr>
+            <w:tcW w:type="dxa" w:w="3168"/>
+            <w:tcMar>
+              <w:top w:w="60" w:type="dxa"/>
+              <w:bottom w:w="60" w:type="dxa"/>
+              <w:left w:w="60" w:type="dxa"/>
+              <w:right w:w="60" w:type="dxa"/>
+            </w:tcMar>
+            <w:tcBorders>
+              <w:top w:val="single" w:sz="4" w:space="0" w:color="555555"/>
+              <w:bottom w:val="single" w:sz="4" w:space="0" w:color="555555"/>
+              <w:left w:val="single" w:sz="4" w:space="0" w:color="555555"/>
+              <w:right w:val="single" w:sz="4" w:space="0" w:color="555555"/>
+            </w:tcBorders>
+          </w:tcPr>
+          <w:p>
+            <w:pPr>
+              <w:spacing w:before="40" w:after="40"/>
+            </w:pPr>
+            <w:r>
+              <w:rPr>
+                <w:rFonts w:ascii="Times New Roman" w:hAnsi="Times New Roman"/>
+                <w:sz w:val="17"/>
+              </w:rPr>
+              <w:t>OpenCV (cv2), Facenet-PyTorch (MTCNN), timm</w:t>
+            </w:r>
+          </w:p>
+        </w:tc>
+        <w:tc>
+          <w:tcPr>
+            <w:tcW w:type="dxa" w:w="4032"/>
+            <w:tcMar>
+              <w:top w:w="60" w:type="dxa"/>
+              <w:bottom w:w="60" w:type="dxa"/>
+              <w:left w:w="60" w:type="dxa"/>
+              <w:right w:w="60" w:type="dxa"/>
+            </w:tcMar>
+            <w:tcBorders>
+              <w:top w:val="single" w:sz="4" w:space="0" w:color="555555"/>
+              <w:bottom w:val="single" w:sz="4" w:space="0" w:color="555555"/>
+              <w:left w:val="single" w:sz="4" w:space="0" w:color="555555"/>
+              <w:right w:val="single" w:sz="4" w:space="0" w:color="555555"/>
+            </w:tcBorders>
+          </w:tcPr>
+          <w:p>
+            <w:pPr>
+              <w:spacing w:before="40" w:after="40"/>
+            </w:pPr>
+            <w:r>
+              <w:rPr>
+                <w:rFonts w:ascii="Times New Roman" w:hAnsi="Times New Roman"/>
+                <w:sz w:val="17"/>
+              </w:rPr>
+              <w:t>Video frame demuxing, facial landmark alignment</w:t>
+            </w:r>
+          </w:p>
+        </w:tc>
+      </w:tr>
+      <w:tr>
+        <w:tc>
+          <w:tcPr>
+            <w:tcW w:type="dxa" w:w="2592"/>
+            <w:tcMar>
+              <w:top w:w="60" w:type="dxa"/>
+              <w:bottom w:w="60" w:type="dxa"/>
+              <w:left w:w="60" w:type="dxa"/>
+              <w:right w:w="60" w:type="dxa"/>
+            </w:tcMar>
+            <w:tcBorders>
+              <w:top w:val="single" w:sz="4" w:space="0" w:color="555555"/>
+              <w:bottom w:val="single" w:sz="4" w:space="0" w:color="555555"/>
+              <w:left w:val="single" w:sz="4" w:space="0" w:color="555555"/>
+              <w:right w:val="single" w:sz="4" w:space="0" w:color="555555"/>
+            </w:tcBorders>
+          </w:tcPr>
+          <w:p>
+            <w:pPr>
+              <w:spacing w:before="40" w:after="40"/>
+            </w:pPr>
+            <w:r>
+              <w:rPr>
+                <w:rFonts w:ascii="Times New Roman" w:hAnsi="Times New Roman"/>
+                <w:sz w:val="17"/>
+              </w:rPr>
+              <w:t>Web Dashboard &amp; Telemetry</w:t>
+            </w:r>
+          </w:p>
+        </w:tc>
+        <w:tc>
+          <w:tcPr>
+            <w:tcW w:type="dxa" w:w="3168"/>
+            <w:tcMar>
+              <w:top w:w="60" w:type="dxa"/>
+              <w:bottom w:w="60" w:type="dxa"/>
+              <w:left w:w="60" w:type="dxa"/>
+              <w:right w:w="60" w:type="dxa"/>
+            </w:tcMar>
+            <w:tcBorders>
+              <w:top w:val="single" w:sz="4" w:space="0" w:color="555555"/>
+              <w:bottom w:val="single" w:sz="4" w:space="0" w:color="555555"/>
+              <w:left w:val="single" w:sz="4" w:space="0" w:color="555555"/>
+              <w:right w:val="single" w:sz="4" w:space="0" w:color="555555"/>
+            </w:tcBorders>
+          </w:tcPr>
+          <w:p>
+            <w:pPr>
+              <w:spacing w:before="40" w:after="40"/>
+            </w:pPr>
+            <w:r>
+              <w:rPr>
+                <w:rFonts w:ascii="Times New Roman" w:hAnsi="Times New Roman"/>
+                <w:sz w:val="17"/>
+              </w:rPr>
+              <w:t>Streamlit, Plotly, ReportLab / FPDF</w:t>
+            </w:r>
+          </w:p>
+        </w:tc>
+        <w:tc>
+          <w:tcPr>
+            <w:tcW w:type="dxa" w:w="4032"/>
+            <w:tcMar>
+              <w:top w:w="60" w:type="dxa"/>
+              <w:bottom w:w="60" w:type="dxa"/>
+              <w:left w:w="60" w:type="dxa"/>
+              <w:right w:w="60" w:type="dxa"/>
+            </w:tcMar>
+            <w:tcBorders>
+              <w:top w:val="single" w:sz="4" w:space="0" w:color="555555"/>
+              <w:bottom w:val="single" w:sz="4" w:space="0" w:color="555555"/>
+              <w:left w:val="single" w:sz="4" w:space="0" w:color="555555"/>
+              <w:right w:val="single" w:sz="4" w:space="0" w:color="555555"/>
+            </w:tcBorders>
+          </w:tcPr>
+          <w:p>
+            <w:pPr>
+              <w:spacing w:before="40" w:after="40"/>
+            </w:pPr>
+            <w:r>
+              <w:rPr>
+                <w:rFonts w:ascii="Times New Roman" w:hAnsi="Times New Roman"/>
+                <w:sz w:val="17"/>
+              </w:rPr>
+              <w:t>Interactive forensic portal &amp; certified PDF reports</w:t>
+            </w:r>
+          </w:p>
+        </w:tc>
+      </w:tr>
+    </w:tbl>
+    <w:p>
+      <w:pPr>
+        <w:keepNext/>
+        <w:spacing w:before="200" w:after="80"/>
+      </w:pPr>
+      <w:r>
+        <w:rPr>
+          <w:rFonts w:ascii="Times New Roman" w:hAnsi="Times New Roman"/>
+          <w:b/>
+          <w:color w:val="000000"/>
+          <w:sz w:val="23"/>
+        </w:rPr>
+        <w:t>6.2 Hardware Specifications</w:t>
+      </w:r>
+    </w:p>
+    <w:tbl>
+      <w:tblPr>
+        <w:tblW w:type="auto" w:w="0"/>
+        <w:jc w:val="center"/>
+        <w:tblLook w:firstColumn="1" w:firstRow="1" w:lastColumn="0" w:lastRow="0" w:noHBand="0" w:noVBand="1" w:val="04A0"/>
+      </w:tblPr>
+      <w:tblGrid>
+        <w:gridCol w:w="3010"/>
+        <w:gridCol w:w="3010"/>
+        <w:gridCol w:w="3010"/>
+      </w:tblGrid>
+      <w:tr>
+        <w:tc>
+          <w:tcPr>
+            <w:tcW w:type="dxa" w:w="2592"/>
+            <w:tcMar>
+              <w:top w:w="70" w:type="dxa"/>
+              <w:bottom w:w="70" w:type="dxa"/>
+              <w:left w:w="70" w:type="dxa"/>
+              <w:right w:w="70" w:type="dxa"/>
+            </w:tcMar>
+            <w:shd w:fill="E6F0FA"/>
+            <w:tcBorders>
+              <w:top w:val="single" w:sz="4" w:space="0" w:color="555555"/>
+              <w:bottom w:val="single" w:sz="4" w:space="0" w:color="555555"/>
+              <w:left w:val="single" w:sz="4" w:space="0" w:color="555555"/>
+              <w:right w:val="single" w:sz="4" w:space="0" w:color="555555"/>
+            </w:tcBorders>
+          </w:tcPr>
+          <w:p>
+            <w:pPr>
+              <w:spacing w:before="40" w:after="40"/>
+            </w:pPr>
+            <w:r>
+              <w:rPr>
+                <w:rFonts w:ascii="Times New Roman" w:hAnsi="Times New Roman"/>
+                <w:b/>
+                <w:sz w:val="18"/>
+              </w:rPr>
+              <w:t>Hardware Component</w:t>
+            </w:r>
+          </w:p>
+        </w:tc>
+        <w:tc>
+          <w:tcPr>
+            <w:tcW w:type="dxa" w:w="3168"/>
+            <w:tcMar>
+              <w:top w:w="70" w:type="dxa"/>
+              <w:bottom w:w="70" w:type="dxa"/>
+              <w:left w:w="70" w:type="dxa"/>
+              <w:right w:w="70" w:type="dxa"/>
+            </w:tcMar>
+            <w:shd w:fill="E6F0FA"/>
+            <w:tcBorders>
+              <w:top w:val="single" w:sz="4" w:space="0" w:color="555555"/>
+              <w:bottom w:val="single" w:sz="4" w:space="0" w:color="555555"/>
+              <w:left w:val="single" w:sz="4" w:space="0" w:color="555555"/>
+              <w:right w:val="single" w:sz="4" w:space="0" w:color="555555"/>
+            </w:tcBorders>
+          </w:tcPr>
+          <w:p>
+            <w:pPr>
+              <w:spacing w:before="40" w:after="40"/>
+            </w:pPr>
+            <w:r>
+              <w:rPr>
+                <w:rFonts w:ascii="Times New Roman" w:hAnsi="Times New Roman"/>
+                <w:b/>
+                <w:sz w:val="18"/>
+              </w:rPr>
+              <w:t>Minimum Required Specification</w:t>
+            </w:r>
+          </w:p>
+        </w:tc>
+        <w:tc>
+          <w:tcPr>
+            <w:tcW w:type="dxa" w:w="4032"/>
+            <w:tcMar>
+              <w:top w:w="70" w:type="dxa"/>
+              <w:bottom w:w="70" w:type="dxa"/>
+              <w:left w:w="70" w:type="dxa"/>
+              <w:right w:w="70" w:type="dxa"/>
+            </w:tcMar>
+            <w:shd w:fill="E6F0FA"/>
+            <w:tcBorders>
+              <w:top w:val="single" w:sz="4" w:space="0" w:color="555555"/>
+              <w:bottom w:val="single" w:sz="4" w:space="0" w:color="555555"/>
+              <w:left w:val="single" w:sz="4" w:space="0" w:color="555555"/>
+              <w:right w:val="single" w:sz="4" w:space="0" w:color="555555"/>
+            </w:tcBorders>
+          </w:tcPr>
+          <w:p>
+            <w:pPr>
+              <w:spacing w:before="40" w:after="40"/>
+            </w:pPr>
+            <w:r>
+              <w:rPr>
+                <w:rFonts w:ascii="Times New Roman" w:hAnsi="Times New Roman"/>
+                <w:b/>
+                <w:sz w:val="18"/>
+              </w:rPr>
+              <w:t>Recommended / Utilized Specification</w:t>
+            </w:r>
+          </w:p>
+        </w:tc>
+      </w:tr>
+      <w:tr>
+        <w:tc>
+          <w:tcPr>
+            <w:tcW w:type="dxa" w:w="2592"/>
+            <w:tcMar>
+              <w:top w:w="60" w:type="dxa"/>
+              <w:bottom w:w="60" w:type="dxa"/>
+              <w:left w:w="60" w:type="dxa"/>
+              <w:right w:w="60" w:type="dxa"/>
+            </w:tcMar>
+            <w:tcBorders>
+              <w:top w:val="single" w:sz="4" w:space="0" w:color="555555"/>
+              <w:bottom w:val="single" w:sz="4" w:space="0" w:color="555555"/>
+              <w:left w:val="single" w:sz="4" w:space="0" w:color="555555"/>
+              <w:right w:val="single" w:sz="4" w:space="0" w:color="555555"/>
+            </w:tcBorders>
+          </w:tcPr>
+          <w:p>
+            <w:pPr>
+              <w:spacing w:before="40" w:after="40"/>
+            </w:pPr>
+            <w:r>
+              <w:rPr>
+                <w:rFonts w:ascii="Times New Roman" w:hAnsi="Times New Roman"/>
+                <w:sz w:val="17"/>
+              </w:rPr>
+              <w:t>Processor (CPU)</w:t>
+            </w:r>
+          </w:p>
+        </w:tc>
+        <w:tc>
+          <w:tcPr>
+            <w:tcW w:type="dxa" w:w="3168"/>
+            <w:tcMar>
+              <w:top w:w="60" w:type="dxa"/>
+              <w:bottom w:w="60" w:type="dxa"/>
+              <w:left w:w="60" w:type="dxa"/>
+              <w:right w:w="60" w:type="dxa"/>
+            </w:tcMar>
+            <w:tcBorders>
+              <w:top w:val="single" w:sz="4" w:space="0" w:color="555555"/>
+              <w:bottom w:val="single" w:sz="4" w:space="0" w:color="555555"/>
+              <w:left w:val="single" w:sz="4" w:space="0" w:color="555555"/>
+              <w:right w:val="single" w:sz="4" w:space="0" w:color="555555"/>
+            </w:tcBorders>
+          </w:tcPr>
+          <w:p>
+            <w:pPr>
+              <w:spacing w:before="40" w:after="40"/>
+            </w:pPr>
+            <w:r>
+              <w:rPr>
+                <w:rFonts w:ascii="Times New Roman" w:hAnsi="Times New Roman"/>
+                <w:sz w:val="17"/>
+              </w:rPr>
+              <w:t>Intel Core i5 (8th Gen) / AMD Ryzen 5</w:t>
+            </w:r>
+          </w:p>
+        </w:tc>
+        <w:tc>
+          <w:tcPr>
+            <w:tcW w:type="dxa" w:w="4032"/>
+            <w:tcMar>
+              <w:top w:w="60" w:type="dxa"/>
+              <w:bottom w:w="60" w:type="dxa"/>
+              <w:left w:w="60" w:type="dxa"/>
+              <w:right w:w="60" w:type="dxa"/>
+            </w:tcMar>
+            <w:tcBorders>
+              <w:top w:val="single" w:sz="4" w:space="0" w:color="555555"/>
+              <w:bottom w:val="single" w:sz="4" w:space="0" w:color="555555"/>
+              <w:left w:val="single" w:sz="4" w:space="0" w:color="555555"/>
+              <w:right w:val="single" w:sz="4" w:space="0" w:color="555555"/>
+            </w:tcBorders>
+          </w:tcPr>
+          <w:p>
+            <w:pPr>
+              <w:spacing w:before="40" w:after="40"/>
+            </w:pPr>
+            <w:r>
+              <w:rPr>
+                <w:rFonts w:ascii="Times New Roman" w:hAnsi="Times New Roman"/>
+                <w:sz w:val="17"/>
+              </w:rPr>
+              <w:t>Intel Core i7 (12th/13th Gen) / AMD Ryzen 7</w:t>
+            </w:r>
+          </w:p>
+        </w:tc>
+      </w:tr>
+      <w:tr>
+        <w:tc>
+          <w:tcPr>
+            <w:tcW w:type="dxa" w:w="2592"/>
+            <w:tcMar>
+              <w:top w:w="60" w:type="dxa"/>
+              <w:bottom w:w="60" w:type="dxa"/>
+              <w:left w:w="60" w:type="dxa"/>
+              <w:right w:w="60" w:type="dxa"/>
+            </w:tcMar>
+            <w:tcBorders>
+              <w:top w:val="single" w:sz="4" w:space="0" w:color="555555"/>
+              <w:bottom w:val="single" w:sz="4" w:space="0" w:color="555555"/>
+              <w:left w:val="single" w:sz="4" w:space="0" w:color="555555"/>
+              <w:right w:val="single" w:sz="4" w:space="0" w:color="555555"/>
+            </w:tcBorders>
+          </w:tcPr>
+          <w:p>
+            <w:pPr>
+              <w:spacing w:before="40" w:after="40"/>
+            </w:pPr>
+            <w:r>
+              <w:rPr>
+                <w:rFonts w:ascii="Times New Roman" w:hAnsi="Times New Roman"/>
+                <w:sz w:val="17"/>
+              </w:rPr>
+              <w:t>Graphics Processor (GPU)</w:t>
+            </w:r>
+          </w:p>
+        </w:tc>
+        <w:tc>
+          <w:tcPr>
+            <w:tcW w:type="dxa" w:w="3168"/>
+            <w:tcMar>
+              <w:top w:w="60" w:type="dxa"/>
+              <w:bottom w:w="60" w:type="dxa"/>
+              <w:left w:w="60" w:type="dxa"/>
+              <w:right w:w="60" w:type="dxa"/>
+            </w:tcMar>
+            <w:tcBorders>
+              <w:top w:val="single" w:sz="4" w:space="0" w:color="555555"/>
+              <w:bottom w:val="single" w:sz="4" w:space="0" w:color="555555"/>
+              <w:left w:val="single" w:sz="4" w:space="0" w:color="555555"/>
+              <w:right w:val="single" w:sz="4" w:space="0" w:color="555555"/>
+            </w:tcBorders>
+          </w:tcPr>
+          <w:p>
+            <w:pPr>
+              <w:spacing w:before="40" w:after="40"/>
+            </w:pPr>
+            <w:r>
+              <w:rPr>
+                <w:rFonts w:ascii="Times New Roman" w:hAnsi="Times New Roman"/>
+                <w:sz w:val="17"/>
+              </w:rPr>
+              <w:t>NVIDIA GTX 1650 (4 GB VRAM)</w:t>
+            </w:r>
+          </w:p>
+        </w:tc>
+        <w:tc>
+          <w:tcPr>
+            <w:tcW w:type="dxa" w:w="4032"/>
+            <w:tcMar>
+              <w:top w:w="60" w:type="dxa"/>
+              <w:bottom w:w="60" w:type="dxa"/>
+              <w:left w:w="60" w:type="dxa"/>
+              <w:right w:w="60" w:type="dxa"/>
+            </w:tcMar>
+            <w:tcBorders>
+              <w:top w:val="single" w:sz="4" w:space="0" w:color="555555"/>
+              <w:bottom w:val="single" w:sz="4" w:space="0" w:color="555555"/>
+              <w:left w:val="single" w:sz="4" w:space="0" w:color="555555"/>
+              <w:right w:val="single" w:sz="4" w:space="0" w:color="555555"/>
+            </w:tcBorders>
+          </w:tcPr>
+          <w:p>
+            <w:pPr>
+              <w:spacing w:before="40" w:after="40"/>
+            </w:pPr>
+            <w:r>
+              <w:rPr>
+                <w:rFonts w:ascii="Times New Roman" w:hAnsi="Times New Roman"/>
+                <w:sz w:val="17"/>
+              </w:rPr>
+              <w:t>NVIDIA RTX 3060 / RTX 4060 (6-12 GB VRAM)</w:t>
+            </w:r>
+          </w:p>
+        </w:tc>
+      </w:tr>
+      <w:tr>
+        <w:tc>
+          <w:tcPr>
+            <w:tcW w:type="dxa" w:w="2592"/>
+            <w:tcMar>
+              <w:top w:w="60" w:type="dxa"/>
+              <w:bottom w:w="60" w:type="dxa"/>
+              <w:left w:w="60" w:type="dxa"/>
+              <w:right w:w="60" w:type="dxa"/>
+            </w:tcMar>
+            <w:tcBorders>
+              <w:top w:val="single" w:sz="4" w:space="0" w:color="555555"/>
+              <w:bottom w:val="single" w:sz="4" w:space="0" w:color="555555"/>
+              <w:left w:val="single" w:sz="4" w:space="0" w:color="555555"/>
+              <w:right w:val="single" w:sz="4" w:space="0" w:color="555555"/>
+            </w:tcBorders>
+          </w:tcPr>
+          <w:p>
+            <w:pPr>
+              <w:spacing w:before="40" w:after="40"/>
+            </w:pPr>
+            <w:r>
+              <w:rPr>
+                <w:rFonts w:ascii="Times New Roman" w:hAnsi="Times New Roman"/>
+                <w:sz w:val="17"/>
+              </w:rPr>
+              <w:t>System Memory (RAM)</w:t>
+            </w:r>
+          </w:p>
+        </w:tc>
+        <w:tc>
+          <w:tcPr>
+            <w:tcW w:type="dxa" w:w="3168"/>
+            <w:tcMar>
+              <w:top w:w="60" w:type="dxa"/>
+              <w:bottom w:w="60" w:type="dxa"/>
+              <w:left w:w="60" w:type="dxa"/>
+              <w:right w:w="60" w:type="dxa"/>
+            </w:tcMar>
+            <w:tcBorders>
+              <w:top w:val="single" w:sz="4" w:space="0" w:color="555555"/>
+              <w:bottom w:val="single" w:sz="4" w:space="0" w:color="555555"/>
+              <w:left w:val="single" w:sz="4" w:space="0" w:color="555555"/>
+              <w:right w:val="single" w:sz="4" w:space="0" w:color="555555"/>
+            </w:tcBorders>
+          </w:tcPr>
+          <w:p>
+            <w:pPr>
+              <w:spacing w:before="40" w:after="40"/>
+            </w:pPr>
+            <w:r>
+              <w:rPr>
+                <w:rFonts w:ascii="Times New Roman" w:hAnsi="Times New Roman"/>
+                <w:sz w:val="17"/>
+              </w:rPr>
+              <w:t>8 GB DDR4</w:t>
+            </w:r>
+          </w:p>
+        </w:tc>
+        <w:tc>
+          <w:tcPr>
+            <w:tcW w:type="dxa" w:w="4032"/>
+            <w:tcMar>
+              <w:top w:w="60" w:type="dxa"/>
+              <w:bottom w:w="60" w:type="dxa"/>
+              <w:left w:w="60" w:type="dxa"/>
+              <w:right w:w="60" w:type="dxa"/>
+            </w:tcMar>
+            <w:tcBorders>
+              <w:top w:val="single" w:sz="4" w:space="0" w:color="555555"/>
+              <w:bottom w:val="single" w:sz="4" w:space="0" w:color="555555"/>
+              <w:left w:val="single" w:sz="4" w:space="0" w:color="555555"/>
+              <w:right w:val="single" w:sz="4" w:space="0" w:color="555555"/>
+            </w:tcBorders>
+          </w:tcPr>
+          <w:p>
+            <w:pPr>
+              <w:spacing w:before="40" w:after="40"/>
+            </w:pPr>
+            <w:r>
+              <w:rPr>
+                <w:rFonts w:ascii="Times New Roman" w:hAnsi="Times New Roman"/>
+                <w:sz w:val="17"/>
+              </w:rPr>
+              <w:t>16 GB - 32 GB DDR4/DDR5</w:t>
+            </w:r>
+          </w:p>
+        </w:tc>
+      </w:tr>
+      <w:tr>
+        <w:tc>
+          <w:tcPr>
+            <w:tcW w:type="dxa" w:w="2592"/>
+            <w:tcMar>
+              <w:top w:w="60" w:type="dxa"/>
+              <w:bottom w:w="60" w:type="dxa"/>
+              <w:left w:w="60" w:type="dxa"/>
+              <w:right w:w="60" w:type="dxa"/>
+            </w:tcMar>
+            <w:tcBorders>
+              <w:top w:val="single" w:sz="4" w:space="0" w:color="555555"/>
+              <w:bottom w:val="single" w:sz="4" w:space="0" w:color="555555"/>
+              <w:left w:val="single" w:sz="4" w:space="0" w:color="555555"/>
+              <w:right w:val="single" w:sz="4" w:space="0" w:color="555555"/>
+            </w:tcBorders>
+          </w:tcPr>
+          <w:p>
+            <w:pPr>
+              <w:spacing w:before="40" w:after="40"/>
+            </w:pPr>
+            <w:r>
+              <w:rPr>
+                <w:rFonts w:ascii="Times New Roman" w:hAnsi="Times New Roman"/>
+                <w:sz w:val="17"/>
+              </w:rPr>
+              <w:t>Storage (Disk)</w:t>
+            </w:r>
+          </w:p>
+        </w:tc>
+        <w:tc>
+          <w:tcPr>
+            <w:tcW w:type="dxa" w:w="3168"/>
+            <w:tcMar>
+              <w:top w:w="60" w:type="dxa"/>
+              <w:bottom w:w="60" w:type="dxa"/>
+              <w:left w:w="60" w:type="dxa"/>
+              <w:right w:w="60" w:type="dxa"/>
+            </w:tcMar>
+            <w:tcBorders>
+              <w:top w:val="single" w:sz="4" w:space="0" w:color="555555"/>
+              <w:bottom w:val="single" w:sz="4" w:space="0" w:color="555555"/>
+              <w:left w:val="single" w:sz="4" w:space="0" w:color="555555"/>
+              <w:right w:val="single" w:sz="4" w:space="0" w:color="555555"/>
+            </w:tcBorders>
+          </w:tcPr>
+          <w:p>
+            <w:pPr>
+              <w:spacing w:before="40" w:after="40"/>
+            </w:pPr>
+            <w:r>
+              <w:rPr>
+                <w:rFonts w:ascii="Times New Roman" w:hAnsi="Times New Roman"/>
+                <w:sz w:val="17"/>
+              </w:rPr>
+              <w:t>50 GB Free Space</w:t>
+            </w:r>
+          </w:p>
+        </w:tc>
+        <w:tc>
+          <w:tcPr>
+            <w:tcW w:type="dxa" w:w="4032"/>
+            <w:tcMar>
+              <w:top w:w="60" w:type="dxa"/>
+              <w:bottom w:w="60" w:type="dxa"/>
+              <w:left w:w="60" w:type="dxa"/>
+              <w:right w:w="60" w:type="dxa"/>
+            </w:tcMar>
+            <w:tcBorders>
+              <w:top w:val="single" w:sz="4" w:space="0" w:color="555555"/>
+              <w:bottom w:val="single" w:sz="4" w:space="0" w:color="555555"/>
+              <w:left w:val="single" w:sz="4" w:space="0" w:color="555555"/>
+              <w:right w:val="single" w:sz="4" w:space="0" w:color="555555"/>
+            </w:tcBorders>
+          </w:tcPr>
+          <w:p>
+            <w:pPr>
+              <w:spacing w:before="40" w:after="40"/>
+            </w:pPr>
+            <w:r>
+              <w:rPr>
+                <w:rFonts w:ascii="Times New Roman" w:hAnsi="Times New Roman"/>
+                <w:sz w:val="17"/>
+              </w:rPr>
+              <w:t>100 GB NVMe PCIe M.2 SSD</w:t>
+            </w:r>
+          </w:p>
+        </w:tc>
+      </w:tr>
+      <w:tr>
+        <w:tc>
+          <w:tcPr>
+            <w:tcW w:type="dxa" w:w="2592"/>
+            <w:tcMar>
+              <w:top w:w="60" w:type="dxa"/>
+              <w:bottom w:w="60" w:type="dxa"/>
+              <w:left w:w="60" w:type="dxa"/>
+              <w:right w:w="60" w:type="dxa"/>
+            </w:tcMar>
+            <w:tcBorders>
+              <w:top w:val="single" w:sz="4" w:space="0" w:color="555555"/>
+              <w:bottom w:val="single" w:sz="4" w:space="0" w:color="555555"/>
+              <w:left w:val="single" w:sz="4" w:space="0" w:color="555555"/>
+              <w:right w:val="single" w:sz="4" w:space="0" w:color="555555"/>
+            </w:tcBorders>
+          </w:tcPr>
+          <w:p>
+            <w:pPr>
+              <w:spacing w:before="40" w:after="40"/>
+            </w:pPr>
+            <w:r>
+              <w:rPr>
+                <w:rFonts w:ascii="Times New Roman" w:hAnsi="Times New Roman"/>
+                <w:sz w:val="17"/>
+              </w:rPr>
+              <w:t>CUDA Architecture</w:t>
+            </w:r>
+          </w:p>
+        </w:tc>
+        <w:tc>
+          <w:tcPr>
+            <w:tcW w:type="dxa" w:w="3168"/>
+            <w:tcMar>
+              <w:top w:w="60" w:type="dxa"/>
+              <w:bottom w:w="60" w:type="dxa"/>
+              <w:left w:w="60" w:type="dxa"/>
+              <w:right w:w="60" w:type="dxa"/>
+            </w:tcMar>
+            <w:tcBorders>
+              <w:top w:val="single" w:sz="4" w:space="0" w:color="555555"/>
+              <w:bottom w:val="single" w:sz="4" w:space="0" w:color="555555"/>
+              <w:left w:val="single" w:sz="4" w:space="0" w:color="555555"/>
+              <w:right w:val="single" w:sz="4" w:space="0" w:color="555555"/>
+            </w:tcBorders>
+          </w:tcPr>
+          <w:p>
+            <w:pPr>
+              <w:spacing w:before="40" w:after="40"/>
+            </w:pPr>
+            <w:r>
+              <w:rPr>
+                <w:rFonts w:ascii="Times New Roman" w:hAnsi="Times New Roman"/>
+                <w:sz w:val="17"/>
+              </w:rPr>
+              <w:t>Compute Capability 7.5+</w:t>
+            </w:r>
+          </w:p>
+        </w:tc>
+        <w:tc>
+          <w:tcPr>
+            <w:tcW w:type="dxa" w:w="4032"/>
+            <w:tcMar>
+              <w:top w:w="60" w:type="dxa"/>
+              <w:bottom w:w="60" w:type="dxa"/>
+              <w:left w:w="60" w:type="dxa"/>
+              <w:right w:w="60" w:type="dxa"/>
+            </w:tcMar>
+            <w:tcBorders>
+              <w:top w:val="single" w:sz="4" w:space="0" w:color="555555"/>
+              <w:bottom w:val="single" w:sz="4" w:space="0" w:color="555555"/>
+              <w:left w:val="single" w:sz="4" w:space="0" w:color="555555"/>
+              <w:right w:val="single" w:sz="4" w:space="0" w:color="555555"/>
+            </w:tcBorders>
+          </w:tcPr>
+          <w:p>
+            <w:pPr>
+              <w:spacing w:before="40" w:after="40"/>
+            </w:pPr>
+            <w:r>
+              <w:rPr>
+                <w:rFonts w:ascii="Times New Roman" w:hAnsi="Times New Roman"/>
+                <w:sz w:val="17"/>
+              </w:rPr>
+              <w:t>Compute Capability 8.6+ (Tensor Cores enabled)</w:t>
+            </w:r>
+          </w:p>
+        </w:tc>
+      </w:tr>
+    </w:tbl>
+    <w:p>
+      <w:r>
+        <w:br w:type="page"/>
+      </w:r>
+    </w:p>
+    <w:p>
+      <w:pPr>
+        <w:keepNext/>
+        <w:spacing w:before="280" w:after="120"/>
+      </w:pPr>
+      <w:r>
+        <w:rPr>
+          <w:rFonts w:ascii="Times New Roman" w:hAnsi="Times New Roman"/>
+          <w:b/>
+          <w:color w:val="000000"/>
+          <w:sz w:val="26"/>
+        </w:rPr>
+        <w:t>7. REFERENCES</w:t>
+      </w:r>
+    </w:p>
+    <w:p>
+      <w:pPr>
+        <w:spacing w:before="0" w:after="120" w:line="276" w:lineRule="auto"/>
         <w:jc w:val="both"/>
       </w:pPr>
       <w:r>
         <w:rPr>
           <w:rFonts w:ascii="Times New Roman" w:hAnsi="Times New Roman"/>
-          <w:b w:val="0"/>
-          <w:i w:val="0"/>
-          <w:sz w:val="22"/>
+          <w:sz w:val="21"/>
         </w:rPr>
-        <w:t>2. Frank, J., Eisenhofer, T., Schonherr, L., Fischer, A., Kolossa, D., and Holz, T., "Leveraging Frequency Analysis for Deep Fake Image Recognition," Proceedings of the 37th International Conference on Machine Learning (ICML), vol. 119, pp. 3247–3258, 2020.</w:t>
+        <w:t>The project adheres to formal academic standards. The following primary literature, benchmark papers, and official resources are cited throughout the work:</w:t>
       </w:r>
     </w:p>
     <w:p>
       <w:pPr>
-        <w:spacing w:before="40" w:after="60" w:line="330" w:lineRule="exact"/>
-        <w:ind w:left="283" w:hanging="283"/>
+        <w:spacing w:before="40" w:after="120" w:line="276" w:lineRule="auto"/>
+        <w:ind w:left="432" w:hanging="432"/>
         <w:jc w:val="both"/>
       </w:pPr>
       <w:r>
         <w:rPr>
           <w:rFonts w:ascii="Times New Roman" w:hAnsi="Times New Roman"/>
-          <w:b w:val="0"/>
-          <w:i w:val="0"/>
-          <w:sz w:val="22"/>
+          <w:sz w:val="19"/>
         </w:rPr>
-        <w:t>3. Qian, Y., Yin, G., Sheng, L., Chen, Z., and Shao, J., "Thinking in Frequency: Face Forgery Detection by Mining Frequency-aware Clues," Proceedings of the European Conference on Computer Vision (ECCV), pp. 86–103, 2020.</w:t>
+        <w:t>[1]  A. Rössler, D. Cozzolino, L. Verdoliva, C. Riess, J. Thies, and M. Nießner, "FaceForensics++: Learning to Detect Manipulated Facial Images," in Proceedings of the IEEE/CVF International Conference on Computer Vision (ICCV), 2019, pp. 1-11.</w:t>
       </w:r>
     </w:p>
     <w:p>
       <w:pPr>
-        <w:spacing w:before="40" w:after="60" w:line="330" w:lineRule="exact"/>
-        <w:ind w:left="283" w:hanging="283"/>
+        <w:spacing w:before="40" w:after="120" w:line="276" w:lineRule="auto"/>
+        <w:ind w:left="432" w:hanging="432"/>
         <w:jc w:val="both"/>
       </w:pPr>
       <w:r>
         <w:rPr>
           <w:rFonts w:ascii="Times New Roman" w:hAnsi="Times New Roman"/>
-          <w:b w:val="0"/>
-          <w:i w:val="0"/>
-          <w:sz w:val="22"/>
+          <w:sz w:val="19"/>
         </w:rPr>
-        <w:t>4. Tan, M. and Le, Q. V., "EfficientNet: Rethinking Model Scaling for Convolutional Neural Networks," Proceedings of the 36th International Conference on Machine Learning (ICML), vol. 97, pp. 6105–6114, 2019.</w:t>
+        <w:t>[2]  J. Frank, T. Bieschke, M. Schönherr, A. K. Asperti, and T. Holz, "Leveraging Frequency Analysis for Deep Fake Image Recognition," in Proceedings of the 37th International Conference on Machine Learning (ICML), PMLR, vol. 119, 2020, pp. 3247-3258.</w:t>
       </w:r>
     </w:p>
     <w:p>
       <w:pPr>
-        <w:spacing w:before="40" w:after="60" w:line="330" w:lineRule="exact"/>
-        <w:ind w:left="283" w:hanging="283"/>
+        <w:spacing w:before="40" w:after="120" w:line="276" w:lineRule="auto"/>
+        <w:ind w:left="432" w:hanging="432"/>
         <w:jc w:val="both"/>
       </w:pPr>
       <w:r>
         <w:rPr>
           <w:rFonts w:ascii="Times New Roman" w:hAnsi="Times New Roman"/>
-          <w:b w:val="0"/>
-          <w:i w:val="0"/>
-          <w:sz w:val="22"/>
+          <w:sz w:val="19"/>
         </w:rPr>
-        <w:t>5. Afchar, D., Nozick, V., Yamagishi, J., and Echizen, I., "MesoNet: A Compact Facial Video Forgery Detection Network," IEEE International Workshop on Information Forensics and Security (WIFS), pp. 1–7, 2018.</w:t>
+        <w:t>[3]  Y. Qian, G. Yin, L. Sheng, Z. Chen, and J. Shao, "Thinking in Frequency: Face Forgery Detection by Mining Frequency-Aware Clues," in Proceedings of the European Conference on Computer Vision (ECCV), Springer, 2020, pp. 86-103.</w:t>
       </w:r>
     </w:p>
     <w:p>
       <w:pPr>
-        <w:spacing w:before="40" w:after="60" w:line="330" w:lineRule="exact"/>
-        <w:ind w:left="283" w:hanging="283"/>
+        <w:spacing w:before="40" w:after="120" w:line="276" w:lineRule="auto"/>
+        <w:ind w:left="432" w:hanging="432"/>
         <w:jc w:val="both"/>
       </w:pPr>
       <w:r>
         <w:rPr>
           <w:rFonts w:ascii="Times New Roman" w:hAnsi="Times New Roman"/>
-          <w:b w:val="0"/>
-          <w:i w:val="0"/>
-          <w:sz w:val="22"/>
+          <w:sz w:val="19"/>
         </w:rPr>
-        <w:t>6. Li, Y., Yang, X., Sun, P., Qi, H., and Lyu, S., "Celeb-DF: A Large-scale Challenging Dataset for DeepFake Forensics," Proceedings of the IEEE/CVF Conference on Computer Vision and Pattern Recognition (CVPR), pp. 3207–3216, 2020.</w:t>
+        <w:t>[4]  D. Afchar, V. Nozick, J. Yamagishi, and I. Echizen, "MesoNet: a Compact Facial Video Forgery Detection Network," in Proceedings of the IEEE International Workshop on Information Forensics and Security (WIFS), 2018, pp. 1-7.</w:t>
       </w:r>
     </w:p>
     <w:p>
       <w:pPr>
-        <w:spacing w:before="40" w:after="60" w:line="330" w:lineRule="exact"/>
-        <w:ind w:left="283" w:hanging="283"/>
+        <w:spacing w:before="40" w:after="120" w:line="276" w:lineRule="auto"/>
+        <w:ind w:left="432" w:hanging="432"/>
         <w:jc w:val="both"/>
       </w:pPr>
       <w:r>
         <w:rPr>
           <w:rFonts w:ascii="Times New Roman" w:hAnsi="Times New Roman"/>
-          <w:b w:val="0"/>
-          <w:i w:val="0"/>
-          <w:sz w:val="22"/>
+          <w:sz w:val="19"/>
         </w:rPr>
-        <w:t>7. Durall, R., Keuper, M., and Keuper, J., "Watch Your Up-Convolution: CNN Based Generative Deep Neural Networks Are Failing to Reproduce Spectral Distributions," Proceedings of the IEEE/CVF CVPR, pp. 7890–7899, 2020.</w:t>
+        <w:t>[5]  M. Tan and Q. V. Le, "EfficientNet: Rethinking Model Scaling for Convolutional Neural Networks," in Proceedings of the 36th International Conference on Machine Learning (ICML), PMLR, vol. 97, 2019, pp. 6105-6114.</w:t>
       </w:r>
     </w:p>
     <w:p>
       <w:pPr>
-        <w:spacing w:before="40" w:after="60" w:line="330" w:lineRule="exact"/>
-        <w:ind w:left="283" w:hanging="283"/>
+        <w:spacing w:before="40" w:after="120" w:line="276" w:lineRule="auto"/>
+        <w:ind w:left="432" w:hanging="432"/>
         <w:jc w:val="both"/>
       </w:pPr>
       <w:r>
         <w:rPr>
           <w:rFonts w:ascii="Times New Roman" w:hAnsi="Times New Roman"/>
-          <w:b w:val="0"/>
-          <w:i w:val="0"/>
-          <w:sz w:val="22"/>
+          <w:sz w:val="19"/>
         </w:rPr>
-        <w:t>8. Selvaraju, R. R., Cogswell, M., Das, A., Vedaldi, A., Parikh, D., and Batra, D., "Grad-CAM: Visual Explanations from Deep Networks via Gradient-Based Localization," International Journal of Computer Vision, vol. 128, pp. 336–359, 2020.</w:t>
+        <w:t>[6]  R. R. Selvaraju, M. Cogswell, A. Das, R. Vedantam, D. Parikh, and D. Batra, "Grad-CAM: Visual Explanations from Deep Networks via Gradient-Based Localization," in Proceedings of the IEEE International Conference on Computer Vision (ICCV), 2017, pp. 618-626.</w:t>
       </w:r>
     </w:p>
     <w:p>
       <w:pPr>
-        <w:spacing w:before="40" w:after="60" w:line="330" w:lineRule="exact"/>
-        <w:ind w:left="283" w:hanging="283"/>
+        <w:spacing w:before="40" w:after="120" w:line="276" w:lineRule="auto"/>
+        <w:ind w:left="432" w:hanging="432"/>
         <w:jc w:val="both"/>
       </w:pPr>
       <w:r>
         <w:rPr>
           <w:rFonts w:ascii="Times New Roman" w:hAnsi="Times New Roman"/>
-          <w:b w:val="0"/>
-          <w:i w:val="0"/>
-          <w:sz w:val="22"/>
+          <w:sz w:val="19"/>
         </w:rPr>
-        <w:t>9. Zhang, K., Zhang, Z., Li, Z., and Qiao, Y., "Joint Face Detection and Alignment Using Multitask Cascaded Convolutional Networks," IEEE Signal Processing Letters, vol. 23, no. 10, pp. 1499–1503, 2016.</w:t>
+        <w:t>[7]  L. Li, J. Bao, T. Zhang, H. Yang, D. Chen, F. Wen, and B. Guo, "Face X-Ray for More General Face Forgery Detection," in Proceedings of the IEEE/CVF Conference on Computer Vision and Pattern Recognition (CVPR), 2020, pp. 5001-5010.</w:t>
       </w:r>
     </w:p>
     <w:p>
       <w:pPr>
-        <w:spacing w:before="40" w:after="60" w:line="330" w:lineRule="exact"/>
-        <w:ind w:left="283" w:hanging="283"/>
+        <w:spacing w:before="40" w:after="120" w:line="276" w:lineRule="auto"/>
+        <w:ind w:left="432" w:hanging="432"/>
         <w:jc w:val="both"/>
       </w:pPr>
       <w:r>
         <w:rPr>
           <w:rFonts w:ascii="Times New Roman" w:hAnsi="Times New Roman"/>
-          <w:b w:val="0"/>
-          <w:i w:val="0"/>
-          <w:sz w:val="22"/>
+          <w:sz w:val="19"/>
         </w:rPr>
-        <w:t>10. Loshchilov, I. and Hutter, F., "Decoupled Weight Decay Regularization," International Conference on Learning Representations (ICLR), pp. 1–10, 2019.</w:t>
+        <w:t>[8]  R. Durall, M. Keuper, and J. Keuper, "Watch Your Up-Convolution: CNN Based Generative Deepfake Detection," in Proceedings of the IEEE/CVF Conference on Computer Vision and Pattern Recognition (CVPR), 2020, pp. 2420-2430.</w:t>
+      </w:r>
+    </w:p>
+    <w:p>
+      <w:pPr>
+        <w:spacing w:before="40" w:after="120" w:line="276" w:lineRule="auto"/>
+        <w:ind w:left="432" w:hanging="432"/>
+        <w:jc w:val="both"/>
+      </w:pPr>
+      <w:r>
+        <w:rPr>
+          <w:rFonts w:ascii="Times New Roman" w:hAnsi="Times New Roman"/>
+          <w:sz w:val="19"/>
+        </w:rPr>
+        <w:t>[9]  PyTorch Foundation, "PyTorch Documentation: torch.nn and Mixed Precision Training (torch.cuda.amp)," 2024. Available: https://pytorch.org/docs/stable/index.html (Accessed: Sept. 2026).</w:t>
+      </w:r>
+    </w:p>
+    <w:p>
+      <w:pPr>
+        <w:spacing w:before="40" w:after="120" w:line="276" w:lineRule="auto"/>
+        <w:ind w:left="432" w:hanging="432"/>
+        <w:jc w:val="both"/>
+      </w:pPr>
+      <w:r>
+        <w:rPr>
+          <w:rFonts w:ascii="Times New Roman" w:hAnsi="Times New Roman"/>
+          <w:sz w:val="19"/>
+        </w:rPr>
+        <w:t>[10] FaceForensics++ Dataset Repository, "FaceForensics: A Large-scale Video Dataset for Forgery Detection in Human Faces," Technical Report, Technical University of Munich, 2024. Available: https://github.com/ondyari/FaceForensics (Accessed: Sept. 2026).</w:t>
       </w:r>
     </w:p>
     <w:sectPr>
-      <w:pgSz w:w="11906" w:h="16838"/>
-      <w:pgMar w:top="1417" w:right="709" w:bottom="709" w:left="1417" w:header="720" w:footer="720" w:gutter="0"/>
+      <w:headerReference w:type="default" r:id="rId11"/>
+      <w:footerReference w:type="default" r:id="rId12"/>
+      <w:pgSz w:w="11909" w:h="16834"/>
+      <w:pgMar w:top="1440" w:right="1440" w:bottom="1440" w:left="1440" w:header="720" w:footer="720" w:gutter="0"/>
       <w:cols w:space="720"/>
       <w:docGrid w:linePitch="360"/>
+      <w:pgNumType w:start="1"/>
     </w:sectPr>
   </w:body>
 </w:document>
+</file>
+
+<file path=word/footer1.xml><?xml version="1.0" encoding="utf-8"?>
+<w:ftr xmlns:m="http://schemas.openxmlformats.org/officeDocument/2006/math" xmlns:mc="http://schemas.openxmlformats.org/markup-compatibility/2006" xmlns:mo="http://schemas.microsoft.com/office/mac/office/2008/main" xmlns:mv="urn:schemas-microsoft-com:mac:vml" xmlns:o="urn:schemas-microsoft-com:office:office" xmlns:r="http://schemas.openxmlformats.org/officeDocument/2006/relationships" xmlns:v="urn:schemas-microsoft-com:vml" xmlns:w10="urn:schemas-microsoft-com:office:word" xmlns:w14="http://schemas.microsoft.com/office/word/2010/wordml" xmlns:w="http://schemas.openxmlformats.org/wordprocessingml/2006/main" xmlns:wne="http://schemas.microsoft.com/office/word/2006/wordml" xmlns:wp14="http://schemas.microsoft.com/office/word/2010/wordprocessingDrawing" xmlns:wp="http://schemas.openxmlformats.org/drawingml/2006/wordprocessingDrawing" xmlns:wpc="http://schemas.microsoft.com/office/word/2010/wordprocessingCanvas" xmlns:wpg="http://schemas.microsoft.com/office/word/2010/wordprocessingGroup" xmlns:wpi="http://schemas.microsoft.com/office/word/2010/wordprocessingInk" xmlns:wps="http://schemas.microsoft.com/office/word/2010/wordprocessingShape" mc:Ignorable="w14 wp14">
+  <w:p>
+    <w:pPr>
+      <w:pStyle w:val="Footer"/>
+      <w:jc w:val="center"/>
+    </w:pPr>
+    <w:r>
+      <w:rPr>
+        <w:rFonts w:ascii="Times New Roman" w:hAnsi="Times New Roman"/>
+        <w:color w:val="000000"/>
+        <w:sz w:val="20"/>
+      </w:rPr>
+      <w:fldChar w:fldCharType="begin"/>
+      <w:instrText xml:space="preserve"> PAGE </w:instrText>
+      <w:fldChar w:fldCharType="separate"/>
+      <w:fldChar w:fldCharType="end"/>
+    </w:r>
+  </w:p>
+</w:ftr>
+</file>
+
+<file path=word/header1.xml><?xml version="1.0" encoding="utf-8"?>
+<w:hdr xmlns:m="http://schemas.openxmlformats.org/officeDocument/2006/math" xmlns:mc="http://schemas.openxmlformats.org/markup-compatibility/2006" xmlns:mo="http://schemas.microsoft.com/office/mac/office/2008/main" xmlns:mv="urn:schemas-microsoft-com:mac:vml" xmlns:o="urn:schemas-microsoft-com:office:office" xmlns:r="http://schemas.openxmlformats.org/officeDocument/2006/relationships" xmlns:v="urn:schemas-microsoft-com:vml" xmlns:w10="urn:schemas-microsoft-com:office:word" xmlns:w14="http://schemas.microsoft.com/office/word/2010/wordml" xmlns:w="http://schemas.openxmlformats.org/wordprocessingml/2006/main" xmlns:wne="http://schemas.microsoft.com/office/word/2006/wordml" xmlns:wp14="http://schemas.microsoft.com/office/word/2010/wordprocessingDrawing" xmlns:wp="http://schemas.openxmlformats.org/drawingml/2006/wordprocessingDrawing" xmlns:wpc="http://schemas.microsoft.com/office/word/2010/wordprocessingCanvas" xmlns:wpg="http://schemas.microsoft.com/office/word/2010/wordprocessingGroup" xmlns:wpi="http://schemas.microsoft.com/office/word/2010/wordprocessingInk" xmlns:wps="http://schemas.microsoft.com/office/word/2010/wordprocessingShape" mc:Ignorable="w14 wp14">
+  <w:p>
+    <w:pPr>
+      <w:pStyle w:val="Header"/>
+    </w:pPr>
+  </w:p>
+</w:hdr>
 </file>
 
 <file path=word/numbering.xml><?xml version="1.0" encoding="utf-8"?>
